--- a/report.docx
+++ b/report.docx
@@ -4,17 +4,9 @@
   <w:body>
     <w:p>
       <w:pPr>
-        <w:pStyle w:val="Heading2"/>
-        <w:rPr>
-          <w:sz w:val="52"/>
-          <w:szCs w:val="52"/>
-        </w:rPr>
-      </w:pPr>
-      <w:r>
-        <w:rPr>
-          <w:sz w:val="52"/>
-          <w:szCs w:val="52"/>
-        </w:rPr>
+        <w:pStyle w:val="Heading1"/>
+      </w:pPr>
+      <w:r>
         <w:t>BÁO CÁO 30/7/2026</w:t>
       </w:r>
     </w:p>
@@ -135,6 +127,9 @@
     </w:p>
     <w:p/>
     <w:p>
+      <w:r>
+        <w:t xml:space="preserve">- </w:t>
+      </w:r>
       <w:r>
         <w:t>PX4 gọi EKF2 là estimator được khuyến nghị để ước lượng attitude, vị trí, vận tốc 3D và gió</w:t>
       </w:r>
@@ -151,42 +146,46 @@
       </w:hyperlink>
     </w:p>
     <w:p>
-      <w:r>
-        <w:t>https://docs.px4.io/v1.17/en/advanced_config/tuning_the_ecl_ekf</w:t>
-      </w:r>
-    </w:p>
-    <w:p>
-      <w:r>
-        <w:br w:type="page"/>
-      </w:r>
-    </w:p>
-    <w:p>
-      <w:r>
+      <w:hyperlink r:id="rId6" w:history="1">
+        <w:r>
+          <w:rPr>
+            <w:rStyle w:val="Hyperlink"/>
+          </w:rPr>
+          <w:t>https://docs.px4.io/v1.17/en/advanced_config/tuning_the_ecl_ekf</w:t>
+        </w:r>
+      </w:hyperlink>
+    </w:p>
+    <w:p/>
+    <w:p>
+      <w:r>
+        <w:t>S</w:t>
+      </w:r>
+      <w:r>
+        <w:t>tate estimator (ekf2, lpe, q)</w:t>
+      </w:r>
+    </w:p>
+    <w:p>
+      <w:r>
+        <w:t>+ekf2 (recommend) : altitude, position, velocity, wind  state</w:t>
+      </w:r>
+    </w:p>
+    <w:p>
+      <w:r>
+        <w:t>+ lpe: 3d position (deprecated)</w:t>
+      </w:r>
+    </w:p>
+    <w:p>
+      <w:r>
+        <w:t>+ q: simple, quaternion based complementary for altitude (not required gps, mag, baro)</w:t>
+      </w:r>
+    </w:p>
+    <w:p/>
+    <w:p>
+      <w:r>
+        <w:rPr>
+          <w:noProof/>
+        </w:rPr>
         <w:lastRenderedPageBreak/>
-        <w:t>state estimator (ekf2, lpe, q)</w:t>
-      </w:r>
-    </w:p>
-    <w:p>
-      <w:r>
-        <w:t>+ekf2 (recommend) : altitude, position, velocity, wind  state</w:t>
-      </w:r>
-    </w:p>
-    <w:p>
-      <w:r>
-        <w:t>+ lpe: 3d position (deprecated)</w:t>
-      </w:r>
-    </w:p>
-    <w:p>
-      <w:r>
-        <w:t>+ q: simple, quaternion based complementary for altitude (not required gps, mag, baro)</w:t>
-      </w:r>
-    </w:p>
-    <w:p/>
-    <w:p>
-      <w:r>
-        <w:rPr>
-          <w:noProof/>
-        </w:rPr>
         <w:drawing>
           <wp:inline distT="0" distB="0" distL="0" distR="0" wp14:anchorId="0157ED37" wp14:editId="25341925">
             <wp:extent cx="5943600" cy="3601720"/>
@@ -203,7 +202,7 @@
                     <pic:cNvPicPr/>
                   </pic:nvPicPr>
                   <pic:blipFill>
-                    <a:blip r:embed="rId6"/>
+                    <a:blip r:embed="rId7"/>
                     <a:stretch>
                       <a:fillRect/>
                     </a:stretch>
@@ -226,17 +225,9 @@
     </w:p>
     <w:p>
       <w:pPr>
-        <w:pStyle w:val="Heading2"/>
-        <w:rPr>
-          <w:sz w:val="52"/>
-          <w:szCs w:val="52"/>
-        </w:rPr>
-      </w:pPr>
-      <w:r>
-        <w:rPr>
-          <w:sz w:val="52"/>
-          <w:szCs w:val="52"/>
-        </w:rPr>
+        <w:pStyle w:val="Heading1"/>
+      </w:pPr>
+      <w:r>
         <w:t>BÁO CÁO 11/8/2026</w:t>
       </w:r>
     </w:p>
@@ -368,7 +359,7 @@
       <w:r>
         <w:t xml:space="preserve">Truy cập: </w:t>
       </w:r>
-      <w:hyperlink r:id="rId7" w:tgtFrame="_blank" w:history="1">
+      <w:hyperlink r:id="rId8" w:tgtFrame="_blank" w:history="1">
         <w:r>
           <w:rPr>
             <w:rStyle w:val="Hyperlink"/>
@@ -417,6 +408,7 @@
         </w:numPr>
       </w:pPr>
       <w:r>
+        <w:lastRenderedPageBreak/>
         <w:t>Chọn:</w:t>
       </w:r>
     </w:p>
@@ -526,7 +518,7 @@
       <w:r>
         <w:t xml:space="preserve">Tải bản release mới nhất từ GitHub: </w:t>
       </w:r>
-      <w:hyperlink r:id="rId8" w:tgtFrame="_blank" w:history="1">
+      <w:hyperlink r:id="rId9" w:tgtFrame="_blank" w:history="1">
         <w:r>
           <w:rPr>
             <w:rStyle w:val="Hyperlink"/>
@@ -700,6 +692,7 @@
         </w:numPr>
       </w:pPr>
       <w:r>
+        <w:lastRenderedPageBreak/>
         <w:t>http://dronebridge.local</w:t>
       </w:r>
     </w:p>
@@ -921,12 +914,11 @@
     </w:p>
     <w:p>
       <w:pPr>
-        <w:pStyle w:val="ListParagraph"/>
-        <w:numPr>
-          <w:ilvl w:val="0"/>
-          <w:numId w:val="7"/>
-        </w:numPr>
-      </w:pPr>
+        <w:ind w:left="720"/>
+      </w:pPr>
+      <w:r>
+        <w:t xml:space="preserve">=&gt; </w:t>
+      </w:r>
       <w:r>
         <w:t>Phát hiện java không tương thích -&gt; Cài lại bản java tương thích</w:t>
       </w:r>
@@ -951,37 +943,22 @@
     <w:p/>
     <w:p>
       <w:pPr>
-        <w:pStyle w:val="Heading2"/>
+        <w:pStyle w:val="Heading1"/>
         <w:rPr>
           <w:sz w:val="56"/>
           <w:szCs w:val="56"/>
         </w:rPr>
       </w:pPr>
       <w:r>
-        <w:rPr>
-          <w:sz w:val="52"/>
-          <w:szCs w:val="52"/>
-        </w:rPr>
         <w:t>BÁO CÁO 15/8/2026</w:t>
       </w:r>
     </w:p>
     <w:p/>
     <w:p>
       <w:pPr>
-        <w:rPr>
-          <w:b/>
-          <w:bCs/>
-          <w:sz w:val="40"/>
-          <w:szCs w:val="40"/>
-        </w:rPr>
-      </w:pPr>
-      <w:r>
-        <w:rPr>
-          <w:b/>
-          <w:bCs/>
-          <w:sz w:val="40"/>
-          <w:szCs w:val="40"/>
-        </w:rPr>
+        <w:pStyle w:val="Subtitle"/>
+      </w:pPr>
+      <w:r>
         <w:t>Calib and Config sensor</w:t>
       </w:r>
     </w:p>
@@ -1005,6 +982,13 @@
           <w:b/>
           <w:bCs/>
         </w:rPr>
+        <w:t xml:space="preserve">1/ </w:t>
+      </w:r>
+      <w:r>
+        <w:rPr>
+          <w:b/>
+          <w:bCs/>
+        </w:rPr>
         <w:t>Gyroscope + Accelerometer (IMU)</w:t>
       </w:r>
     </w:p>
@@ -1066,6 +1050,14 @@
           <w:b/>
           <w:bCs/>
         </w:rPr>
+        <w:lastRenderedPageBreak/>
+        <w:t xml:space="preserve">2/ </w:t>
+      </w:r>
+      <w:r>
+        <w:rPr>
+          <w:b/>
+          <w:bCs/>
+        </w:rPr>
         <w:t>Compass (Magnetometer)</w:t>
       </w:r>
     </w:p>
@@ -1147,6 +1139,13 @@
           <w:b/>
           <w:bCs/>
         </w:rPr>
+        <w:t xml:space="preserve">3/ </w:t>
+      </w:r>
+      <w:r>
+        <w:rPr>
+          <w:b/>
+          <w:bCs/>
+        </w:rPr>
         <w:t>GPS</w:t>
       </w:r>
       <w:r>
@@ -1313,6 +1312,13 @@
           <w:b/>
           <w:bCs/>
         </w:rPr>
+        <w:t xml:space="preserve">4/ </w:t>
+      </w:r>
+      <w:r>
+        <w:rPr>
+          <w:b/>
+          <w:bCs/>
+        </w:rPr>
         <w:t>BAROMETER (áp suất)</w:t>
       </w:r>
     </w:p>
@@ -1411,28 +1417,20 @@
         <w:t>Fix lỗi: Vehicle không phản hồi</w:t>
       </w:r>
     </w:p>
+    <w:p>
+      <w:r>
+        <w:t xml:space="preserve">- </w:t>
+      </w:r>
+      <w:r>
+        <w:t>Do espc3 không phải do chính hãng gốc sản xuất nên khi nạp fimeware thì không được nạp bản offical</w:t>
+      </w:r>
+    </w:p>
     <w:p/>
     <w:p>
-      <w:r>
-        <w:t>Do espc3 không phải do chính hãng gốc sản xuất nên khi nạp fimeware thì không được nạp bản offical</w:t>
-      </w:r>
-    </w:p>
-    <w:p/>
-    <w:p>
       <w:pPr>
         <w:pStyle w:val="Heading1"/>
-        <w:rPr>
-          <w:b/>
-          <w:bCs/>
-          <w:sz w:val="52"/>
-          <w:szCs w:val="52"/>
-        </w:rPr>
-      </w:pPr>
-      <w:r>
-        <w:rPr>
-          <w:sz w:val="52"/>
-          <w:szCs w:val="52"/>
-        </w:rPr>
+      </w:pPr>
+      <w:r>
         <w:t>BÁO CÁO 17/8/2026</w:t>
       </w:r>
     </w:p>
@@ -1578,8 +1576,698 @@
       <w:r>
         <w:t>- Kernel: bộ não của hệ điều hành nằm giữa phần cứng và phần mềm, phần cốt lõi điều khiển phần cứng</w:t>
       </w:r>
+      <w:r>
+        <w:t>…</w:t>
+      </w:r>
     </w:p>
     <w:p/>
+    <w:p>
+      <w:r>
+        <w:t>Cách cài OS cho rasperi pi</w:t>
+      </w:r>
+      <w:r>
+        <w:t xml:space="preserve"> (</w:t>
+      </w:r>
+      <w:r>
+        <w:t xml:space="preserve"> Sử dụng </w:t>
+      </w:r>
+      <w:r>
+        <w:t>Raspberry Pi Imager</w:t>
+      </w:r>
+      <w:r>
+        <w:t xml:space="preserve"> – tool chính thức </w:t>
+      </w:r>
+      <w:r>
+        <w:t>)</w:t>
+      </w:r>
+      <w:r>
+        <w:t xml:space="preserve">: </w:t>
+      </w:r>
+    </w:p>
+    <w:p>
+      <w:pPr>
+        <w:ind w:firstLine="720"/>
+      </w:pPr>
+      <w:r>
+        <w:t>- Chuẩn bị :</w:t>
+      </w:r>
+    </w:p>
+    <w:p>
+      <w:pPr>
+        <w:ind w:firstLine="720"/>
+      </w:pPr>
+      <w:r>
+        <w:tab/>
+        <w:t>+ Máy tính window / Linus</w:t>
+      </w:r>
+    </w:p>
+    <w:p>
+      <w:pPr>
+        <w:ind w:firstLine="720"/>
+      </w:pPr>
+      <w:r>
+        <w:tab/>
+        <w:t>+ Thẻ microSD 16Gb trở lên (class 10 hoặc A1/A2)</w:t>
+      </w:r>
+    </w:p>
+    <w:p>
+      <w:r>
+        <w:tab/>
+      </w:r>
+      <w:r>
+        <w:tab/>
+        <w:t>+ Đầu đọc thẻ microSD</w:t>
+      </w:r>
+    </w:p>
+    <w:p>
+      <w:r>
+        <w:tab/>
+      </w:r>
+      <w:r>
+        <w:tab/>
+        <w:t>+Rasperi pi</w:t>
+      </w:r>
+    </w:p>
+    <w:p>
+      <w:r>
+        <w:lastRenderedPageBreak/>
+        <w:tab/>
+        <w:t>- Tải Rasperi pi imager – tool</w:t>
+      </w:r>
+    </w:p>
+    <w:p>
+      <w:r>
+        <w:tab/>
+      </w:r>
+      <w:r>
+        <w:tab/>
+        <w:t xml:space="preserve">+ </w:t>
+      </w:r>
+      <w:r>
+        <w:t>https://www.raspberrypi.com/software/</w:t>
+      </w:r>
+    </w:p>
+    <w:p>
+      <w:r>
+        <w:tab/>
+        <w:t xml:space="preserve">- </w:t>
+      </w:r>
+      <w:r>
+        <w:t>Cài đặt OS vào thẻ nhớ</w:t>
+      </w:r>
+    </w:p>
+    <w:p>
+      <w:r>
+        <w:tab/>
+      </w:r>
+      <w:r>
+        <w:tab/>
+      </w:r>
+      <w:r>
+        <w:t xml:space="preserve">B1: Cắm thẻ </w:t>
+      </w:r>
+      <w:r>
+        <w:t>micro</w:t>
+      </w:r>
+      <w:r>
+        <w:t>SD vào máy tính</w:t>
+      </w:r>
+    </w:p>
+    <w:p>
+      <w:r>
+        <w:tab/>
+      </w:r>
+      <w:r>
+        <w:tab/>
+        <w:t xml:space="preserve">B2: </w:t>
+      </w:r>
+      <w:r>
+        <w:t>Mở rasperi pi imager</w:t>
+      </w:r>
+      <w:r>
+        <w:t xml:space="preserve"> - tool</w:t>
+      </w:r>
+    </w:p>
+    <w:p>
+      <w:r>
+        <w:tab/>
+      </w:r>
+      <w:r>
+        <w:tab/>
+        <w:t xml:space="preserve">B3: </w:t>
+      </w:r>
+      <w:r>
+        <w:t>Làm theo các bước sau:</w:t>
+      </w:r>
+    </w:p>
+    <w:p>
+      <w:r>
+        <w:tab/>
+      </w:r>
+      <w:r>
+        <w:tab/>
+      </w:r>
+      <w:r>
+        <w:tab/>
+      </w:r>
+      <w:r>
+        <w:t>+</w:t>
+      </w:r>
+      <w:r>
+        <w:t xml:space="preserve"> </w:t>
+      </w:r>
+      <w:r>
+        <w:t>CHOOSE DEVICE</w:t>
+      </w:r>
+      <w:r>
+        <w:t xml:space="preserve"> -&gt; </w:t>
+      </w:r>
+      <w:r>
+        <w:t>M</w:t>
+      </w:r>
+      <w:r>
+        <w:t>odel Raspberry Pi</w:t>
+      </w:r>
+    </w:p>
+    <w:p>
+      <w:r>
+        <w:tab/>
+      </w:r>
+      <w:r>
+        <w:tab/>
+      </w:r>
+      <w:r>
+        <w:tab/>
+        <w:t xml:space="preserve">+ </w:t>
+      </w:r>
+      <w:r>
+        <w:t>CHOOSE OS</w:t>
+      </w:r>
+      <w:r>
+        <w:t xml:space="preserve"> -&gt; </w:t>
+      </w:r>
+      <w:r>
+        <w:t>Raspberry Pi OS (64-bit</w:t>
+      </w:r>
+      <w:r>
+        <w:t xml:space="preserve"> - recommend</w:t>
+      </w:r>
+      <w:r>
+        <w:t>)</w:t>
+      </w:r>
+    </w:p>
+    <w:p>
+      <w:r>
+        <w:tab/>
+      </w:r>
+      <w:r>
+        <w:tab/>
+      </w:r>
+      <w:r>
+        <w:tab/>
+      </w:r>
+      <w:r>
+        <w:tab/>
+        <w:t xml:space="preserve">. </w:t>
+      </w:r>
+      <w:r>
+        <w:rPr>
+          <w:b/>
+          <w:bCs/>
+        </w:rPr>
+        <w:t>Raspberry Pi OS</w:t>
+      </w:r>
+      <w:r>
+        <w:t xml:space="preserve"> (có desktop)</w:t>
+      </w:r>
+      <w:r>
+        <w:t xml:space="preserve"> - </w:t>
+      </w:r>
+      <w:r>
+        <w:t xml:space="preserve">dùng phổ biến nhất </w:t>
+      </w:r>
+    </w:p>
+    <w:p>
+      <w:pPr>
+        <w:ind w:left="2160" w:firstLine="720"/>
+      </w:pPr>
+      <w:r>
+        <w:t xml:space="preserve">. </w:t>
+      </w:r>
+      <w:r>
+        <w:rPr>
+          <w:b/>
+          <w:bCs/>
+        </w:rPr>
+        <w:t>Raspberry Pi OS Lite</w:t>
+      </w:r>
+      <w:r>
+        <w:t xml:space="preserve"> (</w:t>
+      </w:r>
+      <w:r>
+        <w:t>no</w:t>
+      </w:r>
+      <w:r>
+        <w:t xml:space="preserve"> desktop)</w:t>
+      </w:r>
+      <w:r>
+        <w:t xml:space="preserve"> - </w:t>
+      </w:r>
+      <w:r>
+        <w:t xml:space="preserve">nhẹ, dùng server/headless </w:t>
+      </w:r>
+    </w:p>
+    <w:p>
+      <w:pPr>
+        <w:ind w:left="2160" w:firstLine="720"/>
+      </w:pPr>
+      <w:r>
+        <w:t xml:space="preserve">. </w:t>
+      </w:r>
+      <w:r>
+        <w:rPr>
+          <w:b/>
+          <w:bCs/>
+        </w:rPr>
+        <w:t>Raspberry Pi OS Full</w:t>
+      </w:r>
+      <w:r>
+        <w:t xml:space="preserve"> (có thêm nhiều phần mềm)</w:t>
+      </w:r>
+    </w:p>
+    <w:p>
+      <w:r>
+        <w:tab/>
+      </w:r>
+      <w:r>
+        <w:tab/>
+      </w:r>
+      <w:r>
+        <w:tab/>
+        <w:t xml:space="preserve">+ </w:t>
+      </w:r>
+      <w:r>
+        <w:t>CHOOSE STORAGE</w:t>
+      </w:r>
+      <w:r>
+        <w:t xml:space="preserve"> -&gt; chọn thẻ microSD</w:t>
+      </w:r>
+    </w:p>
+    <w:p>
+      <w:r>
+        <w:tab/>
+      </w:r>
+      <w:r>
+        <w:tab/>
+        <w:t>B4: Tùy chỉnh trước khi ghi (important)</w:t>
+      </w:r>
+    </w:p>
+    <w:p>
+      <w:r>
+        <w:tab/>
+      </w:r>
+      <w:r>
+        <w:tab/>
+      </w:r>
+      <w:r>
+        <w:tab/>
+      </w:r>
+      <w:r>
+        <w:t>-</w:t>
+      </w:r>
+      <w:r>
+        <w:t xml:space="preserve"> Next -&gt; </w:t>
+      </w:r>
+      <w:r>
+        <w:t>Edit Settings</w:t>
+      </w:r>
+      <w:r>
+        <w:t xml:space="preserve"> </w:t>
+      </w:r>
+    </w:p>
+    <w:p>
+      <w:r>
+        <w:tab/>
+      </w:r>
+      <w:r>
+        <w:tab/>
+      </w:r>
+      <w:r>
+        <w:tab/>
+      </w:r>
+      <w:r>
+        <w:tab/>
+      </w:r>
+      <w:r>
+        <w:t>+</w:t>
+      </w:r>
+      <w:r>
+        <w:t xml:space="preserve"> </w:t>
+      </w:r>
+      <w:r>
+        <w:t>Hostname</w:t>
+      </w:r>
+      <w:r>
+        <w:t xml:space="preserve">: </w:t>
+      </w:r>
+    </w:p>
+    <w:p>
+      <w:r>
+        <w:tab/>
+      </w:r>
+      <w:r>
+        <w:tab/>
+      </w:r>
+      <w:r>
+        <w:tab/>
+      </w:r>
+      <w:r>
+        <w:tab/>
+      </w:r>
+      <w:r>
+        <w:t>+</w:t>
+      </w:r>
+      <w:r>
+        <w:t xml:space="preserve"> </w:t>
+      </w:r>
+      <w:r>
+        <w:t>Username + Password</w:t>
+      </w:r>
+      <w:r>
+        <w:t xml:space="preserve">: </w:t>
+      </w:r>
+    </w:p>
+    <w:p>
+      <w:r>
+        <w:tab/>
+      </w:r>
+      <w:r>
+        <w:tab/>
+      </w:r>
+      <w:r>
+        <w:tab/>
+      </w:r>
+      <w:r>
+        <w:tab/>
+      </w:r>
+      <w:r>
+        <w:t>+</w:t>
+      </w:r>
+      <w:r>
+        <w:t xml:space="preserve"> </w:t>
+      </w:r>
+      <w:r>
+        <w:t>Configure wireless LAN</w:t>
+      </w:r>
+      <w:r>
+        <w:t xml:space="preserve">: </w:t>
+      </w:r>
+    </w:p>
+    <w:p>
+      <w:r>
+        <w:tab/>
+      </w:r>
+      <w:r>
+        <w:tab/>
+      </w:r>
+      <w:r>
+        <w:tab/>
+      </w:r>
+      <w:r>
+        <w:tab/>
+      </w:r>
+      <w:r>
+        <w:tab/>
+        <w:t xml:space="preserve">. </w:t>
+      </w:r>
+      <w:r>
+        <w:t>SSID (tên WiFi)</w:t>
+      </w:r>
+    </w:p>
+    <w:p>
+      <w:r>
+        <w:tab/>
+      </w:r>
+      <w:r>
+        <w:tab/>
+      </w:r>
+      <w:r>
+        <w:tab/>
+      </w:r>
+      <w:r>
+        <w:tab/>
+      </w:r>
+      <w:r>
+        <w:tab/>
+        <w:t xml:space="preserve">. </w:t>
+      </w:r>
+      <w:r>
+        <w:t>Password WiFi</w:t>
+      </w:r>
+    </w:p>
+    <w:p>
+      <w:r>
+        <w:tab/>
+      </w:r>
+      <w:r>
+        <w:tab/>
+      </w:r>
+      <w:r>
+        <w:tab/>
+      </w:r>
+      <w:r>
+        <w:tab/>
+      </w:r>
+      <w:r>
+        <w:tab/>
+        <w:t xml:space="preserve">. </w:t>
+      </w:r>
+      <w:r>
+        <w:t>Wireless LAN country: VN</w:t>
+      </w:r>
+    </w:p>
+    <w:p>
+      <w:r>
+        <w:tab/>
+      </w:r>
+      <w:r>
+        <w:tab/>
+      </w:r>
+      <w:r>
+        <w:tab/>
+      </w:r>
+      <w:r>
+        <w:tab/>
+        <w:t xml:space="preserve">+ </w:t>
+      </w:r>
+      <w:r>
+        <w:t>Enable SSH</w:t>
+      </w:r>
+      <w:r>
+        <w:t>: Bật nếu dùng headless không cần màn hình</w:t>
+      </w:r>
+    </w:p>
+    <w:p>
+      <w:r>
+        <w:tab/>
+      </w:r>
+      <w:r>
+        <w:tab/>
+      </w:r>
+      <w:r>
+        <w:tab/>
+      </w:r>
+      <w:r>
+        <w:tab/>
+      </w:r>
+      <w:r>
+        <w:t xml:space="preserve">+ </w:t>
+      </w:r>
+      <w:r>
+        <w:t>Locale settings</w:t>
+      </w:r>
+      <w:r>
+        <w:t xml:space="preserve">: </w:t>
+      </w:r>
+      <w:r>
+        <w:t>Timezone Asia/Ho_Chi_Minh</w:t>
+      </w:r>
+    </w:p>
+    <w:p>
+      <w:r>
+        <w:tab/>
+      </w:r>
+      <w:r>
+        <w:tab/>
+        <w:t xml:space="preserve">B5: </w:t>
+      </w:r>
+      <w:r>
+        <w:t>Lưu lại → nhấn Write → xác nhận Yes</w:t>
+      </w:r>
+    </w:p>
+    <w:p>
+      <w:r>
+        <w:tab/>
+      </w:r>
+      <w:r>
+        <w:tab/>
+      </w:r>
+      <w:r>
+        <w:tab/>
+        <w:t xml:space="preserve">+ </w:t>
+      </w:r>
+      <w:r>
+        <w:t>Tool</w:t>
+      </w:r>
+      <w:r>
+        <w:t xml:space="preserve"> </w:t>
+      </w:r>
+      <w:r>
+        <w:t>tải OS và ghi vào thẻ (</w:t>
+      </w:r>
+      <w:r>
+        <w:t xml:space="preserve"> </w:t>
+      </w:r>
+      <w:r>
+        <w:t>5</w:t>
+      </w:r>
+      <w:r>
+        <w:t xml:space="preserve"> - </w:t>
+      </w:r>
+      <w:r>
+        <w:t>15 phút</w:t>
+      </w:r>
+      <w:r>
+        <w:t xml:space="preserve"> </w:t>
+      </w:r>
+      <w:r>
+        <w:t>)</w:t>
+      </w:r>
+    </w:p>
+    <w:p>
+      <w:r>
+        <w:tab/>
+      </w:r>
+      <w:r>
+        <w:tab/>
+      </w:r>
+      <w:r>
+        <w:tab/>
+        <w:t xml:space="preserve">* Lưu ý: </w:t>
+      </w:r>
+      <w:r>
+        <w:t>D</w:t>
+      </w:r>
+      <w:r>
+        <w:t>ữ liệu trên microSD sẽ bị xóa sạch</w:t>
+      </w:r>
+    </w:p>
+    <w:p>
+      <w:r>
+        <w:tab/>
+        <w:t xml:space="preserve">- </w:t>
+      </w:r>
+      <w:r>
+        <w:t>Khởi động Raspberry Pi</w:t>
+      </w:r>
+      <w:r>
+        <w:t>:</w:t>
+      </w:r>
+    </w:p>
+    <w:p>
+      <w:r>
+        <w:lastRenderedPageBreak/>
+        <w:tab/>
+      </w:r>
+      <w:r>
+        <w:tab/>
+        <w:t xml:space="preserve">+ </w:t>
+      </w:r>
+      <w:r>
+        <w:t xml:space="preserve">Rút thẻ </w:t>
+      </w:r>
+      <w:r>
+        <w:t>ra khỏi máy tính</w:t>
+      </w:r>
+    </w:p>
+    <w:p>
+      <w:pPr>
+        <w:ind w:left="720" w:firstLine="720"/>
+      </w:pPr>
+      <w:r>
+        <w:t xml:space="preserve">+ </w:t>
+      </w:r>
+      <w:r>
+        <w:t xml:space="preserve">Cắm </w:t>
+      </w:r>
+      <w:r>
+        <w:t>thẻ vào</w:t>
+      </w:r>
+      <w:r>
+        <w:t xml:space="preserve"> khe microSD</w:t>
+      </w:r>
+      <w:r>
+        <w:t xml:space="preserve"> của rasperi</w:t>
+      </w:r>
+    </w:p>
+    <w:p>
+      <w:pPr>
+        <w:ind w:left="720" w:firstLine="720"/>
+      </w:pPr>
+      <w:r>
+        <w:t xml:space="preserve">+ </w:t>
+      </w:r>
+      <w:r>
+        <w:t>Cắm màn hình, bàn phím, chuột</w:t>
+      </w:r>
+    </w:p>
+    <w:p>
+      <w:pPr>
+        <w:ind w:left="720" w:firstLine="720"/>
+      </w:pPr>
+      <w:r>
+        <w:t xml:space="preserve">+ </w:t>
+      </w:r>
+      <w:r>
+        <w:t>Cắm nguồn → Pi sẽ tự boot</w:t>
+      </w:r>
+    </w:p>
+    <w:p>
+      <w:r>
+        <w:tab/>
+        <w:t xml:space="preserve">- Lần đầu khởi động </w:t>
+      </w:r>
+    </w:p>
+    <w:p>
+      <w:r>
+        <w:tab/>
+      </w:r>
+      <w:r>
+        <w:tab/>
+        <w:t>+</w:t>
+      </w:r>
+      <w:r>
+        <w:t xml:space="preserve"> Có màn hình: hệ thống hiện desktop hoặc wizard thiết lập</w:t>
+      </w:r>
+    </w:p>
+    <w:p>
+      <w:r>
+        <w:tab/>
+      </w:r>
+      <w:r>
+        <w:tab/>
+        <w:t>+ Headless (không màn hình): Chờ</w:t>
+      </w:r>
+      <w:r>
+        <w:t xml:space="preserve"> 1</w:t>
+      </w:r>
+      <w:r>
+        <w:t xml:space="preserve"> - </w:t>
+      </w:r>
+      <w:r>
+        <w:t>2 phút rồi SSH từ máy tính</w:t>
+      </w:r>
+    </w:p>
     <w:p/>
     <w:p/>
     <w:p/>
@@ -2655,6 +3343,230 @@
     </w:lvl>
   </w:abstractNum>
   <w:abstractNum w:abstractNumId="9" w15:restartNumberingAfterBreak="0">
+    <w:nsid w:val="569301C4"/>
+    <w:multiLevelType w:val="hybridMultilevel"/>
+    <w:tmpl w:val="E258D134"/>
+    <w:lvl w:ilvl="0" w:tplc="0550404A">
+      <w:numFmt w:val="bullet"/>
+      <w:lvlText w:val="-"/>
+      <w:lvlJc w:val="left"/>
+      <w:pPr>
+        <w:ind w:left="720" w:hanging="360"/>
+      </w:pPr>
+      <w:rPr>
+        <w:rFonts w:ascii="Calibri" w:eastAsiaTheme="minorHAnsi" w:hAnsi="Calibri" w:cs="Calibri" w:hint="default"/>
+      </w:rPr>
+    </w:lvl>
+    <w:lvl w:ilvl="1" w:tplc="04090003" w:tentative="1">
+      <w:start w:val="1"/>
+      <w:numFmt w:val="bullet"/>
+      <w:lvlText w:val="o"/>
+      <w:lvlJc w:val="left"/>
+      <w:pPr>
+        <w:ind w:left="1440" w:hanging="360"/>
+      </w:pPr>
+      <w:rPr>
+        <w:rFonts w:ascii="Courier New" w:hAnsi="Courier New" w:cs="Courier New" w:hint="default"/>
+      </w:rPr>
+    </w:lvl>
+    <w:lvl w:ilvl="2" w:tplc="04090005" w:tentative="1">
+      <w:start w:val="1"/>
+      <w:numFmt w:val="bullet"/>
+      <w:lvlText w:val=""/>
+      <w:lvlJc w:val="left"/>
+      <w:pPr>
+        <w:ind w:left="2160" w:hanging="360"/>
+      </w:pPr>
+      <w:rPr>
+        <w:rFonts w:ascii="Wingdings" w:hAnsi="Wingdings" w:hint="default"/>
+      </w:rPr>
+    </w:lvl>
+    <w:lvl w:ilvl="3" w:tplc="04090001" w:tentative="1">
+      <w:start w:val="1"/>
+      <w:numFmt w:val="bullet"/>
+      <w:lvlText w:val=""/>
+      <w:lvlJc w:val="left"/>
+      <w:pPr>
+        <w:ind w:left="2880" w:hanging="360"/>
+      </w:pPr>
+      <w:rPr>
+        <w:rFonts w:ascii="Symbol" w:hAnsi="Symbol" w:hint="default"/>
+      </w:rPr>
+    </w:lvl>
+    <w:lvl w:ilvl="4" w:tplc="04090003" w:tentative="1">
+      <w:start w:val="1"/>
+      <w:numFmt w:val="bullet"/>
+      <w:lvlText w:val="o"/>
+      <w:lvlJc w:val="left"/>
+      <w:pPr>
+        <w:ind w:left="3600" w:hanging="360"/>
+      </w:pPr>
+      <w:rPr>
+        <w:rFonts w:ascii="Courier New" w:hAnsi="Courier New" w:cs="Courier New" w:hint="default"/>
+      </w:rPr>
+    </w:lvl>
+    <w:lvl w:ilvl="5" w:tplc="04090005" w:tentative="1">
+      <w:start w:val="1"/>
+      <w:numFmt w:val="bullet"/>
+      <w:lvlText w:val=""/>
+      <w:lvlJc w:val="left"/>
+      <w:pPr>
+        <w:ind w:left="4320" w:hanging="360"/>
+      </w:pPr>
+      <w:rPr>
+        <w:rFonts w:ascii="Wingdings" w:hAnsi="Wingdings" w:hint="default"/>
+      </w:rPr>
+    </w:lvl>
+    <w:lvl w:ilvl="6" w:tplc="04090001" w:tentative="1">
+      <w:start w:val="1"/>
+      <w:numFmt w:val="bullet"/>
+      <w:lvlText w:val=""/>
+      <w:lvlJc w:val="left"/>
+      <w:pPr>
+        <w:ind w:left="5040" w:hanging="360"/>
+      </w:pPr>
+      <w:rPr>
+        <w:rFonts w:ascii="Symbol" w:hAnsi="Symbol" w:hint="default"/>
+      </w:rPr>
+    </w:lvl>
+    <w:lvl w:ilvl="7" w:tplc="04090003" w:tentative="1">
+      <w:start w:val="1"/>
+      <w:numFmt w:val="bullet"/>
+      <w:lvlText w:val="o"/>
+      <w:lvlJc w:val="left"/>
+      <w:pPr>
+        <w:ind w:left="5760" w:hanging="360"/>
+      </w:pPr>
+      <w:rPr>
+        <w:rFonts w:ascii="Courier New" w:hAnsi="Courier New" w:cs="Courier New" w:hint="default"/>
+      </w:rPr>
+    </w:lvl>
+    <w:lvl w:ilvl="8" w:tplc="04090005" w:tentative="1">
+      <w:start w:val="1"/>
+      <w:numFmt w:val="bullet"/>
+      <w:lvlText w:val=""/>
+      <w:lvlJc w:val="left"/>
+      <w:pPr>
+        <w:ind w:left="6480" w:hanging="360"/>
+      </w:pPr>
+      <w:rPr>
+        <w:rFonts w:ascii="Wingdings" w:hAnsi="Wingdings" w:hint="default"/>
+      </w:rPr>
+    </w:lvl>
+  </w:abstractNum>
+  <w:abstractNum w:abstractNumId="10" w15:restartNumberingAfterBreak="0">
+    <w:nsid w:val="5A0D6F21"/>
+    <w:multiLevelType w:val="hybridMultilevel"/>
+    <w:tmpl w:val="0FC096AE"/>
+    <w:lvl w:ilvl="0" w:tplc="361C233C">
+      <w:numFmt w:val="bullet"/>
+      <w:lvlText w:val="-"/>
+      <w:lvlJc w:val="left"/>
+      <w:pPr>
+        <w:ind w:left="720" w:hanging="360"/>
+      </w:pPr>
+      <w:rPr>
+        <w:rFonts w:ascii="Calibri" w:eastAsiaTheme="minorHAnsi" w:hAnsi="Calibri" w:cs="Calibri" w:hint="default"/>
+      </w:rPr>
+    </w:lvl>
+    <w:lvl w:ilvl="1" w:tplc="04090003" w:tentative="1">
+      <w:start w:val="1"/>
+      <w:numFmt w:val="bullet"/>
+      <w:lvlText w:val="o"/>
+      <w:lvlJc w:val="left"/>
+      <w:pPr>
+        <w:ind w:left="1440" w:hanging="360"/>
+      </w:pPr>
+      <w:rPr>
+        <w:rFonts w:ascii="Courier New" w:hAnsi="Courier New" w:cs="Courier New" w:hint="default"/>
+      </w:rPr>
+    </w:lvl>
+    <w:lvl w:ilvl="2" w:tplc="04090005" w:tentative="1">
+      <w:start w:val="1"/>
+      <w:numFmt w:val="bullet"/>
+      <w:lvlText w:val=""/>
+      <w:lvlJc w:val="left"/>
+      <w:pPr>
+        <w:ind w:left="2160" w:hanging="360"/>
+      </w:pPr>
+      <w:rPr>
+        <w:rFonts w:ascii="Wingdings" w:hAnsi="Wingdings" w:hint="default"/>
+      </w:rPr>
+    </w:lvl>
+    <w:lvl w:ilvl="3" w:tplc="04090001" w:tentative="1">
+      <w:start w:val="1"/>
+      <w:numFmt w:val="bullet"/>
+      <w:lvlText w:val=""/>
+      <w:lvlJc w:val="left"/>
+      <w:pPr>
+        <w:ind w:left="2880" w:hanging="360"/>
+      </w:pPr>
+      <w:rPr>
+        <w:rFonts w:ascii="Symbol" w:hAnsi="Symbol" w:hint="default"/>
+      </w:rPr>
+    </w:lvl>
+    <w:lvl w:ilvl="4" w:tplc="04090003" w:tentative="1">
+      <w:start w:val="1"/>
+      <w:numFmt w:val="bullet"/>
+      <w:lvlText w:val="o"/>
+      <w:lvlJc w:val="left"/>
+      <w:pPr>
+        <w:ind w:left="3600" w:hanging="360"/>
+      </w:pPr>
+      <w:rPr>
+        <w:rFonts w:ascii="Courier New" w:hAnsi="Courier New" w:cs="Courier New" w:hint="default"/>
+      </w:rPr>
+    </w:lvl>
+    <w:lvl w:ilvl="5" w:tplc="04090005" w:tentative="1">
+      <w:start w:val="1"/>
+      <w:numFmt w:val="bullet"/>
+      <w:lvlText w:val=""/>
+      <w:lvlJc w:val="left"/>
+      <w:pPr>
+        <w:ind w:left="4320" w:hanging="360"/>
+      </w:pPr>
+      <w:rPr>
+        <w:rFonts w:ascii="Wingdings" w:hAnsi="Wingdings" w:hint="default"/>
+      </w:rPr>
+    </w:lvl>
+    <w:lvl w:ilvl="6" w:tplc="04090001" w:tentative="1">
+      <w:start w:val="1"/>
+      <w:numFmt w:val="bullet"/>
+      <w:lvlText w:val=""/>
+      <w:lvlJc w:val="left"/>
+      <w:pPr>
+        <w:ind w:left="5040" w:hanging="360"/>
+      </w:pPr>
+      <w:rPr>
+        <w:rFonts w:ascii="Symbol" w:hAnsi="Symbol" w:hint="default"/>
+      </w:rPr>
+    </w:lvl>
+    <w:lvl w:ilvl="7" w:tplc="04090003" w:tentative="1">
+      <w:start w:val="1"/>
+      <w:numFmt w:val="bullet"/>
+      <w:lvlText w:val="o"/>
+      <w:lvlJc w:val="left"/>
+      <w:pPr>
+        <w:ind w:left="5760" w:hanging="360"/>
+      </w:pPr>
+      <w:rPr>
+        <w:rFonts w:ascii="Courier New" w:hAnsi="Courier New" w:cs="Courier New" w:hint="default"/>
+      </w:rPr>
+    </w:lvl>
+    <w:lvl w:ilvl="8" w:tplc="04090005" w:tentative="1">
+      <w:start w:val="1"/>
+      <w:numFmt w:val="bullet"/>
+      <w:lvlText w:val=""/>
+      <w:lvlJc w:val="left"/>
+      <w:pPr>
+        <w:ind w:left="6480" w:hanging="360"/>
+      </w:pPr>
+      <w:rPr>
+        <w:rFonts w:ascii="Wingdings" w:hAnsi="Wingdings" w:hint="default"/>
+      </w:rPr>
+    </w:lvl>
+  </w:abstractNum>
+  <w:abstractNum w:abstractNumId="11" w15:restartNumberingAfterBreak="0">
     <w:nsid w:val="5BBC13E5"/>
     <w:multiLevelType w:val="multilevel"/>
     <w:tmpl w:val="B34E60C2"/>
@@ -2767,7 +3679,7 @@
       </w:pPr>
     </w:lvl>
   </w:abstractNum>
-  <w:abstractNum w:abstractNumId="10" w15:restartNumberingAfterBreak="0">
+  <w:abstractNum w:abstractNumId="12" w15:restartNumberingAfterBreak="0">
     <w:nsid w:val="70536ECE"/>
     <w:multiLevelType w:val="hybridMultilevel"/>
     <w:tmpl w:val="4978F9A4"/>
@@ -2880,7 +3792,7 @@
       </w:rPr>
     </w:lvl>
   </w:abstractNum>
-  <w:abstractNum w:abstractNumId="11" w15:restartNumberingAfterBreak="0">
+  <w:abstractNum w:abstractNumId="13" w15:restartNumberingAfterBreak="0">
     <w:nsid w:val="7D8705AF"/>
     <w:multiLevelType w:val="hybridMultilevel"/>
     <w:tmpl w:val="E0B2A15A"/>
@@ -3005,13 +3917,13 @@
     <w:abstractNumId w:val="1"/>
   </w:num>
   <w:num w:numId="5" w16cid:durableId="926227067">
-    <w:abstractNumId w:val="9"/>
+    <w:abstractNumId w:val="11"/>
   </w:num>
   <w:num w:numId="6" w16cid:durableId="2128886024">
     <w:abstractNumId w:val="3"/>
   </w:num>
   <w:num w:numId="7" w16cid:durableId="6716378">
-    <w:abstractNumId w:val="11"/>
+    <w:abstractNumId w:val="13"/>
   </w:num>
   <w:num w:numId="8" w16cid:durableId="2105954617">
     <w:abstractNumId w:val="6"/>
@@ -3023,10 +3935,16 @@
     <w:abstractNumId w:val="5"/>
   </w:num>
   <w:num w:numId="11" w16cid:durableId="1068840981">
-    <w:abstractNumId w:val="10"/>
+    <w:abstractNumId w:val="12"/>
   </w:num>
   <w:num w:numId="12" w16cid:durableId="182207724">
     <w:abstractNumId w:val="2"/>
+  </w:num>
+  <w:num w:numId="13" w16cid:durableId="371998841">
+    <w:abstractNumId w:val="10"/>
+  </w:num>
+  <w:num w:numId="14" w16cid:durableId="2014720162">
+    <w:abstractNumId w:val="9"/>
   </w:num>
 </w:numbering>
 </file>
@@ -3633,7 +4551,6 @@
   <w:style w:type="character" w:default="1" w:styleId="DefaultParagraphFont">
     <w:name w:val="Default Paragraph Font"/>
     <w:uiPriority w:val="1"/>
-    <w:semiHidden/>
     <w:unhideWhenUsed/>
   </w:style>
   <w:style w:type="table" w:default="1" w:styleId="TableNormal">
@@ -3978,6 +4895,28 @@
       <w:spacing w:after="0" w:line="240" w:lineRule="auto"/>
     </w:pPr>
   </w:style>
+  <w:style w:type="character" w:styleId="Emphasis">
+    <w:name w:val="Emphasis"/>
+    <w:basedOn w:val="DefaultParagraphFont"/>
+    <w:uiPriority w:val="20"/>
+    <w:qFormat/>
+    <w:rsid w:val="00C85781"/>
+    <w:rPr>
+      <w:i/>
+      <w:iCs/>
+    </w:rPr>
+  </w:style>
+  <w:style w:type="paragraph" w:styleId="NormalWeb">
+    <w:name w:val="Normal (Web)"/>
+    <w:basedOn w:val="Normal"/>
+    <w:uiPriority w:val="99"/>
+    <w:semiHidden/>
+    <w:unhideWhenUsed/>
+    <w:rsid w:val="004007BE"/>
+    <w:rPr>
+      <w:rFonts w:ascii="Times New Roman" w:hAnsi="Times New Roman" w:cs="Times New Roman"/>
+    </w:rPr>
+  </w:style>
 </w:styles>
 </file>
 

--- a/report.docx
+++ b/report.docx
@@ -185,7 +185,6 @@
         <w:rPr>
           <w:noProof/>
         </w:rPr>
-        <w:lastRenderedPageBreak/>
         <w:drawing>
           <wp:inline distT="0" distB="0" distL="0" distR="0" wp14:anchorId="0157ED37" wp14:editId="25341925">
             <wp:extent cx="5943600" cy="3601720"/>
@@ -408,7 +407,6 @@
         </w:numPr>
       </w:pPr>
       <w:r>
-        <w:lastRenderedPageBreak/>
         <w:t>Chọn:</w:t>
       </w:r>
     </w:p>
@@ -692,7 +690,6 @@
         </w:numPr>
       </w:pPr>
       <w:r>
-        <w:lastRenderedPageBreak/>
         <w:t>http://dronebridge.local</w:t>
       </w:r>
     </w:p>
@@ -1050,7 +1047,6 @@
           <w:b/>
           <w:bCs/>
         </w:rPr>
-        <w:lastRenderedPageBreak/>
         <w:t xml:space="preserve">2/ </w:t>
       </w:r>
       <w:r>
@@ -1650,7 +1646,6 @@
     </w:p>
     <w:p>
       <w:r>
-        <w:lastRenderedPageBreak/>
         <w:tab/>
         <w:t>- Tải Rasperi pi imager – tool</w:t>
       </w:r>
@@ -2176,7 +2171,6 @@
     </w:p>
     <w:p>
       <w:r>
-        <w:lastRenderedPageBreak/>
         <w:tab/>
       </w:r>
       <w:r>
@@ -2268,11 +2262,127 @@
         <w:t>2 phút rồi SSH từ máy tính</w:t>
       </w:r>
     </w:p>
+    <w:p>
+      <w:pPr>
+        <w:pStyle w:val="Heading1"/>
+      </w:pPr>
+      <w:r>
+        <w:t>BÁO CÁO 18/8/2026</w:t>
+      </w:r>
+    </w:p>
     <w:p/>
-    <w:p/>
-    <w:p/>
-    <w:p/>
-    <w:p/>
+    <w:p>
+      <w:r>
+        <w:t>1/ 3.5 inch RPI LCD (A)</w:t>
+      </w:r>
+    </w:p>
+    <w:p>
+      <w:pPr>
+        <w:ind w:left="720"/>
+      </w:pPr>
+      <w:r>
+        <w:t>- M</w:t>
+      </w:r>
+      <w:r>
+        <w:t>àn hình LCD cảm ứng</w:t>
+      </w:r>
+      <w:r>
+        <w:t xml:space="preserve"> điện trở</w:t>
+      </w:r>
+      <w:r>
+        <w:t xml:space="preserve"> 3.5</w:t>
+      </w:r>
+      <w:r>
+        <w:t xml:space="preserve"> </w:t>
+      </w:r>
+      <w:r>
+        <w:t>inch dành cho Raspberry Pi của hãng Waveshare</w:t>
+      </w:r>
+      <w:r>
+        <w:t>.</w:t>
+      </w:r>
+    </w:p>
+    <w:p>
+      <w:r>
+        <w:tab/>
+      </w:r>
+      <w:r>
+        <w:t>- Cần dùng màn hình HDMI cài driver LCD thì mới kết nối LCD với rasperi được</w:t>
+      </w:r>
+    </w:p>
+    <w:p>
+      <w:r>
+        <w:t>2/ 7 inch TFT MONITOR – MODEL: EM713</w:t>
+      </w:r>
+    </w:p>
+    <w:p>
+      <w:r>
+        <w:tab/>
+        <w:t xml:space="preserve">- </w:t>
+      </w:r>
+      <w:r>
+        <w:t>Power: DC 12V 1A / Usb-C 5V 2A</w:t>
+      </w:r>
+    </w:p>
+    <w:p>
+      <w:r>
+        <w:tab/>
+        <w:t xml:space="preserve">- Cổng kết nối: </w:t>
+      </w:r>
+      <w:r>
+        <w:t>HDMI, VGA, AV (RCA), USB-C, DC 12V</w:t>
+      </w:r>
+    </w:p>
+    <w:p>
+      <w:r>
+        <w:t xml:space="preserve">3/ </w:t>
+      </w:r>
+      <w:r>
+        <w:t xml:space="preserve">Rasperi </w:t>
+      </w:r>
+      <w:r>
+        <w:t>pi 3 model B v1.2</w:t>
+      </w:r>
+    </w:p>
+    <w:p>
+      <w:r>
+        <w:tab/>
+        <w:t>-</w:t>
+      </w:r>
+      <w:r>
+        <w:t xml:space="preserve"> </w:t>
+      </w:r>
+      <w:r>
+        <w:t xml:space="preserve">Power: </w:t>
+      </w:r>
+      <w:r>
+        <w:t>Micro-usb</w:t>
+      </w:r>
+      <w:r>
+        <w:t xml:space="preserve"> 5V 2</w:t>
+      </w:r>
+      <w:r>
+        <w:t>.5</w:t>
+      </w:r>
+      <w:r>
+        <w:t>A</w:t>
+      </w:r>
+      <w:r>
+        <w:t xml:space="preserve"> </w:t>
+      </w:r>
+      <w:r>
+        <w:t xml:space="preserve"> </w:t>
+      </w:r>
+    </w:p>
+    <w:p>
+      <w:r>
+        <w:tab/>
+        <w:t xml:space="preserve">- Turn off: </w:t>
+      </w:r>
+      <w:r>
+        <w:t>sudo poweroff</w:t>
+      </w:r>
+    </w:p>
     <w:p/>
     <w:sectPr>
       <w:pgSz w:w="12240" w:h="15840"/>
@@ -3343,6 +3453,155 @@
     </w:lvl>
   </w:abstractNum>
   <w:abstractNum w:abstractNumId="9" w15:restartNumberingAfterBreak="0">
+    <w:nsid w:val="53024D3E"/>
+    <w:multiLevelType w:val="multilevel"/>
+    <w:tmpl w:val="172AFEA0"/>
+    <w:lvl w:ilvl="0">
+      <w:start w:val="1"/>
+      <w:numFmt w:val="bullet"/>
+      <w:lvlText w:val=""/>
+      <w:lvlJc w:val="left"/>
+      <w:pPr>
+        <w:tabs>
+          <w:tab w:val="num" w:pos="720"/>
+        </w:tabs>
+        <w:ind w:left="720" w:hanging="360"/>
+      </w:pPr>
+      <w:rPr>
+        <w:rFonts w:ascii="Symbol" w:hAnsi="Symbol" w:hint="default"/>
+        <w:sz w:val="20"/>
+      </w:rPr>
+    </w:lvl>
+    <w:lvl w:ilvl="1" w:tentative="1">
+      <w:start w:val="1"/>
+      <w:numFmt w:val="bullet"/>
+      <w:lvlText w:val="o"/>
+      <w:lvlJc w:val="left"/>
+      <w:pPr>
+        <w:tabs>
+          <w:tab w:val="num" w:pos="1440"/>
+        </w:tabs>
+        <w:ind w:left="1440" w:hanging="360"/>
+      </w:pPr>
+      <w:rPr>
+        <w:rFonts w:ascii="Courier New" w:hAnsi="Courier New" w:hint="default"/>
+        <w:sz w:val="20"/>
+      </w:rPr>
+    </w:lvl>
+    <w:lvl w:ilvl="2" w:tentative="1">
+      <w:start w:val="1"/>
+      <w:numFmt w:val="bullet"/>
+      <w:lvlText w:val=""/>
+      <w:lvlJc w:val="left"/>
+      <w:pPr>
+        <w:tabs>
+          <w:tab w:val="num" w:pos="2160"/>
+        </w:tabs>
+        <w:ind w:left="2160" w:hanging="360"/>
+      </w:pPr>
+      <w:rPr>
+        <w:rFonts w:ascii="Wingdings" w:hAnsi="Wingdings" w:hint="default"/>
+        <w:sz w:val="20"/>
+      </w:rPr>
+    </w:lvl>
+    <w:lvl w:ilvl="3" w:tentative="1">
+      <w:start w:val="1"/>
+      <w:numFmt w:val="bullet"/>
+      <w:lvlText w:val=""/>
+      <w:lvlJc w:val="left"/>
+      <w:pPr>
+        <w:tabs>
+          <w:tab w:val="num" w:pos="2880"/>
+        </w:tabs>
+        <w:ind w:left="2880" w:hanging="360"/>
+      </w:pPr>
+      <w:rPr>
+        <w:rFonts w:ascii="Wingdings" w:hAnsi="Wingdings" w:hint="default"/>
+        <w:sz w:val="20"/>
+      </w:rPr>
+    </w:lvl>
+    <w:lvl w:ilvl="4" w:tentative="1">
+      <w:start w:val="1"/>
+      <w:numFmt w:val="bullet"/>
+      <w:lvlText w:val=""/>
+      <w:lvlJc w:val="left"/>
+      <w:pPr>
+        <w:tabs>
+          <w:tab w:val="num" w:pos="3600"/>
+        </w:tabs>
+        <w:ind w:left="3600" w:hanging="360"/>
+      </w:pPr>
+      <w:rPr>
+        <w:rFonts w:ascii="Wingdings" w:hAnsi="Wingdings" w:hint="default"/>
+        <w:sz w:val="20"/>
+      </w:rPr>
+    </w:lvl>
+    <w:lvl w:ilvl="5" w:tentative="1">
+      <w:start w:val="1"/>
+      <w:numFmt w:val="bullet"/>
+      <w:lvlText w:val=""/>
+      <w:lvlJc w:val="left"/>
+      <w:pPr>
+        <w:tabs>
+          <w:tab w:val="num" w:pos="4320"/>
+        </w:tabs>
+        <w:ind w:left="4320" w:hanging="360"/>
+      </w:pPr>
+      <w:rPr>
+        <w:rFonts w:ascii="Wingdings" w:hAnsi="Wingdings" w:hint="default"/>
+        <w:sz w:val="20"/>
+      </w:rPr>
+    </w:lvl>
+    <w:lvl w:ilvl="6" w:tentative="1">
+      <w:start w:val="1"/>
+      <w:numFmt w:val="bullet"/>
+      <w:lvlText w:val=""/>
+      <w:lvlJc w:val="left"/>
+      <w:pPr>
+        <w:tabs>
+          <w:tab w:val="num" w:pos="5040"/>
+        </w:tabs>
+        <w:ind w:left="5040" w:hanging="360"/>
+      </w:pPr>
+      <w:rPr>
+        <w:rFonts w:ascii="Wingdings" w:hAnsi="Wingdings" w:hint="default"/>
+        <w:sz w:val="20"/>
+      </w:rPr>
+    </w:lvl>
+    <w:lvl w:ilvl="7" w:tentative="1">
+      <w:start w:val="1"/>
+      <w:numFmt w:val="bullet"/>
+      <w:lvlText w:val=""/>
+      <w:lvlJc w:val="left"/>
+      <w:pPr>
+        <w:tabs>
+          <w:tab w:val="num" w:pos="5760"/>
+        </w:tabs>
+        <w:ind w:left="5760" w:hanging="360"/>
+      </w:pPr>
+      <w:rPr>
+        <w:rFonts w:ascii="Wingdings" w:hAnsi="Wingdings" w:hint="default"/>
+        <w:sz w:val="20"/>
+      </w:rPr>
+    </w:lvl>
+    <w:lvl w:ilvl="8" w:tentative="1">
+      <w:start w:val="1"/>
+      <w:numFmt w:val="bullet"/>
+      <w:lvlText w:val=""/>
+      <w:lvlJc w:val="left"/>
+      <w:pPr>
+        <w:tabs>
+          <w:tab w:val="num" w:pos="6480"/>
+        </w:tabs>
+        <w:ind w:left="6480" w:hanging="360"/>
+      </w:pPr>
+      <w:rPr>
+        <w:rFonts w:ascii="Wingdings" w:hAnsi="Wingdings" w:hint="default"/>
+        <w:sz w:val="20"/>
+      </w:rPr>
+    </w:lvl>
+  </w:abstractNum>
+  <w:abstractNum w:abstractNumId="10" w15:restartNumberingAfterBreak="0">
     <w:nsid w:val="569301C4"/>
     <w:multiLevelType w:val="hybridMultilevel"/>
     <w:tmpl w:val="E258D134"/>
@@ -3454,7 +3713,7 @@
       </w:rPr>
     </w:lvl>
   </w:abstractNum>
-  <w:abstractNum w:abstractNumId="10" w15:restartNumberingAfterBreak="0">
+  <w:abstractNum w:abstractNumId="11" w15:restartNumberingAfterBreak="0">
     <w:nsid w:val="5A0D6F21"/>
     <w:multiLevelType w:val="hybridMultilevel"/>
     <w:tmpl w:val="0FC096AE"/>
@@ -3566,7 +3825,7 @@
       </w:rPr>
     </w:lvl>
   </w:abstractNum>
-  <w:abstractNum w:abstractNumId="11" w15:restartNumberingAfterBreak="0">
+  <w:abstractNum w:abstractNumId="12" w15:restartNumberingAfterBreak="0">
     <w:nsid w:val="5BBC13E5"/>
     <w:multiLevelType w:val="multilevel"/>
     <w:tmpl w:val="B34E60C2"/>
@@ -3679,7 +3938,7 @@
       </w:pPr>
     </w:lvl>
   </w:abstractNum>
-  <w:abstractNum w:abstractNumId="12" w15:restartNumberingAfterBreak="0">
+  <w:abstractNum w:abstractNumId="13" w15:restartNumberingAfterBreak="0">
     <w:nsid w:val="70536ECE"/>
     <w:multiLevelType w:val="hybridMultilevel"/>
     <w:tmpl w:val="4978F9A4"/>
@@ -3792,7 +4051,7 @@
       </w:rPr>
     </w:lvl>
   </w:abstractNum>
-  <w:abstractNum w:abstractNumId="13" w15:restartNumberingAfterBreak="0">
+  <w:abstractNum w:abstractNumId="14" w15:restartNumberingAfterBreak="0">
     <w:nsid w:val="7D8705AF"/>
     <w:multiLevelType w:val="hybridMultilevel"/>
     <w:tmpl w:val="E0B2A15A"/>
@@ -3917,13 +4176,13 @@
     <w:abstractNumId w:val="1"/>
   </w:num>
   <w:num w:numId="5" w16cid:durableId="926227067">
-    <w:abstractNumId w:val="11"/>
+    <w:abstractNumId w:val="12"/>
   </w:num>
   <w:num w:numId="6" w16cid:durableId="2128886024">
     <w:abstractNumId w:val="3"/>
   </w:num>
   <w:num w:numId="7" w16cid:durableId="6716378">
-    <w:abstractNumId w:val="13"/>
+    <w:abstractNumId w:val="14"/>
   </w:num>
   <w:num w:numId="8" w16cid:durableId="2105954617">
     <w:abstractNumId w:val="6"/>
@@ -3935,15 +4194,18 @@
     <w:abstractNumId w:val="5"/>
   </w:num>
   <w:num w:numId="11" w16cid:durableId="1068840981">
-    <w:abstractNumId w:val="12"/>
+    <w:abstractNumId w:val="13"/>
   </w:num>
   <w:num w:numId="12" w16cid:durableId="182207724">
     <w:abstractNumId w:val="2"/>
   </w:num>
   <w:num w:numId="13" w16cid:durableId="371998841">
+    <w:abstractNumId w:val="11"/>
+  </w:num>
+  <w:num w:numId="14" w16cid:durableId="2014720162">
     <w:abstractNumId w:val="10"/>
   </w:num>
-  <w:num w:numId="14" w16cid:durableId="2014720162">
+  <w:num w:numId="15" w16cid:durableId="1975598">
     <w:abstractNumId w:val="9"/>
   </w:num>
 </w:numbering>

--- a/report.docx
+++ b/report.docx
@@ -185,6 +185,7 @@
         <w:rPr>
           <w:noProof/>
         </w:rPr>
+        <w:lastRenderedPageBreak/>
         <w:drawing>
           <wp:inline distT="0" distB="0" distL="0" distR="0" wp14:anchorId="0157ED37" wp14:editId="25341925">
             <wp:extent cx="5943600" cy="3601720"/>
@@ -407,6 +408,7 @@
         </w:numPr>
       </w:pPr>
       <w:r>
+        <w:lastRenderedPageBreak/>
         <w:t>Chọn:</w:t>
       </w:r>
     </w:p>
@@ -690,6 +692,7 @@
         </w:numPr>
       </w:pPr>
       <w:r>
+        <w:lastRenderedPageBreak/>
         <w:t>http://dronebridge.local</w:t>
       </w:r>
     </w:p>
@@ -1047,6 +1050,7 @@
           <w:b/>
           <w:bCs/>
         </w:rPr>
+        <w:lastRenderedPageBreak/>
         <w:t xml:space="preserve">2/ </w:t>
       </w:r>
       <w:r>
@@ -1646,6 +1650,7 @@
     </w:p>
     <w:p>
       <w:r>
+        <w:lastRenderedPageBreak/>
         <w:tab/>
         <w:t>- Tải Rasperi pi imager – tool</w:t>
       </w:r>
@@ -2171,6 +2176,7 @@
     </w:p>
     <w:p>
       <w:r>
+        <w:lastRenderedPageBreak/>
         <w:tab/>
       </w:r>
       <w:r>
@@ -2353,26 +2359,17 @@
         <w:t xml:space="preserve"> </w:t>
       </w:r>
       <w:r>
-        <w:t xml:space="preserve">Power: </w:t>
-      </w:r>
-      <w:r>
-        <w:t>Micro-usb</w:t>
-      </w:r>
-      <w:r>
-        <w:t xml:space="preserve"> 5V 2</w:t>
+        <w:t>Power: Micro-usb 5V 2</w:t>
       </w:r>
       <w:r>
         <w:t>.5</w:t>
       </w:r>
       <w:r>
-        <w:t>A</w:t>
+        <w:t xml:space="preserve">A </w:t>
       </w:r>
       <w:r>
         <w:t xml:space="preserve"> </w:t>
       </w:r>
-      <w:r>
-        <w:t xml:space="preserve"> </w:t>
-      </w:r>
     </w:p>
     <w:p>
       <w:r>
@@ -2381,6 +2378,103 @@
       </w:r>
       <w:r>
         <w:t>sudo poweroff</w:t>
+      </w:r>
+    </w:p>
+    <w:p>
+      <w:r>
+        <w:tab/>
+        <w:t>- Thông số chi tiết:</w:t>
+      </w:r>
+    </w:p>
+    <w:p>
+      <w:r>
+        <w:tab/>
+      </w:r>
+      <w:r>
+        <w:tab/>
+        <w:t>+ CPU: 4 core, 64 bit, 1.2GHz</w:t>
+      </w:r>
+    </w:p>
+    <w:p>
+      <w:r>
+        <w:tab/>
+      </w:r>
+      <w:r>
+        <w:tab/>
+        <w:t>+ Ram: 1GB</w:t>
+      </w:r>
+    </w:p>
+    <w:p>
+      <w:r>
+        <w:tab/>
+      </w:r>
+      <w:r>
+        <w:tab/>
+        <w:t>+ GPU: VideoCore IV</w:t>
+      </w:r>
+    </w:p>
+    <w:p>
+      <w:r>
+        <w:tab/>
+      </w:r>
+      <w:r>
+        <w:tab/>
+        <w:t xml:space="preserve">+ Wifi: 2.4GHz </w:t>
+      </w:r>
+    </w:p>
+    <w:p>
+      <w:r>
+        <w:tab/>
+      </w:r>
+      <w:r>
+        <w:tab/>
+        <w:t xml:space="preserve">+ Bluetooth: 4.1 </w:t>
+      </w:r>
+    </w:p>
+    <w:p>
+      <w:r>
+        <w:tab/>
+      </w:r>
+      <w:r>
+        <w:tab/>
+        <w:t>+Ethernet: 10/ 100 Mbps</w:t>
+      </w:r>
+    </w:p>
+    <w:p>
+      <w:r>
+        <w:lastRenderedPageBreak/>
+        <w:tab/>
+      </w:r>
+      <w:r>
+        <w:tab/>
+        <w:t>+ USB: 4 cổng USB 2.0</w:t>
+      </w:r>
+    </w:p>
+    <w:p>
+      <w:r>
+        <w:tab/>
+      </w:r>
+      <w:r>
+        <w:tab/>
+        <w:t>+ GPIO: 40 chân</w:t>
+      </w:r>
+    </w:p>
+    <w:p>
+      <w:r>
+        <w:tab/>
+      </w:r>
+      <w:r>
+        <w:tab/>
+        <w:t xml:space="preserve">+ Video + Audio : HDMI </w:t>
+      </w:r>
+    </w:p>
+    <w:p>
+      <w:r>
+        <w:tab/>
+      </w:r>
+      <w:r>
+        <w:tab/>
+        <w:t>+ Lưu trữ: MicroSD 64GB</w:t>
       </w:r>
     </w:p>
     <w:p/>
@@ -4813,6 +4907,7 @@
   <w:style w:type="character" w:default="1" w:styleId="DefaultParagraphFont">
     <w:name w:val="Default Paragraph Font"/>
     <w:uiPriority w:val="1"/>
+    <w:semiHidden/>
     <w:unhideWhenUsed/>
   </w:style>
   <w:style w:type="table" w:default="1" w:styleId="TableNormal">

--- a/report.docx
+++ b/report.docx
@@ -2442,42 +2442,327 @@
     </w:p>
     <w:p>
       <w:r>
+        <w:tab/>
+      </w:r>
+      <w:r>
+        <w:tab/>
+        <w:t>+ USB: 4 cổng USB 2.0</w:t>
+      </w:r>
+    </w:p>
+    <w:p>
+      <w:r>
+        <w:tab/>
+      </w:r>
+      <w:r>
+        <w:tab/>
+        <w:t>+ GPIO: 40 chân</w:t>
+      </w:r>
+    </w:p>
+    <w:p>
+      <w:r>
+        <w:tab/>
+      </w:r>
+      <w:r>
+        <w:tab/>
+        <w:t xml:space="preserve">+ Video + Audio : HDMI </w:t>
+      </w:r>
+    </w:p>
+    <w:p>
+      <w:r>
+        <w:tab/>
+      </w:r>
+      <w:r>
+        <w:tab/>
+        <w:t>+ Lưu trữ: MicroSD 64GB</w:t>
+      </w:r>
+    </w:p>
+    <w:p>
+      <w:pPr>
+        <w:pStyle w:val="Heading1"/>
+      </w:pPr>
+      <w:r>
+        <w:t>BÁO CÁO 1</w:t>
+      </w:r>
+      <w:r>
+        <w:t>9</w:t>
+      </w:r>
+      <w:r>
+        <w:t>/8/2026</w:t>
+      </w:r>
+    </w:p>
+    <w:p>
+      <w:pPr>
+        <w:rPr>
+          <w:b/>
+          <w:bCs/>
+        </w:rPr>
+      </w:pPr>
+      <w:r>
+        <w:rPr>
+          <w:b/>
+          <w:bCs/>
+        </w:rPr>
+        <w:t>1/ Xử lý ảnh bằng AI (thị giác máy tính – computer vision)</w:t>
+      </w:r>
+    </w:p>
+    <w:p>
+      <w:r>
+        <w:tab/>
+        <w:t xml:space="preserve">- Dạy máy tính cách nhìn và hiểu được nội dung ảnh hoặc video bằng các đoạn code thuật toán thường được viết bằng python hoặc c/ c++ </w:t>
+      </w:r>
+    </w:p>
+    <w:p>
+      <w:r>
+        <w:tab/>
+        <w:t>- Xử lý ảnh:</w:t>
+      </w:r>
+    </w:p>
+    <w:p>
+      <w:r>
+        <w:tab/>
+      </w:r>
+      <w:r>
+        <w:tab/>
+        <w:t>+ Truyền thống: Công thức toán học + ma trận (kernel/ filter) -&gt; thực thi phép toán cứng nhắc, không học hỏi</w:t>
+      </w:r>
+    </w:p>
+    <w:p>
+      <w:r>
+        <w:tab/>
+      </w:r>
+      <w:r>
+        <w:tab/>
+        <w:t>+ AI (mô hình tự học): Code ra mô hình -&gt; train</w:t>
+      </w:r>
+    </w:p>
+    <w:p>
+      <w:pPr>
+        <w:rPr>
+          <w:b/>
+          <w:bCs/>
+        </w:rPr>
+      </w:pPr>
+      <w:r>
+        <w:rPr>
+          <w:b/>
+          <w:bCs/>
+        </w:rPr>
+        <w:t xml:space="preserve">2/ </w:t>
+      </w:r>
+      <w:r>
+        <w:rPr>
+          <w:b/>
+          <w:bCs/>
+        </w:rPr>
+        <w:t>Các công việc cốt lõi của xử lý ảnh AI</w:t>
+      </w:r>
+    </w:p>
+    <w:p>
+      <w:r>
+        <w:tab/>
+        <w:t xml:space="preserve">- </w:t>
+      </w:r>
+      <w:r>
+        <w:t>Phân loại ảnh (Image Classification)</w:t>
+      </w:r>
+    </w:p>
+    <w:p>
+      <w:r>
+        <w:tab/>
+        <w:t xml:space="preserve">- </w:t>
+      </w:r>
+      <w:r>
+        <w:t>Nhận diện đối tượng (Object Detection)</w:t>
+      </w:r>
+    </w:p>
+    <w:p>
+      <w:r>
+        <w:tab/>
+        <w:t xml:space="preserve">- </w:t>
+      </w:r>
+      <w:r>
+        <w:t>Phân vùng ảnh (Image Segmentation)</w:t>
+      </w:r>
+    </w:p>
+    <w:p/>
+    <w:p>
+      <w:pPr>
+        <w:rPr>
+          <w:b/>
+          <w:bCs/>
+        </w:rPr>
+      </w:pPr>
+      <w:r>
+        <w:rPr>
+          <w:b/>
+          <w:bCs/>
+        </w:rPr>
+        <w:t xml:space="preserve">3/ </w:t>
+      </w:r>
+      <w:r>
+        <w:rPr>
+          <w:b/>
+          <w:bCs/>
+        </w:rPr>
+        <w:t>Các project liên quan tới xử lý ảnh AI</w:t>
+      </w:r>
+    </w:p>
+    <w:p/>
+    <w:p>
+      <w:r>
+        <w:tab/>
+        <w:t xml:space="preserve">- </w:t>
+      </w:r>
+      <w:r>
+        <w:t>Hệ thống phân loại sản phẩm trên băng chuyền</w:t>
+      </w:r>
+    </w:p>
+    <w:p>
+      <w:r>
+        <w:tab/>
+      </w:r>
+      <w:r>
+        <w:tab/>
+        <w:t>+ Kết hợp xử lý ảnh với đ</w:t>
+      </w:r>
+      <w:r>
+        <w:t>iều khiển tự động</w:t>
+      </w:r>
+      <w:r>
+        <w:t xml:space="preserve"> trong công nghiệp</w:t>
+      </w:r>
+    </w:p>
+    <w:p>
+      <w:r>
         <w:lastRenderedPageBreak/>
         <w:tab/>
       </w:r>
       <w:r>
         <w:tab/>
-        <w:t>+ USB: 4 cổng USB 2.0</w:t>
-      </w:r>
-    </w:p>
-    <w:p>
-      <w:r>
-        <w:tab/>
-      </w:r>
-      <w:r>
-        <w:tab/>
-        <w:t>+ GPIO: 40 chân</w:t>
-      </w:r>
-    </w:p>
-    <w:p>
-      <w:r>
-        <w:tab/>
-      </w:r>
-      <w:r>
-        <w:tab/>
-        <w:t xml:space="preserve">+ Video + Audio : HDMI </w:t>
-      </w:r>
-    </w:p>
-    <w:p>
-      <w:r>
-        <w:tab/>
-      </w:r>
-      <w:r>
-        <w:tab/>
-        <w:t>+ Lưu trữ: MicroSD 64GB</w:t>
+        <w:t>+</w:t>
+      </w:r>
+      <w:r>
+        <w:t xml:space="preserve"> Hoạt động: Cam</w:t>
+      </w:r>
+      <w:r>
+        <w:t>era</w:t>
+      </w:r>
+      <w:r>
+        <w:t xml:space="preserve"> chụp ảnh sản phẩm trên băng chuyền và xác định màu sắc,</w:t>
+      </w:r>
+      <w:r>
+        <w:t xml:space="preserve"> </w:t>
+      </w:r>
+      <w:r>
+        <w:t>kích thước, mã vạch (viết bằng python với thư viện opencv)</w:t>
+      </w:r>
+    </w:p>
+    <w:p>
+      <w:r>
+        <w:tab/>
+      </w:r>
+      <w:r>
+        <w:tab/>
+        <w:t xml:space="preserve">+ Tutorial/ open source key word: </w:t>
+      </w:r>
+      <w:r>
+        <w:rPr>
+          <w:i/>
+          <w:iCs/>
+        </w:rPr>
+        <w:t>OpenCV color sorting conveyor belt</w:t>
+      </w:r>
+      <w:r>
+        <w:t xml:space="preserve">, </w:t>
+      </w:r>
+      <w:r>
+        <w:rPr>
+          <w:i/>
+          <w:iCs/>
+        </w:rPr>
+        <w:t>OpenCV object tracking robot arm</w:t>
+      </w:r>
+      <w:r>
+        <w:t>.</w:t>
+      </w:r>
+      <w:r>
+        <w:t xml:space="preserve"> </w:t>
+      </w:r>
+    </w:p>
+    <w:p>
+      <w:r>
+        <w:t xml:space="preserve"> </w:t>
       </w:r>
     </w:p>
     <w:p/>
+    <w:p>
+      <w:r>
+        <w:tab/>
+        <w:t xml:space="preserve">- </w:t>
+      </w:r>
+      <w:r>
+        <w:t>Hệ thống giữ xe thông minh / Nhận diện biển số (ALPR)</w:t>
+      </w:r>
+    </w:p>
+    <w:p>
+      <w:r>
+        <w:tab/>
+      </w:r>
+      <w:r>
+        <w:tab/>
+        <w:t xml:space="preserve">+ </w:t>
+      </w:r>
+      <w:r>
+        <w:t>Dễ thực hiện, giúp nhận diện các ký tự quang học OCR</w:t>
+      </w:r>
+    </w:p>
+    <w:p>
+      <w:r>
+        <w:tab/>
+      </w:r>
+      <w:r>
+        <w:tab/>
+        <w:t xml:space="preserve">+ Hoạt động: </w:t>
+      </w:r>
+      <w:r>
+        <w:t>Phần mềm dùng kỹ thuật phát hiện cạnh (edge detection) để tìm ra vị trí khung biển số, cắt bức ảnh đó ra và dùng thuật toán (như Tesseract OCR) để đọc các chữ số thành văn bản (text).</w:t>
+      </w:r>
+    </w:p>
+    <w:p>
+      <w:r>
+        <w:tab/>
+      </w:r>
+      <w:r>
+        <w:tab/>
+        <w:t xml:space="preserve">+ </w:t>
+      </w:r>
+      <w:r>
+        <w:t>Tutorial/ open source key word:</w:t>
+      </w:r>
+      <w:r>
+        <w:t xml:space="preserve"> </w:t>
+      </w:r>
+      <w:r>
+        <w:rPr>
+          <w:i/>
+          <w:iCs/>
+        </w:rPr>
+        <w:t>Automatic License Plate Recognition OpenCV</w:t>
+      </w:r>
+      <w:r>
+        <w:t xml:space="preserve">, </w:t>
+      </w:r>
+      <w:r>
+        <w:rPr>
+          <w:i/>
+          <w:iCs/>
+        </w:rPr>
+        <w:t>ALPR system Python GitHub</w:t>
+      </w:r>
+      <w:r>
+        <w:t>.</w:t>
+      </w:r>
+    </w:p>
     <w:sectPr>
       <w:pgSz w:w="12240" w:h="15840"/>
       <w:pgMar w:top="1440" w:right="1440" w:bottom="1440" w:left="1440" w:header="720" w:footer="720" w:gutter="0"/>
@@ -4907,7 +5192,6 @@
   <w:style w:type="character" w:default="1" w:styleId="DefaultParagraphFont">
     <w:name w:val="Default Paragraph Font"/>
     <w:uiPriority w:val="1"/>
-    <w:semiHidden/>
     <w:unhideWhenUsed/>
   </w:style>
   <w:style w:type="table" w:default="1" w:styleId="TableNormal">

--- a/report.docx
+++ b/report.docx
@@ -2442,6 +2442,7 @@
     </w:p>
     <w:p>
       <w:r>
+        <w:lastRenderedPageBreak/>
         <w:tab/>
       </w:r>
       <w:r>
@@ -2481,13 +2482,7 @@
         <w:pStyle w:val="Heading1"/>
       </w:pPr>
       <w:r>
-        <w:t>BÁO CÁO 1</w:t>
-      </w:r>
-      <w:r>
-        <w:t>9</w:t>
-      </w:r>
-      <w:r>
-        <w:t>/8/2026</w:t>
+        <w:t>BÁO CÁO 19/8/2026</w:t>
       </w:r>
     </w:p>
     <w:p>
@@ -2547,14 +2542,7 @@
           <w:b/>
           <w:bCs/>
         </w:rPr>
-        <w:t xml:space="preserve">2/ </w:t>
-      </w:r>
-      <w:r>
-        <w:rPr>
-          <w:b/>
-          <w:bCs/>
-        </w:rPr>
-        <w:t>Các công việc cốt lõi của xử lý ảnh AI</w:t>
+        <w:t>2/ Các công việc cốt lõi của xử lý ảnh AI</w:t>
       </w:r>
     </w:p>
     <w:p>
@@ -2634,7 +2622,6 @@
     </w:p>
     <w:p>
       <w:r>
-        <w:lastRenderedPageBreak/>
         <w:tab/>
       </w:r>
       <w:r>
@@ -2734,13 +2721,7 @@
       </w:r>
       <w:r>
         <w:tab/>
-        <w:t xml:space="preserve">+ </w:t>
-      </w:r>
-      <w:r>
-        <w:t>Tutorial/ open source key word:</w:t>
-      </w:r>
-      <w:r>
-        <w:t xml:space="preserve"> </w:t>
+        <w:t xml:space="preserve">+ Tutorial/ open source key word: </w:t>
       </w:r>
       <w:r>
         <w:rPr>
@@ -2761,6 +2742,611 @@
       </w:r>
       <w:r>
         <w:t>.</w:t>
+      </w:r>
+    </w:p>
+    <w:p/>
+    <w:p>
+      <w:pPr>
+        <w:rPr>
+          <w:b/>
+          <w:bCs/>
+        </w:rPr>
+      </w:pPr>
+      <w:r>
+        <w:rPr>
+          <w:b/>
+          <w:bCs/>
+        </w:rPr>
+        <w:t>4/ Mã ArUco</w:t>
+      </w:r>
+    </w:p>
+    <w:p>
+      <w:r>
+        <w:tab/>
+        <w:t xml:space="preserve">- </w:t>
+      </w:r>
+      <w:r>
+        <w:t>Mã ArUco là một Fiducial Marker</w:t>
+      </w:r>
+      <w:r>
+        <w:t xml:space="preserve"> </w:t>
+      </w:r>
+      <w:r>
+        <w:t xml:space="preserve">hình vuông, được thiết kế tối ưu </w:t>
+      </w:r>
+      <w:r>
+        <w:t xml:space="preserve">để </w:t>
+      </w:r>
+      <w:r>
+        <w:t>nhận diện nhanh trong thị giác máy tính</w:t>
+      </w:r>
+    </w:p>
+    <w:p>
+      <w:r>
+        <w:tab/>
+        <w:t xml:space="preserve">- </w:t>
+      </w:r>
+      <w:r>
+        <w:t>Cấu trúc:</w:t>
+      </w:r>
+    </w:p>
+    <w:p>
+      <w:pPr>
+        <w:ind w:left="1440"/>
+      </w:pPr>
+      <w:r>
+        <w:t xml:space="preserve">+ </w:t>
+      </w:r>
+      <w:r>
+        <w:rPr>
+          <w:b/>
+          <w:bCs/>
+        </w:rPr>
+        <w:t>Đường viền đen (Black Border):</w:t>
+      </w:r>
+      <w:r>
+        <w:t xml:space="preserve"> </w:t>
+      </w:r>
+      <w:r>
+        <w:t>tạo tương phản</w:t>
+      </w:r>
+      <w:r>
+        <w:t xml:space="preserve"> -&gt; </w:t>
+      </w:r>
+      <w:r>
+        <w:t>4 góc marker</w:t>
+      </w:r>
+      <w:r>
+        <w:t xml:space="preserve"> -&gt; </w:t>
+      </w:r>
+      <w:r>
+        <w:t>vùng ảnh cần xử lý</w:t>
+      </w:r>
+      <w:r>
+        <w:t xml:space="preserve"> </w:t>
+      </w:r>
+    </w:p>
+    <w:p>
+      <w:pPr>
+        <w:ind w:left="1440"/>
+      </w:pPr>
+      <w:r>
+        <w:t xml:space="preserve">+ </w:t>
+      </w:r>
+      <w:r>
+        <w:rPr>
+          <w:b/>
+          <w:bCs/>
+        </w:rPr>
+        <w:t>Ma trận nhị phân (Binary Matrix):</w:t>
+      </w:r>
+      <w:r>
+        <w:t xml:space="preserve"> </w:t>
+      </w:r>
+      <w:r>
+        <w:t xml:space="preserve">các ô đen/trắng chứa </w:t>
+      </w:r>
+      <w:r>
+        <w:rPr>
+          <w:b/>
+          <w:bCs/>
+        </w:rPr>
+        <w:t>ID</w:t>
+      </w:r>
+      <w:r>
+        <w:t xml:space="preserve"> và giúp xác định </w:t>
+      </w:r>
+      <w:r>
+        <w:rPr>
+          <w:b/>
+          <w:bCs/>
+        </w:rPr>
+        <w:t>hướng</w:t>
+      </w:r>
+      <w:r>
+        <w:t xml:space="preserve"> của marker</w:t>
+      </w:r>
+    </w:p>
+    <w:p>
+      <w:pPr>
+        <w:ind w:left="1440"/>
+      </w:pPr>
+      <w:r>
+        <w:t xml:space="preserve">+ </w:t>
+      </w:r>
+      <w:r>
+        <w:rPr>
+          <w:b/>
+          <w:bCs/>
+        </w:rPr>
+        <w:t>Từ điển (Dictionary):</w:t>
+      </w:r>
+      <w:r>
+        <w:t xml:space="preserve"> </w:t>
+      </w:r>
+      <w:r>
+        <w:t>tập hợp các mã ArUco. Ví dụ DICT_4X4_50 → ma trận 4×4 = 16 bit, có tối đa 50 ID</w:t>
+      </w:r>
+      <w:r>
+        <w:t xml:space="preserve"> </w:t>
+      </w:r>
+    </w:p>
+    <w:p>
+      <w:r>
+        <w:tab/>
+        <w:t>- Xử lý ảnh – Nhận diện ArUco:</w:t>
+      </w:r>
+    </w:p>
+    <w:p>
+      <w:pPr>
+        <w:ind w:left="1440"/>
+      </w:pPr>
+      <w:r>
+        <w:rPr>
+          <w:b/>
+          <w:bCs/>
+        </w:rPr>
+        <w:t xml:space="preserve">+ </w:t>
+      </w:r>
+      <w:r>
+        <w:t>Nhận diện ArUco là phương pháp xử lý ảnh truyền thống, không dùng AI/mạng nơ-ron.</w:t>
+      </w:r>
+    </w:p>
+    <w:p>
+      <w:pPr>
+        <w:ind w:left="1440"/>
+      </w:pPr>
+      <w:r>
+        <w:rPr>
+          <w:b/>
+          <w:bCs/>
+        </w:rPr>
+        <w:t xml:space="preserve">+ </w:t>
+      </w:r>
+      <w:r>
+        <w:t>Dựa vào xử lý điểm ảnh và các phép toán hình học để nhận diện marker.</w:t>
+      </w:r>
+    </w:p>
+    <w:p>
+      <w:pPr>
+        <w:ind w:left="1440"/>
+      </w:pPr>
+      <w:r>
+        <w:rPr>
+          <w:b/>
+          <w:bCs/>
+        </w:rPr>
+        <w:t xml:space="preserve">-&gt; </w:t>
+      </w:r>
+      <w:r>
+        <w:t>N</w:t>
+      </w:r>
+      <w:r>
+        <w:t>hẹ, ổn định và chạy real-time, phù hợp với các thiết bị nhúng yếu như Raspberry Pi.</w:t>
+      </w:r>
+    </w:p>
+    <w:p>
+      <w:r>
+        <w:tab/>
+      </w:r>
+      <w:r>
+        <w:t xml:space="preserve">- </w:t>
+      </w:r>
+      <w:r>
+        <w:t>Quy trình phát hiện và giải mã ArUco theo phương pháp xử lý ảnh truyền thống (classical computer vision) mà OpenCV sử dụng</w:t>
+      </w:r>
+    </w:p>
+    <w:p>
+      <w:r>
+        <w:tab/>
+        <w:t xml:space="preserve">B1: </w:t>
+      </w:r>
+      <w:r>
+        <w:t>Chuyển đổi ảnh và Nhị phân hóa (Binarization)</w:t>
+      </w:r>
+    </w:p>
+    <w:p>
+      <w:r>
+        <w:tab/>
+      </w:r>
+      <w:r>
+        <w:tab/>
+      </w:r>
+      <w:r>
+        <w:t xml:space="preserve">RGB → Grayscale. </w:t>
+      </w:r>
+    </w:p>
+    <w:p>
+      <w:pPr>
+        <w:ind w:left="720" w:firstLine="720"/>
+      </w:pPr>
+      <w:r>
+        <w:lastRenderedPageBreak/>
+        <w:t>Adaptive Thresholding → ảnh nhị phân.</w:t>
+      </w:r>
+      <w:r>
+        <w:tab/>
+      </w:r>
+      <w:r>
+        <w:tab/>
+      </w:r>
+    </w:p>
+    <w:p>
+      <w:r>
+        <w:t>* RGB là gì ?</w:t>
+      </w:r>
+    </w:p>
+    <w:p>
+      <w:r>
+        <w:t>* nguyên lý bộ lọc</w:t>
+      </w:r>
+    </w:p>
+    <w:p>
+      <w:r>
+        <w:tab/>
+        <w:t>B2: Phát hiện đường viền</w:t>
+      </w:r>
+    </w:p>
+    <w:p>
+      <w:r>
+        <w:tab/>
+      </w:r>
+      <w:r>
+        <w:tab/>
+      </w:r>
+      <w:r>
+        <w:t xml:space="preserve">Contour Detection. </w:t>
+      </w:r>
+    </w:p>
+    <w:p>
+      <w:pPr>
+        <w:ind w:left="720" w:firstLine="720"/>
+      </w:pPr>
+      <w:r>
+        <w:t xml:space="preserve">-&gt; </w:t>
+      </w:r>
+      <w:r>
+        <w:t>Tìm các vùng có dạng tứ giác.</w:t>
+      </w:r>
+    </w:p>
+    <w:p>
+      <w:r>
+        <w:tab/>
+        <w:t xml:space="preserve">B3: </w:t>
+      </w:r>
+      <w:r>
+        <w:t>Lọc đa giác (Polygon Approximation)</w:t>
+      </w:r>
+    </w:p>
+    <w:p>
+      <w:r>
+        <w:tab/>
+      </w:r>
+      <w:r>
+        <w:tab/>
+      </w:r>
+      <w:r>
+        <w:t xml:space="preserve">Giữ các tứ giác lồi có kích thước phù hợp. </w:t>
+      </w:r>
+    </w:p>
+    <w:p>
+      <w:r>
+        <w:tab/>
+      </w:r>
+      <w:r>
+        <w:tab/>
+        <w:t xml:space="preserve">-&gt; </w:t>
+      </w:r>
+      <w:r>
+        <w:t>Kiểm tra có viền đen đặc trưng của ArUco hay không.</w:t>
+      </w:r>
+    </w:p>
+    <w:p>
+      <w:r>
+        <w:tab/>
+        <w:t xml:space="preserve">B4: </w:t>
+      </w:r>
+      <w:r>
+        <w:t>Biến đổi phối cảnh (Perspective Transform)</w:t>
+      </w:r>
+    </w:p>
+    <w:p>
+      <w:r>
+        <w:tab/>
+      </w:r>
+      <w:r>
+        <w:tab/>
+      </w:r>
+      <w:r>
+        <w:t xml:space="preserve">Perspective Transform (Homography). </w:t>
+      </w:r>
+    </w:p>
+    <w:p>
+      <w:pPr>
+        <w:ind w:left="1440"/>
+      </w:pPr>
+      <w:r>
+        <w:t xml:space="preserve">-&gt; </w:t>
+      </w:r>
+      <w:r>
+        <w:t>Biến tứ giác méo thành hình vuông chuẩn.</w:t>
+      </w:r>
+    </w:p>
+    <w:p>
+      <w:r>
+        <w:tab/>
+        <w:t xml:space="preserve">B5: </w:t>
+      </w:r>
+      <w:r>
+        <w:t>Trích xuất lưới bit và đối chiếu (Decoding)</w:t>
+      </w:r>
+    </w:p>
+    <w:p>
+      <w:r>
+        <w:tab/>
+      </w:r>
+      <w:r>
+        <w:tab/>
+      </w:r>
+      <w:r>
+        <w:t xml:space="preserve">Chia thành lưới 4×4, 5×5, 6×6,... </w:t>
+      </w:r>
+    </w:p>
+    <w:p>
+      <w:pPr>
+        <w:ind w:left="1440"/>
+      </w:pPr>
+      <w:r>
+        <w:t xml:space="preserve">Đọc bit đen/trắng. </w:t>
+      </w:r>
+    </w:p>
+    <w:p>
+      <w:pPr>
+        <w:ind w:left="720" w:firstLine="720"/>
+      </w:pPr>
+      <w:r>
+        <w:t xml:space="preserve">So khớp với Dictionary. </w:t>
+      </w:r>
+    </w:p>
+    <w:p>
+      <w:pPr>
+        <w:ind w:left="720" w:firstLine="720"/>
+      </w:pPr>
+      <w:r>
+        <w:t>Xác định ID và hướng xoay.</w:t>
+      </w:r>
+    </w:p>
+    <w:p>
+      <w:r>
+        <w:tab/>
+        <w:t xml:space="preserve">B6: </w:t>
+      </w:r>
+      <w:r>
+        <w:t>Ước lượng tư thế (Pose Estimation)</w:t>
+      </w:r>
+    </w:p>
+    <w:p>
+      <w:pPr>
+        <w:ind w:left="720" w:firstLine="720"/>
+      </w:pPr>
+      <w:r>
+        <w:t xml:space="preserve">Dùng 4 góc marker + thông số camera.  </w:t>
+      </w:r>
+    </w:p>
+    <w:p>
+      <w:pPr>
+        <w:ind w:left="1440"/>
+      </w:pPr>
+      <w:r>
+        <w:rPr>
+          <w:b/>
+          <w:bCs/>
+        </w:rPr>
+        <w:t xml:space="preserve">-&gt; </w:t>
+      </w:r>
+      <w:r>
+        <w:rPr>
+          <w:b/>
+          <w:bCs/>
+        </w:rPr>
+        <w:t>rvec</w:t>
+      </w:r>
+      <w:r>
+        <w:t xml:space="preserve"> (rotation vector) </w:t>
+      </w:r>
+      <w:r>
+        <w:t xml:space="preserve">-&gt;  </w:t>
+      </w:r>
+      <w:r>
+        <w:t>Chứa các góc Roll, Pitch, Yaw</w:t>
+      </w:r>
+    </w:p>
+    <w:p>
+      <w:pPr>
+        <w:ind w:left="1440"/>
+      </w:pPr>
+      <w:r>
+        <w:rPr>
+          <w:b/>
+          <w:bCs/>
+        </w:rPr>
+        <w:t>-&gt;</w:t>
+      </w:r>
+      <w:r>
+        <w:t xml:space="preserve"> </w:t>
+      </w:r>
+      <w:r>
+        <w:rPr>
+          <w:b/>
+          <w:bCs/>
+        </w:rPr>
+        <w:t>tvec</w:t>
+      </w:r>
+      <w:r>
+        <w:t xml:space="preserve"> (translation vector) </w:t>
+      </w:r>
+      <w:r>
+        <w:t>-&gt; tọa độ x,y,z của mã so với tâm camera</w:t>
+      </w:r>
+    </w:p>
+    <w:p>
+      <w:pPr>
+        <w:ind w:left="720" w:firstLine="720"/>
+      </w:pPr>
+      <w:r>
+        <w:t xml:space="preserve">=&gt; </w:t>
+      </w:r>
+      <w:r>
+        <w:t>Suy ra vị trí và góc quay của marker so với camera.</w:t>
+      </w:r>
+    </w:p>
+    <w:p>
+      <w:pPr>
+        <w:ind w:left="720" w:firstLine="720"/>
+      </w:pPr>
+    </w:p>
+    <w:p>
+      <w:pPr>
+        <w:ind w:left="1440"/>
+      </w:pPr>
+      <w:r>
+        <w:t xml:space="preserve">=&gt; </w:t>
+      </w:r>
+      <w:r>
+        <w:t xml:space="preserve">Đối với drone, robot, xe tự hành,... thì bước </w:t>
+      </w:r>
+      <w:r>
+        <w:rPr>
+          <w:b/>
+          <w:bCs/>
+        </w:rPr>
+        <w:t>Pose Estimation</w:t>
+      </w:r>
+      <w:r>
+        <w:t xml:space="preserve"> mới là phần quan trọng nhất </w:t>
+      </w:r>
+    </w:p>
+    <w:p/>
+    <w:p/>
+    <w:p>
+      <w:r>
+        <w:rPr>
+          <w:b/>
+          <w:bCs/>
+        </w:rPr>
+        <w:t>Quá trình hạ cánh tự động:</w:t>
+      </w:r>
+      <w:r>
+        <w:t xml:space="preserve"> Camera liên tục. Ở mỗi khung hình, Raspberry Pi tính toán ra bộ số (</w:t>
+      </w:r>
+      <m:oMath>
+        <m:r>
+          <w:rPr>
+            <w:rFonts w:ascii="Cambria Math" w:hAnsi="Cambria Math"/>
+          </w:rPr>
+          <m:t>X,Y,Z</m:t>
+        </m:r>
+      </m:oMath>
+      <w:r>
+        <w:t xml:space="preserve">) mới nhất rồi truyền qua cổng UART/MAVLink xuống mạch cân bằng bay (như Pixhawk). Thuật toán PID trên bộ điều khiển bay sẽ dựa vào sai số </w:t>
+      </w:r>
+      <m:oMath>
+        <m:r>
+          <w:rPr>
+            <w:rFonts w:ascii="Cambria Math" w:hAnsi="Cambria Math"/>
+          </w:rPr>
+          <m:t>X,Y</m:t>
+        </m:r>
+      </m:oMath>
+      <w:r>
+        <w:t xml:space="preserve"> để nghiêng motor, ép Drone luôn nằm ngay trên đỉnh mã ArUco trong khi từ từ giảm cao độ </w:t>
+      </w:r>
+      <m:oMath>
+        <m:r>
+          <w:rPr>
+            <w:rFonts w:ascii="Cambria Math" w:hAnsi="Cambria Math"/>
+          </w:rPr>
+          <m:t>Z</m:t>
+        </m:r>
+      </m:oMath>
+      <w:r>
+        <w:t xml:space="preserve"> cho đến khi chạm đất.</w:t>
+      </w:r>
+    </w:p>
+    <w:p/>
+    <w:p>
+      <w:r>
+        <w:drawing>
+          <wp:inline distT="0" distB="0" distL="0" distR="0" wp14:anchorId="3BA6C51E" wp14:editId="1FA669D3">
+            <wp:extent cx="5943600" cy="1941195"/>
+            <wp:effectExtent l="0" t="0" r="0" b="1905"/>
+            <wp:docPr id="291340898" name="Picture 1"/>
+            <wp:cNvGraphicFramePr>
+              <a:graphicFrameLocks xmlns:a="http://schemas.openxmlformats.org/drawingml/2006/main" noChangeAspect="1"/>
+            </wp:cNvGraphicFramePr>
+            <a:graphic xmlns:a="http://schemas.openxmlformats.org/drawingml/2006/main">
+              <a:graphicData uri="http://schemas.openxmlformats.org/drawingml/2006/picture">
+                <pic:pic xmlns:pic="http://schemas.openxmlformats.org/drawingml/2006/picture">
+                  <pic:nvPicPr>
+                    <pic:cNvPr id="291340898" name=""/>
+                    <pic:cNvPicPr/>
+                  </pic:nvPicPr>
+                  <pic:blipFill>
+                    <a:blip r:embed="rId10"/>
+                    <a:stretch>
+                      <a:fillRect/>
+                    </a:stretch>
+                  </pic:blipFill>
+                  <pic:spPr>
+                    <a:xfrm>
+                      <a:off x="0" y="0"/>
+                      <a:ext cx="5943600" cy="1941195"/>
+                    </a:xfrm>
+                    <a:prstGeom prst="rect">
+                      <a:avLst/>
+                    </a:prstGeom>
+                  </pic:spPr>
+                </pic:pic>
+              </a:graphicData>
+            </a:graphic>
+          </wp:inline>
+        </w:drawing>
+      </w:r>
+    </w:p>
+    <w:p/>
+    <w:p>
+      <w:r>
+        <w:t>GSNCodes/ArUCo-Markers-Pose-Estimation-Generation-Python</w:t>
+      </w:r>
+    </w:p>
+    <w:p>
+      <w:r>
+        <w:t>ddelago/Aruco-Marker-Calibration-and-Pose-Estimation</w:t>
+      </w:r>
+    </w:p>
+    <w:p>
+      <w:r>
+        <w:tab/>
       </w:r>
     </w:p>
     <w:sectPr>
@@ -2776,6 +3362,304 @@
 <file path=word/numbering.xml><?xml version="1.0" encoding="utf-8"?>
 <w:numbering xmlns:wpc="http://schemas.microsoft.com/office/word/2010/wordprocessingCanvas" xmlns:cx="http://schemas.microsoft.com/office/drawing/2014/chartex" xmlns:cx1="http://schemas.microsoft.com/office/drawing/2015/9/8/chartex" xmlns:cx2="http://schemas.microsoft.com/office/drawing/2015/10/21/chartex" xmlns:cx3="http://schemas.microsoft.com/office/drawing/2016/5/9/chartex" xmlns:cx4="http://schemas.microsoft.com/office/drawing/2016/5/10/chartex" xmlns:cx5="http://schemas.microsoft.com/office/drawing/2016/5/11/chartex" xmlns:cx6="http://schemas.microsoft.com/office/drawing/2016/5/12/chartex" xmlns:cx7="http://schemas.microsoft.com/office/drawing/2016/5/13/chartex" xmlns:cx8="http://schemas.microsoft.com/office/drawing/2016/5/14/chartex" xmlns:mc="http://schemas.openxmlformats.org/markup-compatibility/2006" xmlns:aink="http://schemas.microsoft.com/office/drawing/2016/ink" xmlns:am3d="http://schemas.microsoft.com/office/drawing/2017/model3d" xmlns:o="urn:schemas-microsoft-com:office:office" xmlns:oel="http://schemas.microsoft.com/office/2019/extlst" xmlns:r="http://schemas.openxmlformats.org/officeDocument/2006/relationships" xmlns:m="http://schemas.openxmlformats.org/officeDocument/2006/math" xmlns:v="urn:schemas-microsoft-com:vml" xmlns:wp14="http://schemas.microsoft.com/office/word/2010/wordprocessingDrawing" xmlns:wp="http://schemas.openxmlformats.org/drawingml/2006/wordprocessingDrawing" xmlns:w10="urn:schemas-microsoft-com:office:word" xmlns:w="http://schemas.openxmlformats.org/wordprocessingml/2006/main" xmlns:w14="http://schemas.microsoft.com/office/word/2010/wordml" xmlns:w15="http://schemas.microsoft.com/office/word/2012/wordml" xmlns:w16cei="http://schemas.microsoft.com/office/word/2026/wordml/cei" xmlns:w16cex="http://schemas.microsoft.com/office/word/2018/wordml/cex" xmlns:w16cid="http://schemas.microsoft.com/office/word/2016/wordml/cid" xmlns:w16="http://schemas.microsoft.com/office/word/2018/wordml" xmlns:w16du="http://schemas.microsoft.com/office/word/2023/wordml/word16du" xmlns:w16sdtdh="http://schemas.microsoft.com/office/word/2020/wordml/sdtdatahash" xmlns:w16sdtfl="http://schemas.microsoft.com/office/word/2024/wordml/sdtformatlock" xmlns:w16se="http://schemas.microsoft.com/office/word/2015/wordml/symex" xmlns:wpg="http://schemas.microsoft.com/office/word/2010/wordprocessingGroup" xmlns:wpi="http://schemas.microsoft.com/office/word/2010/wordprocessingInk" xmlns:wne="http://schemas.microsoft.com/office/word/2006/wordml" xmlns:wps="http://schemas.microsoft.com/office/word/2010/wordprocessingShape" mc:Ignorable="w14 w15 w16se w16cid w16 w16cex w16sdtdh w16sdtfl w16du wp14">
   <w:abstractNum w:abstractNumId="0" w15:restartNumberingAfterBreak="0">
+    <w:nsid w:val="02F47B5C"/>
+    <w:multiLevelType w:val="multilevel"/>
+    <w:tmpl w:val="B2C49556"/>
+    <w:lvl w:ilvl="0">
+      <w:start w:val="1"/>
+      <w:numFmt w:val="bullet"/>
+      <w:lvlText w:val=""/>
+      <w:lvlJc w:val="left"/>
+      <w:pPr>
+        <w:tabs>
+          <w:tab w:val="num" w:pos="720"/>
+        </w:tabs>
+        <w:ind w:left="720" w:hanging="360"/>
+      </w:pPr>
+      <w:rPr>
+        <w:rFonts w:ascii="Symbol" w:hAnsi="Symbol" w:hint="default"/>
+        <w:sz w:val="20"/>
+      </w:rPr>
+    </w:lvl>
+    <w:lvl w:ilvl="1">
+      <w:start w:val="1"/>
+      <w:numFmt w:val="bullet"/>
+      <w:lvlText w:val="o"/>
+      <w:lvlJc w:val="left"/>
+      <w:pPr>
+        <w:tabs>
+          <w:tab w:val="num" w:pos="1440"/>
+        </w:tabs>
+        <w:ind w:left="1440" w:hanging="360"/>
+      </w:pPr>
+      <w:rPr>
+        <w:rFonts w:ascii="Courier New" w:hAnsi="Courier New" w:hint="default"/>
+        <w:sz w:val="20"/>
+      </w:rPr>
+    </w:lvl>
+    <w:lvl w:ilvl="2" w:tentative="1">
+      <w:start w:val="1"/>
+      <w:numFmt w:val="bullet"/>
+      <w:lvlText w:val=""/>
+      <w:lvlJc w:val="left"/>
+      <w:pPr>
+        <w:tabs>
+          <w:tab w:val="num" w:pos="2160"/>
+        </w:tabs>
+        <w:ind w:left="2160" w:hanging="360"/>
+      </w:pPr>
+      <w:rPr>
+        <w:rFonts w:ascii="Wingdings" w:hAnsi="Wingdings" w:hint="default"/>
+        <w:sz w:val="20"/>
+      </w:rPr>
+    </w:lvl>
+    <w:lvl w:ilvl="3" w:tentative="1">
+      <w:start w:val="1"/>
+      <w:numFmt w:val="bullet"/>
+      <w:lvlText w:val=""/>
+      <w:lvlJc w:val="left"/>
+      <w:pPr>
+        <w:tabs>
+          <w:tab w:val="num" w:pos="2880"/>
+        </w:tabs>
+        <w:ind w:left="2880" w:hanging="360"/>
+      </w:pPr>
+      <w:rPr>
+        <w:rFonts w:ascii="Wingdings" w:hAnsi="Wingdings" w:hint="default"/>
+        <w:sz w:val="20"/>
+      </w:rPr>
+    </w:lvl>
+    <w:lvl w:ilvl="4" w:tentative="1">
+      <w:start w:val="1"/>
+      <w:numFmt w:val="bullet"/>
+      <w:lvlText w:val=""/>
+      <w:lvlJc w:val="left"/>
+      <w:pPr>
+        <w:tabs>
+          <w:tab w:val="num" w:pos="3600"/>
+        </w:tabs>
+        <w:ind w:left="3600" w:hanging="360"/>
+      </w:pPr>
+      <w:rPr>
+        <w:rFonts w:ascii="Wingdings" w:hAnsi="Wingdings" w:hint="default"/>
+        <w:sz w:val="20"/>
+      </w:rPr>
+    </w:lvl>
+    <w:lvl w:ilvl="5" w:tentative="1">
+      <w:start w:val="1"/>
+      <w:numFmt w:val="bullet"/>
+      <w:lvlText w:val=""/>
+      <w:lvlJc w:val="left"/>
+      <w:pPr>
+        <w:tabs>
+          <w:tab w:val="num" w:pos="4320"/>
+        </w:tabs>
+        <w:ind w:left="4320" w:hanging="360"/>
+      </w:pPr>
+      <w:rPr>
+        <w:rFonts w:ascii="Wingdings" w:hAnsi="Wingdings" w:hint="default"/>
+        <w:sz w:val="20"/>
+      </w:rPr>
+    </w:lvl>
+    <w:lvl w:ilvl="6" w:tentative="1">
+      <w:start w:val="1"/>
+      <w:numFmt w:val="bullet"/>
+      <w:lvlText w:val=""/>
+      <w:lvlJc w:val="left"/>
+      <w:pPr>
+        <w:tabs>
+          <w:tab w:val="num" w:pos="5040"/>
+        </w:tabs>
+        <w:ind w:left="5040" w:hanging="360"/>
+      </w:pPr>
+      <w:rPr>
+        <w:rFonts w:ascii="Wingdings" w:hAnsi="Wingdings" w:hint="default"/>
+        <w:sz w:val="20"/>
+      </w:rPr>
+    </w:lvl>
+    <w:lvl w:ilvl="7" w:tentative="1">
+      <w:start w:val="1"/>
+      <w:numFmt w:val="bullet"/>
+      <w:lvlText w:val=""/>
+      <w:lvlJc w:val="left"/>
+      <w:pPr>
+        <w:tabs>
+          <w:tab w:val="num" w:pos="5760"/>
+        </w:tabs>
+        <w:ind w:left="5760" w:hanging="360"/>
+      </w:pPr>
+      <w:rPr>
+        <w:rFonts w:ascii="Wingdings" w:hAnsi="Wingdings" w:hint="default"/>
+        <w:sz w:val="20"/>
+      </w:rPr>
+    </w:lvl>
+    <w:lvl w:ilvl="8" w:tentative="1">
+      <w:start w:val="1"/>
+      <w:numFmt w:val="bullet"/>
+      <w:lvlText w:val=""/>
+      <w:lvlJc w:val="left"/>
+      <w:pPr>
+        <w:tabs>
+          <w:tab w:val="num" w:pos="6480"/>
+        </w:tabs>
+        <w:ind w:left="6480" w:hanging="360"/>
+      </w:pPr>
+      <w:rPr>
+        <w:rFonts w:ascii="Wingdings" w:hAnsi="Wingdings" w:hint="default"/>
+        <w:sz w:val="20"/>
+      </w:rPr>
+    </w:lvl>
+  </w:abstractNum>
+  <w:abstractNum w:abstractNumId="1" w15:restartNumberingAfterBreak="0">
+    <w:nsid w:val="0E7F60A3"/>
+    <w:multiLevelType w:val="multilevel"/>
+    <w:tmpl w:val="0BAC31BA"/>
+    <w:lvl w:ilvl="0">
+      <w:start w:val="1"/>
+      <w:numFmt w:val="bullet"/>
+      <w:lvlText w:val=""/>
+      <w:lvlJc w:val="left"/>
+      <w:pPr>
+        <w:tabs>
+          <w:tab w:val="num" w:pos="720"/>
+        </w:tabs>
+        <w:ind w:left="720" w:hanging="360"/>
+      </w:pPr>
+      <w:rPr>
+        <w:rFonts w:ascii="Symbol" w:hAnsi="Symbol" w:hint="default"/>
+        <w:sz w:val="20"/>
+      </w:rPr>
+    </w:lvl>
+    <w:lvl w:ilvl="1" w:tentative="1">
+      <w:start w:val="1"/>
+      <w:numFmt w:val="bullet"/>
+      <w:lvlText w:val="o"/>
+      <w:lvlJc w:val="left"/>
+      <w:pPr>
+        <w:tabs>
+          <w:tab w:val="num" w:pos="1440"/>
+        </w:tabs>
+        <w:ind w:left="1440" w:hanging="360"/>
+      </w:pPr>
+      <w:rPr>
+        <w:rFonts w:ascii="Courier New" w:hAnsi="Courier New" w:hint="default"/>
+        <w:sz w:val="20"/>
+      </w:rPr>
+    </w:lvl>
+    <w:lvl w:ilvl="2" w:tentative="1">
+      <w:start w:val="1"/>
+      <w:numFmt w:val="bullet"/>
+      <w:lvlText w:val=""/>
+      <w:lvlJc w:val="left"/>
+      <w:pPr>
+        <w:tabs>
+          <w:tab w:val="num" w:pos="2160"/>
+        </w:tabs>
+        <w:ind w:left="2160" w:hanging="360"/>
+      </w:pPr>
+      <w:rPr>
+        <w:rFonts w:ascii="Wingdings" w:hAnsi="Wingdings" w:hint="default"/>
+        <w:sz w:val="20"/>
+      </w:rPr>
+    </w:lvl>
+    <w:lvl w:ilvl="3" w:tentative="1">
+      <w:start w:val="1"/>
+      <w:numFmt w:val="bullet"/>
+      <w:lvlText w:val=""/>
+      <w:lvlJc w:val="left"/>
+      <w:pPr>
+        <w:tabs>
+          <w:tab w:val="num" w:pos="2880"/>
+        </w:tabs>
+        <w:ind w:left="2880" w:hanging="360"/>
+      </w:pPr>
+      <w:rPr>
+        <w:rFonts w:ascii="Wingdings" w:hAnsi="Wingdings" w:hint="default"/>
+        <w:sz w:val="20"/>
+      </w:rPr>
+    </w:lvl>
+    <w:lvl w:ilvl="4" w:tentative="1">
+      <w:start w:val="1"/>
+      <w:numFmt w:val="bullet"/>
+      <w:lvlText w:val=""/>
+      <w:lvlJc w:val="left"/>
+      <w:pPr>
+        <w:tabs>
+          <w:tab w:val="num" w:pos="3600"/>
+        </w:tabs>
+        <w:ind w:left="3600" w:hanging="360"/>
+      </w:pPr>
+      <w:rPr>
+        <w:rFonts w:ascii="Wingdings" w:hAnsi="Wingdings" w:hint="default"/>
+        <w:sz w:val="20"/>
+      </w:rPr>
+    </w:lvl>
+    <w:lvl w:ilvl="5" w:tentative="1">
+      <w:start w:val="1"/>
+      <w:numFmt w:val="bullet"/>
+      <w:lvlText w:val=""/>
+      <w:lvlJc w:val="left"/>
+      <w:pPr>
+        <w:tabs>
+          <w:tab w:val="num" w:pos="4320"/>
+        </w:tabs>
+        <w:ind w:left="4320" w:hanging="360"/>
+      </w:pPr>
+      <w:rPr>
+        <w:rFonts w:ascii="Wingdings" w:hAnsi="Wingdings" w:hint="default"/>
+        <w:sz w:val="20"/>
+      </w:rPr>
+    </w:lvl>
+    <w:lvl w:ilvl="6" w:tentative="1">
+      <w:start w:val="1"/>
+      <w:numFmt w:val="bullet"/>
+      <w:lvlText w:val=""/>
+      <w:lvlJc w:val="left"/>
+      <w:pPr>
+        <w:tabs>
+          <w:tab w:val="num" w:pos="5040"/>
+        </w:tabs>
+        <w:ind w:left="5040" w:hanging="360"/>
+      </w:pPr>
+      <w:rPr>
+        <w:rFonts w:ascii="Wingdings" w:hAnsi="Wingdings" w:hint="default"/>
+        <w:sz w:val="20"/>
+      </w:rPr>
+    </w:lvl>
+    <w:lvl w:ilvl="7" w:tentative="1">
+      <w:start w:val="1"/>
+      <w:numFmt w:val="bullet"/>
+      <w:lvlText w:val=""/>
+      <w:lvlJc w:val="left"/>
+      <w:pPr>
+        <w:tabs>
+          <w:tab w:val="num" w:pos="5760"/>
+        </w:tabs>
+        <w:ind w:left="5760" w:hanging="360"/>
+      </w:pPr>
+      <w:rPr>
+        <w:rFonts w:ascii="Wingdings" w:hAnsi="Wingdings" w:hint="default"/>
+        <w:sz w:val="20"/>
+      </w:rPr>
+    </w:lvl>
+    <w:lvl w:ilvl="8" w:tentative="1">
+      <w:start w:val="1"/>
+      <w:numFmt w:val="bullet"/>
+      <w:lvlText w:val=""/>
+      <w:lvlJc w:val="left"/>
+      <w:pPr>
+        <w:tabs>
+          <w:tab w:val="num" w:pos="6480"/>
+        </w:tabs>
+        <w:ind w:left="6480" w:hanging="360"/>
+      </w:pPr>
+      <w:rPr>
+        <w:rFonts w:ascii="Wingdings" w:hAnsi="Wingdings" w:hint="default"/>
+        <w:sz w:val="20"/>
+      </w:rPr>
+    </w:lvl>
+  </w:abstractNum>
+  <w:abstractNum w:abstractNumId="2" w15:restartNumberingAfterBreak="0">
     <w:nsid w:val="13D918A7"/>
     <w:multiLevelType w:val="multilevel"/>
     <w:tmpl w:val="EB000334"/>
@@ -2924,7 +3808,7 @@
       </w:rPr>
     </w:lvl>
   </w:abstractNum>
-  <w:abstractNum w:abstractNumId="1" w15:restartNumberingAfterBreak="0">
+  <w:abstractNum w:abstractNumId="3" w15:restartNumberingAfterBreak="0">
     <w:nsid w:val="1CB61F45"/>
     <w:multiLevelType w:val="multilevel"/>
     <w:tmpl w:val="ACC21946"/>
@@ -3041,7 +3925,7 @@
       </w:pPr>
     </w:lvl>
   </w:abstractNum>
-  <w:abstractNum w:abstractNumId="2" w15:restartNumberingAfterBreak="0">
+  <w:abstractNum w:abstractNumId="4" w15:restartNumberingAfterBreak="0">
     <w:nsid w:val="1F8862A3"/>
     <w:multiLevelType w:val="hybridMultilevel"/>
     <w:tmpl w:val="0E5E825E"/>
@@ -3154,7 +4038,7 @@
       </w:rPr>
     </w:lvl>
   </w:abstractNum>
-  <w:abstractNum w:abstractNumId="3" w15:restartNumberingAfterBreak="0">
+  <w:abstractNum w:abstractNumId="5" w15:restartNumberingAfterBreak="0">
     <w:nsid w:val="25154393"/>
     <w:multiLevelType w:val="multilevel"/>
     <w:tmpl w:val="37BEDC5A"/>
@@ -3271,7 +4155,7 @@
       </w:pPr>
     </w:lvl>
   </w:abstractNum>
-  <w:abstractNum w:abstractNumId="4" w15:restartNumberingAfterBreak="0">
+  <w:abstractNum w:abstractNumId="6" w15:restartNumberingAfterBreak="0">
     <w:nsid w:val="3C7F1315"/>
     <w:multiLevelType w:val="hybridMultilevel"/>
     <w:tmpl w:val="7EA4B5CA"/>
@@ -3383,7 +4267,7 @@
       </w:rPr>
     </w:lvl>
   </w:abstractNum>
-  <w:abstractNum w:abstractNumId="5" w15:restartNumberingAfterBreak="0">
+  <w:abstractNum w:abstractNumId="7" w15:restartNumberingAfterBreak="0">
     <w:nsid w:val="3D4E16D7"/>
     <w:multiLevelType w:val="hybridMultilevel"/>
     <w:tmpl w:val="4A087C58"/>
@@ -3495,7 +4379,7 @@
       </w:rPr>
     </w:lvl>
   </w:abstractNum>
-  <w:abstractNum w:abstractNumId="6" w15:restartNumberingAfterBreak="0">
+  <w:abstractNum w:abstractNumId="8" w15:restartNumberingAfterBreak="0">
     <w:nsid w:val="436E0960"/>
     <w:multiLevelType w:val="hybridMultilevel"/>
     <w:tmpl w:val="EEA4A76A"/>
@@ -3607,7 +4491,7 @@
       </w:rPr>
     </w:lvl>
   </w:abstractNum>
-  <w:abstractNum w:abstractNumId="7" w15:restartNumberingAfterBreak="0">
+  <w:abstractNum w:abstractNumId="9" w15:restartNumberingAfterBreak="0">
     <w:nsid w:val="457D158A"/>
     <w:multiLevelType w:val="hybridMultilevel"/>
     <w:tmpl w:val="3CB0B9FC"/>
@@ -3719,7 +4603,7 @@
       </w:rPr>
     </w:lvl>
   </w:abstractNum>
-  <w:abstractNum w:abstractNumId="8" w15:restartNumberingAfterBreak="0">
+  <w:abstractNum w:abstractNumId="10" w15:restartNumberingAfterBreak="0">
     <w:nsid w:val="52B35A79"/>
     <w:multiLevelType w:val="hybridMultilevel"/>
     <w:tmpl w:val="CF602AAE"/>
@@ -3831,7 +4715,7 @@
       </w:rPr>
     </w:lvl>
   </w:abstractNum>
-  <w:abstractNum w:abstractNumId="9" w15:restartNumberingAfterBreak="0">
+  <w:abstractNum w:abstractNumId="11" w15:restartNumberingAfterBreak="0">
     <w:nsid w:val="53024D3E"/>
     <w:multiLevelType w:val="multilevel"/>
     <w:tmpl w:val="172AFEA0"/>
@@ -3980,7 +4864,7 @@
       </w:rPr>
     </w:lvl>
   </w:abstractNum>
-  <w:abstractNum w:abstractNumId="10" w15:restartNumberingAfterBreak="0">
+  <w:abstractNum w:abstractNumId="12" w15:restartNumberingAfterBreak="0">
     <w:nsid w:val="569301C4"/>
     <w:multiLevelType w:val="hybridMultilevel"/>
     <w:tmpl w:val="E258D134"/>
@@ -4092,7 +4976,7 @@
       </w:rPr>
     </w:lvl>
   </w:abstractNum>
-  <w:abstractNum w:abstractNumId="11" w15:restartNumberingAfterBreak="0">
+  <w:abstractNum w:abstractNumId="13" w15:restartNumberingAfterBreak="0">
     <w:nsid w:val="5A0D6F21"/>
     <w:multiLevelType w:val="hybridMultilevel"/>
     <w:tmpl w:val="0FC096AE"/>
@@ -4204,7 +5088,7 @@
       </w:rPr>
     </w:lvl>
   </w:abstractNum>
-  <w:abstractNum w:abstractNumId="12" w15:restartNumberingAfterBreak="0">
+  <w:abstractNum w:abstractNumId="14" w15:restartNumberingAfterBreak="0">
     <w:nsid w:val="5BBC13E5"/>
     <w:multiLevelType w:val="multilevel"/>
     <w:tmpl w:val="B34E60C2"/>
@@ -4317,7 +5201,7 @@
       </w:pPr>
     </w:lvl>
   </w:abstractNum>
-  <w:abstractNum w:abstractNumId="13" w15:restartNumberingAfterBreak="0">
+  <w:abstractNum w:abstractNumId="15" w15:restartNumberingAfterBreak="0">
     <w:nsid w:val="70536ECE"/>
     <w:multiLevelType w:val="hybridMultilevel"/>
     <w:tmpl w:val="4978F9A4"/>
@@ -4430,7 +5314,7 @@
       </w:rPr>
     </w:lvl>
   </w:abstractNum>
-  <w:abstractNum w:abstractNumId="14" w15:restartNumberingAfterBreak="0">
+  <w:abstractNum w:abstractNumId="16" w15:restartNumberingAfterBreak="0">
     <w:nsid w:val="7D8705AF"/>
     <w:multiLevelType w:val="hybridMultilevel"/>
     <w:tmpl w:val="E0B2A15A"/>
@@ -4543,49 +5427,55 @@
     </w:lvl>
   </w:abstractNum>
   <w:num w:numId="1" w16cid:durableId="455148927">
+    <w:abstractNumId w:val="9"/>
+  </w:num>
+  <w:num w:numId="2" w16cid:durableId="1306545363">
+    <w:abstractNumId w:val="6"/>
+  </w:num>
+  <w:num w:numId="3" w16cid:durableId="1479497268">
+    <w:abstractNumId w:val="10"/>
+  </w:num>
+  <w:num w:numId="4" w16cid:durableId="6030451">
+    <w:abstractNumId w:val="3"/>
+  </w:num>
+  <w:num w:numId="5" w16cid:durableId="926227067">
+    <w:abstractNumId w:val="14"/>
+  </w:num>
+  <w:num w:numId="6" w16cid:durableId="2128886024">
+    <w:abstractNumId w:val="5"/>
+  </w:num>
+  <w:num w:numId="7" w16cid:durableId="6716378">
+    <w:abstractNumId w:val="16"/>
+  </w:num>
+  <w:num w:numId="8" w16cid:durableId="2105954617">
+    <w:abstractNumId w:val="8"/>
+  </w:num>
+  <w:num w:numId="9" w16cid:durableId="592126465">
+    <w:abstractNumId w:val="2"/>
+  </w:num>
+  <w:num w:numId="10" w16cid:durableId="757676529">
     <w:abstractNumId w:val="7"/>
   </w:num>
-  <w:num w:numId="2" w16cid:durableId="1306545363">
+  <w:num w:numId="11" w16cid:durableId="1068840981">
+    <w:abstractNumId w:val="15"/>
+  </w:num>
+  <w:num w:numId="12" w16cid:durableId="182207724">
     <w:abstractNumId w:val="4"/>
   </w:num>
-  <w:num w:numId="3" w16cid:durableId="1479497268">
-    <w:abstractNumId w:val="8"/>
+  <w:num w:numId="13" w16cid:durableId="371998841">
+    <w:abstractNumId w:val="13"/>
   </w:num>
-  <w:num w:numId="4" w16cid:durableId="6030451">
+  <w:num w:numId="14" w16cid:durableId="2014720162">
+    <w:abstractNumId w:val="12"/>
+  </w:num>
+  <w:num w:numId="15" w16cid:durableId="1975598">
+    <w:abstractNumId w:val="11"/>
+  </w:num>
+  <w:num w:numId="16" w16cid:durableId="66345668">
     <w:abstractNumId w:val="1"/>
   </w:num>
-  <w:num w:numId="5" w16cid:durableId="926227067">
-    <w:abstractNumId w:val="12"/>
-  </w:num>
-  <w:num w:numId="6" w16cid:durableId="2128886024">
-    <w:abstractNumId w:val="3"/>
-  </w:num>
-  <w:num w:numId="7" w16cid:durableId="6716378">
-    <w:abstractNumId w:val="14"/>
-  </w:num>
-  <w:num w:numId="8" w16cid:durableId="2105954617">
-    <w:abstractNumId w:val="6"/>
-  </w:num>
-  <w:num w:numId="9" w16cid:durableId="592126465">
+  <w:num w:numId="17" w16cid:durableId="1135834069">
     <w:abstractNumId w:val="0"/>
-  </w:num>
-  <w:num w:numId="10" w16cid:durableId="757676529">
-    <w:abstractNumId w:val="5"/>
-  </w:num>
-  <w:num w:numId="11" w16cid:durableId="1068840981">
-    <w:abstractNumId w:val="13"/>
-  </w:num>
-  <w:num w:numId="12" w16cid:durableId="182207724">
-    <w:abstractNumId w:val="2"/>
-  </w:num>
-  <w:num w:numId="13" w16cid:durableId="371998841">
-    <w:abstractNumId w:val="11"/>
-  </w:num>
-  <w:num w:numId="14" w16cid:durableId="2014720162">
-    <w:abstractNumId w:val="10"/>
-  </w:num>
-  <w:num w:numId="15" w16cid:durableId="1975598">
-    <w:abstractNumId w:val="9"/>
   </w:num>
 </w:numbering>
 </file>

--- a/report.docx
+++ b/report.docx
@@ -487,128 +487,6 @@
       </w:r>
     </w:p>
     <w:p>
-      <w:r>
-        <w:pict w14:anchorId="481815B3">
-          <v:rect id="_x0000_i1025" style="width:0;height:1.5pt" o:hralign="center" o:hrstd="t" o:hr="t" fillcolor="#a0a0a0" stroked="f"/>
-        </w:pict>
-      </w:r>
-    </w:p>
-    <w:p>
-      <w:pPr>
-        <w:rPr>
-          <w:b/>
-          <w:bCs/>
-        </w:rPr>
-      </w:pPr>
-      <w:r>
-        <w:rPr>
-          <w:b/>
-          <w:bCs/>
-        </w:rPr>
-        <w:t>Cách 2: Nạp bằng esptool (thủ công)</w:t>
-      </w:r>
-    </w:p>
-    <w:p>
-      <w:pPr>
-        <w:numPr>
-          <w:ilvl w:val="0"/>
-          <w:numId w:val="5"/>
-        </w:numPr>
-      </w:pPr>
-      <w:r>
-        <w:t xml:space="preserve">Tải bản release mới nhất từ GitHub: </w:t>
-      </w:r>
-      <w:hyperlink r:id="rId9" w:tgtFrame="_blank" w:history="1">
-        <w:r>
-          <w:rPr>
-            <w:rStyle w:val="Hyperlink"/>
-          </w:rPr>
-          <w:t>https://github.com/DroneBridge/ESP32/releases</w:t>
-        </w:r>
-      </w:hyperlink>
-    </w:p>
-    <w:p>
-      <w:pPr>
-        <w:numPr>
-          <w:ilvl w:val="0"/>
-          <w:numId w:val="5"/>
-        </w:numPr>
-      </w:pPr>
-      <w:r>
-        <w:t>Giải nén file, vào thư mục esp32c3.</w:t>
-      </w:r>
-    </w:p>
-    <w:p>
-      <w:pPr>
-        <w:numPr>
-          <w:ilvl w:val="0"/>
-          <w:numId w:val="5"/>
-        </w:numPr>
-      </w:pPr>
-      <w:r>
-        <w:t>Cài esptool (nếu chưa có):</w:t>
-      </w:r>
-    </w:p>
-    <w:p>
-      <w:r>
-        <w:t>Bash</w:t>
-      </w:r>
-    </w:p>
-    <w:p>
-      <w:r>
-        <w:t>pip install esptool</w:t>
-      </w:r>
-    </w:p>
-    <w:p>
-      <w:pPr>
-        <w:numPr>
-          <w:ilvl w:val="0"/>
-          <w:numId w:val="5"/>
-        </w:numPr>
-      </w:pPr>
-      <w:r>
-        <w:t>Xóa flash cũ (khuyến nghị):</w:t>
-      </w:r>
-    </w:p>
-    <w:p>
-      <w:r>
-        <w:t>Bash</w:t>
-      </w:r>
-    </w:p>
-    <w:p>
-      <w:r>
-        <w:t>esptool.py -p COMx erase_flash</w:t>
-      </w:r>
-    </w:p>
-    <w:p>
-      <w:pPr>
-        <w:numPr>
-          <w:ilvl w:val="0"/>
-          <w:numId w:val="5"/>
-        </w:numPr>
-      </w:pPr>
-      <w:r>
-        <w:t>Nạp firmware (thay COMx bằng cổng thật của bạn):</w:t>
-      </w:r>
-    </w:p>
-    <w:p>
-      <w:r>
-        <w:t>Bash</w:t>
-      </w:r>
-    </w:p>
-    <w:p>
-      <w:r>
-        <w:t>esptool.py --chip esp32c3 -b 115200 --before default_reset --after hard_reset write_flash --flash_mode dio --flash_size 2MB --flash_freq 80m 0x0 bootloader.bin 0x8000 partition-table.bin 0x10000 db_esp32.bin 0x190000 www.bin</w:t>
-      </w:r>
-    </w:p>
-    <w:p>
-      <w:r>
-        <w:pict w14:anchorId="5F0554AF">
-          <v:rect id="_x0000_i1026" style="width:0;height:1.5pt" o:hralign="center" o:hrstd="t" o:hr="t" fillcolor="#a0a0a0" stroked="f"/>
-        </w:pict>
-      </w:r>
-    </w:p>
-    <w:p>
       <w:pPr>
         <w:rPr>
           <w:b/>
@@ -692,7 +570,6 @@
         </w:numPr>
       </w:pPr>
       <w:r>
-        <w:lastRenderedPageBreak/>
         <w:t>http://dronebridge.local</w:t>
       </w:r>
     </w:p>
@@ -950,6 +827,7 @@
         </w:rPr>
       </w:pPr>
       <w:r>
+        <w:lastRenderedPageBreak/>
         <w:t>BÁO CÁO 15/8/2026</w:t>
       </w:r>
     </w:p>
@@ -1050,7 +928,6 @@
           <w:b/>
           <w:bCs/>
         </w:rPr>
-        <w:lastRenderedPageBreak/>
         <w:t xml:space="preserve">2/ </w:t>
       </w:r>
       <w:r>
@@ -1566,6 +1443,7 @@
     </w:p>
     <w:p>
       <w:r>
+        <w:lastRenderedPageBreak/>
         <w:t xml:space="preserve">- </w:t>
       </w:r>
       <w:r>
@@ -1650,12 +1528,409 @@
     </w:p>
     <w:p>
       <w:r>
+        <w:tab/>
+        <w:t>- Tải Rasperi pi imager – tool</w:t>
+      </w:r>
+    </w:p>
+    <w:p>
+      <w:r>
+        <w:tab/>
+      </w:r>
+      <w:r>
+        <w:tab/>
+        <w:t xml:space="preserve">+ </w:t>
+      </w:r>
+      <w:r>
+        <w:t>https://www.raspberrypi.com/software/</w:t>
+      </w:r>
+    </w:p>
+    <w:p>
+      <w:r>
+        <w:tab/>
+        <w:t xml:space="preserve">- </w:t>
+      </w:r>
+      <w:r>
+        <w:t>Cài đặt OS vào thẻ nhớ</w:t>
+      </w:r>
+    </w:p>
+    <w:p>
+      <w:r>
+        <w:tab/>
+      </w:r>
+      <w:r>
+        <w:tab/>
+      </w:r>
+      <w:r>
+        <w:t xml:space="preserve">B1: Cắm thẻ </w:t>
+      </w:r>
+      <w:r>
+        <w:t>micro</w:t>
+      </w:r>
+      <w:r>
+        <w:t>SD vào máy tính</w:t>
+      </w:r>
+    </w:p>
+    <w:p>
+      <w:r>
+        <w:tab/>
+      </w:r>
+      <w:r>
+        <w:tab/>
+        <w:t xml:space="preserve">B2: </w:t>
+      </w:r>
+      <w:r>
+        <w:t>Mở rasperi pi imager</w:t>
+      </w:r>
+      <w:r>
+        <w:t xml:space="preserve"> - tool</w:t>
+      </w:r>
+    </w:p>
+    <w:p>
+      <w:r>
+        <w:tab/>
+      </w:r>
+      <w:r>
+        <w:tab/>
+        <w:t xml:space="preserve">B3: </w:t>
+      </w:r>
+      <w:r>
+        <w:t>Làm theo các bước sau:</w:t>
+      </w:r>
+    </w:p>
+    <w:p>
+      <w:r>
+        <w:tab/>
+      </w:r>
+      <w:r>
+        <w:tab/>
+      </w:r>
+      <w:r>
+        <w:tab/>
+      </w:r>
+      <w:r>
+        <w:t>+</w:t>
+      </w:r>
+      <w:r>
+        <w:t xml:space="preserve"> </w:t>
+      </w:r>
+      <w:r>
+        <w:t>CHOOSE DEVICE</w:t>
+      </w:r>
+      <w:r>
+        <w:t xml:space="preserve"> -&gt; </w:t>
+      </w:r>
+      <w:r>
+        <w:t>M</w:t>
+      </w:r>
+      <w:r>
+        <w:t>odel Raspberry Pi</w:t>
+      </w:r>
+    </w:p>
+    <w:p>
+      <w:r>
+        <w:tab/>
+      </w:r>
+      <w:r>
+        <w:tab/>
+      </w:r>
+      <w:r>
+        <w:tab/>
+        <w:t xml:space="preserve">+ </w:t>
+      </w:r>
+      <w:r>
+        <w:t>CHOOSE OS</w:t>
+      </w:r>
+      <w:r>
+        <w:t xml:space="preserve"> -&gt; </w:t>
+      </w:r>
+      <w:r>
+        <w:t>Raspberry Pi OS (64-bit</w:t>
+      </w:r>
+      <w:r>
+        <w:t xml:space="preserve"> - recommend</w:t>
+      </w:r>
+      <w:r>
+        <w:t>)</w:t>
+      </w:r>
+    </w:p>
+    <w:p>
+      <w:r>
+        <w:tab/>
+      </w:r>
+      <w:r>
+        <w:tab/>
+      </w:r>
+      <w:r>
+        <w:tab/>
+      </w:r>
+      <w:r>
+        <w:tab/>
+        <w:t xml:space="preserve">. </w:t>
+      </w:r>
+      <w:r>
+        <w:rPr>
+          <w:b/>
+          <w:bCs/>
+        </w:rPr>
+        <w:t>Raspberry Pi OS</w:t>
+      </w:r>
+      <w:r>
+        <w:t xml:space="preserve"> (có desktop)</w:t>
+      </w:r>
+      <w:r>
+        <w:t xml:space="preserve"> - </w:t>
+      </w:r>
+      <w:r>
+        <w:t xml:space="preserve">dùng phổ biến nhất </w:t>
+      </w:r>
+    </w:p>
+    <w:p>
+      <w:pPr>
+        <w:ind w:left="2160" w:firstLine="720"/>
+      </w:pPr>
+      <w:r>
+        <w:t xml:space="preserve">. </w:t>
+      </w:r>
+      <w:r>
+        <w:rPr>
+          <w:b/>
+          <w:bCs/>
+        </w:rPr>
+        <w:t>Raspberry Pi OS Lite</w:t>
+      </w:r>
+      <w:r>
+        <w:t xml:space="preserve"> (</w:t>
+      </w:r>
+      <w:r>
+        <w:t>no</w:t>
+      </w:r>
+      <w:r>
+        <w:t xml:space="preserve"> desktop)</w:t>
+      </w:r>
+      <w:r>
+        <w:t xml:space="preserve"> - </w:t>
+      </w:r>
+      <w:r>
+        <w:t xml:space="preserve">nhẹ, dùng server/headless </w:t>
+      </w:r>
+    </w:p>
+    <w:p>
+      <w:pPr>
+        <w:ind w:left="2160" w:firstLine="720"/>
+      </w:pPr>
+      <w:r>
+        <w:t xml:space="preserve">. </w:t>
+      </w:r>
+      <w:r>
+        <w:rPr>
+          <w:b/>
+          <w:bCs/>
+        </w:rPr>
+        <w:t>Raspberry Pi OS Full</w:t>
+      </w:r>
+      <w:r>
+        <w:t xml:space="preserve"> (có thêm nhiều phần mềm)</w:t>
+      </w:r>
+    </w:p>
+    <w:p>
+      <w:r>
+        <w:tab/>
+      </w:r>
+      <w:r>
+        <w:tab/>
+      </w:r>
+      <w:r>
+        <w:tab/>
+        <w:t xml:space="preserve">+ </w:t>
+      </w:r>
+      <w:r>
+        <w:t>CHOOSE STORAGE</w:t>
+      </w:r>
+      <w:r>
+        <w:t xml:space="preserve"> -&gt; chọn thẻ microSD</w:t>
+      </w:r>
+    </w:p>
+    <w:p>
+      <w:r>
+        <w:tab/>
+      </w:r>
+      <w:r>
+        <w:tab/>
+        <w:t>B4: Tùy chỉnh trước khi ghi (important)</w:t>
+      </w:r>
+    </w:p>
+    <w:p>
+      <w:r>
+        <w:tab/>
+      </w:r>
+      <w:r>
+        <w:tab/>
+      </w:r>
+      <w:r>
+        <w:tab/>
+      </w:r>
+      <w:r>
+        <w:t>-</w:t>
+      </w:r>
+      <w:r>
+        <w:t xml:space="preserve"> Next -&gt; </w:t>
+      </w:r>
+      <w:r>
+        <w:t>Edit Settings</w:t>
+      </w:r>
+      <w:r>
+        <w:t xml:space="preserve"> </w:t>
+      </w:r>
+    </w:p>
+    <w:p>
+      <w:r>
+        <w:tab/>
+      </w:r>
+      <w:r>
+        <w:tab/>
+      </w:r>
+      <w:r>
+        <w:tab/>
+      </w:r>
+      <w:r>
+        <w:tab/>
+      </w:r>
+      <w:r>
+        <w:t>+</w:t>
+      </w:r>
+      <w:r>
+        <w:t xml:space="preserve"> </w:t>
+      </w:r>
+      <w:r>
+        <w:t>Hostname</w:t>
+      </w:r>
+      <w:r>
+        <w:t xml:space="preserve">: </w:t>
+      </w:r>
+    </w:p>
+    <w:p>
+      <w:r>
+        <w:tab/>
+      </w:r>
+      <w:r>
+        <w:tab/>
+      </w:r>
+      <w:r>
+        <w:tab/>
+      </w:r>
+      <w:r>
+        <w:tab/>
+      </w:r>
+      <w:r>
+        <w:t>+</w:t>
+      </w:r>
+      <w:r>
+        <w:t xml:space="preserve"> </w:t>
+      </w:r>
+      <w:r>
+        <w:t>Username + Password</w:t>
+      </w:r>
+      <w:r>
+        <w:t xml:space="preserve">: </w:t>
+      </w:r>
+    </w:p>
+    <w:p>
+      <w:r>
         <w:lastRenderedPageBreak/>
         <w:tab/>
-        <w:t>- Tải Rasperi pi imager – tool</w:t>
-      </w:r>
-    </w:p>
-    <w:p>
+      </w:r>
+      <w:r>
+        <w:tab/>
+      </w:r>
+      <w:r>
+        <w:tab/>
+      </w:r>
+      <w:r>
+        <w:tab/>
+      </w:r>
+      <w:r>
+        <w:t>+</w:t>
+      </w:r>
+      <w:r>
+        <w:t xml:space="preserve"> </w:t>
+      </w:r>
+      <w:r>
+        <w:t>Configure wireless LAN</w:t>
+      </w:r>
+      <w:r>
+        <w:t xml:space="preserve">: </w:t>
+      </w:r>
+    </w:p>
+    <w:p>
+      <w:r>
+        <w:tab/>
+      </w:r>
+      <w:r>
+        <w:tab/>
+      </w:r>
+      <w:r>
+        <w:tab/>
+      </w:r>
+      <w:r>
+        <w:tab/>
+      </w:r>
+      <w:r>
+        <w:tab/>
+        <w:t xml:space="preserve">. </w:t>
+      </w:r>
+      <w:r>
+        <w:t>SSID (tên WiFi)</w:t>
+      </w:r>
+    </w:p>
+    <w:p>
+      <w:r>
+        <w:tab/>
+      </w:r>
+      <w:r>
+        <w:tab/>
+      </w:r>
+      <w:r>
+        <w:tab/>
+      </w:r>
+      <w:r>
+        <w:tab/>
+      </w:r>
+      <w:r>
+        <w:tab/>
+        <w:t xml:space="preserve">. </w:t>
+      </w:r>
+      <w:r>
+        <w:t>Password WiFi</w:t>
+      </w:r>
+    </w:p>
+    <w:p>
+      <w:r>
+        <w:tab/>
+      </w:r>
+      <w:r>
+        <w:tab/>
+      </w:r>
+      <w:r>
+        <w:tab/>
+      </w:r>
+      <w:r>
+        <w:tab/>
+      </w:r>
+      <w:r>
+        <w:tab/>
+        <w:t xml:space="preserve">. </w:t>
+      </w:r>
+      <w:r>
+        <w:t>Wireless LAN country: VN</w:t>
+      </w:r>
+    </w:p>
+    <w:p>
+      <w:r>
+        <w:tab/>
+      </w:r>
+      <w:r>
+        <w:tab/>
+      </w:r>
       <w:r>
         <w:tab/>
       </w:r>
@@ -1664,7 +1939,105 @@
         <w:t xml:space="preserve">+ </w:t>
       </w:r>
       <w:r>
-        <w:t>https://www.raspberrypi.com/software/</w:t>
+        <w:t>Enable SSH</w:t>
+      </w:r>
+      <w:r>
+        <w:t>: Bật nếu dùng headless không cần màn hình</w:t>
+      </w:r>
+    </w:p>
+    <w:p>
+      <w:r>
+        <w:tab/>
+      </w:r>
+      <w:r>
+        <w:tab/>
+      </w:r>
+      <w:r>
+        <w:tab/>
+      </w:r>
+      <w:r>
+        <w:tab/>
+      </w:r>
+      <w:r>
+        <w:t xml:space="preserve">+ </w:t>
+      </w:r>
+      <w:r>
+        <w:t>Locale settings</w:t>
+      </w:r>
+      <w:r>
+        <w:t xml:space="preserve">: </w:t>
+      </w:r>
+      <w:r>
+        <w:t>Timezone Asia/Ho_Chi_Minh</w:t>
+      </w:r>
+    </w:p>
+    <w:p>
+      <w:r>
+        <w:tab/>
+      </w:r>
+      <w:r>
+        <w:tab/>
+        <w:t xml:space="preserve">B5: </w:t>
+      </w:r>
+      <w:r>
+        <w:t>Lưu lại → nhấn Write → xác nhận Yes</w:t>
+      </w:r>
+    </w:p>
+    <w:p>
+      <w:r>
+        <w:tab/>
+      </w:r>
+      <w:r>
+        <w:tab/>
+      </w:r>
+      <w:r>
+        <w:tab/>
+        <w:t xml:space="preserve">+ </w:t>
+      </w:r>
+      <w:r>
+        <w:t>Tool</w:t>
+      </w:r>
+      <w:r>
+        <w:t xml:space="preserve"> </w:t>
+      </w:r>
+      <w:r>
+        <w:t>tải OS và ghi vào thẻ (</w:t>
+      </w:r>
+      <w:r>
+        <w:t xml:space="preserve"> </w:t>
+      </w:r>
+      <w:r>
+        <w:t>5</w:t>
+      </w:r>
+      <w:r>
+        <w:t xml:space="preserve"> - </w:t>
+      </w:r>
+      <w:r>
+        <w:t>15 phút</w:t>
+      </w:r>
+      <w:r>
+        <w:t xml:space="preserve"> </w:t>
+      </w:r>
+      <w:r>
+        <w:t>)</w:t>
+      </w:r>
+    </w:p>
+    <w:p>
+      <w:r>
+        <w:tab/>
+      </w:r>
+      <w:r>
+        <w:tab/>
+      </w:r>
+      <w:r>
+        <w:tab/>
+        <w:t xml:space="preserve">* Lưu ý: </w:t>
+      </w:r>
+      <w:r>
+        <w:t>D</w:t>
+      </w:r>
+      <w:r>
+        <w:t>ữ liệu trên microSD sẽ bị xóa sạch</w:t>
       </w:r>
     </w:p>
     <w:p>
@@ -1673,703 +2046,208 @@
         <w:t xml:space="preserve">- </w:t>
       </w:r>
       <w:r>
-        <w:t>Cài đặt OS vào thẻ nhớ</w:t>
-      </w:r>
-    </w:p>
-    <w:p>
-      <w:r>
-        <w:tab/>
-      </w:r>
-      <w:r>
-        <w:tab/>
-      </w:r>
-      <w:r>
-        <w:t xml:space="preserve">B1: Cắm thẻ </w:t>
-      </w:r>
-      <w:r>
-        <w:t>micro</w:t>
-      </w:r>
-      <w:r>
-        <w:t>SD vào máy tính</w:t>
-      </w:r>
-    </w:p>
-    <w:p>
-      <w:r>
-        <w:tab/>
-      </w:r>
-      <w:r>
-        <w:tab/>
-        <w:t xml:space="preserve">B2: </w:t>
-      </w:r>
-      <w:r>
-        <w:t>Mở rasperi pi imager</w:t>
-      </w:r>
-      <w:r>
-        <w:t xml:space="preserve"> - tool</w:t>
-      </w:r>
-    </w:p>
-    <w:p>
-      <w:r>
-        <w:tab/>
-      </w:r>
-      <w:r>
-        <w:tab/>
-        <w:t xml:space="preserve">B3: </w:t>
-      </w:r>
-      <w:r>
-        <w:t>Làm theo các bước sau:</w:t>
-      </w:r>
-    </w:p>
-    <w:p>
-      <w:r>
-        <w:tab/>
-      </w:r>
-      <w:r>
-        <w:tab/>
-      </w:r>
-      <w:r>
-        <w:tab/>
-      </w:r>
-      <w:r>
+        <w:t>Khởi động Raspberry Pi</w:t>
+      </w:r>
+      <w:r>
+        <w:t>:</w:t>
+      </w:r>
+    </w:p>
+    <w:p>
+      <w:r>
+        <w:tab/>
+      </w:r>
+      <w:r>
+        <w:tab/>
+        <w:t xml:space="preserve">+ </w:t>
+      </w:r>
+      <w:r>
+        <w:t xml:space="preserve">Rút thẻ </w:t>
+      </w:r>
+      <w:r>
+        <w:t>ra khỏi máy tính</w:t>
+      </w:r>
+    </w:p>
+    <w:p>
+      <w:pPr>
+        <w:ind w:left="720" w:firstLine="720"/>
+      </w:pPr>
+      <w:r>
+        <w:t xml:space="preserve">+ </w:t>
+      </w:r>
+      <w:r>
+        <w:t xml:space="preserve">Cắm </w:t>
+      </w:r>
+      <w:r>
+        <w:t>thẻ vào</w:t>
+      </w:r>
+      <w:r>
+        <w:t xml:space="preserve"> khe microSD</w:t>
+      </w:r>
+      <w:r>
+        <w:t xml:space="preserve"> của rasperi</w:t>
+      </w:r>
+    </w:p>
+    <w:p>
+      <w:pPr>
+        <w:ind w:left="720" w:firstLine="720"/>
+      </w:pPr>
+      <w:r>
+        <w:t xml:space="preserve">+ </w:t>
+      </w:r>
+      <w:r>
+        <w:t>Cắm màn hình, bàn phím, chuột</w:t>
+      </w:r>
+    </w:p>
+    <w:p>
+      <w:pPr>
+        <w:ind w:left="720" w:firstLine="720"/>
+      </w:pPr>
+      <w:r>
+        <w:t xml:space="preserve">+ </w:t>
+      </w:r>
+      <w:r>
+        <w:t>Cắm nguồn → Pi sẽ tự boot</w:t>
+      </w:r>
+    </w:p>
+    <w:p>
+      <w:r>
+        <w:tab/>
+        <w:t xml:space="preserve">- Lần đầu khởi động </w:t>
+      </w:r>
+    </w:p>
+    <w:p>
+      <w:r>
+        <w:tab/>
+      </w:r>
+      <w:r>
+        <w:tab/>
         <w:t>+</w:t>
       </w:r>
       <w:r>
+        <w:t xml:space="preserve"> Có màn hình: hệ thống hiện desktop hoặc wizard thiết lập</w:t>
+      </w:r>
+    </w:p>
+    <w:p>
+      <w:r>
+        <w:tab/>
+      </w:r>
+      <w:r>
+        <w:tab/>
+        <w:t>+ Headless (không màn hình): Chờ</w:t>
+      </w:r>
+      <w:r>
+        <w:t xml:space="preserve"> 1</w:t>
+      </w:r>
+      <w:r>
+        <w:t xml:space="preserve"> - </w:t>
+      </w:r>
+      <w:r>
+        <w:t>2 phút rồi SSH từ máy tính</w:t>
+      </w:r>
+    </w:p>
+    <w:p>
+      <w:pPr>
+        <w:pStyle w:val="Heading1"/>
+      </w:pPr>
+      <w:r>
+        <w:t>BÁO CÁO 18/8/2026</w:t>
+      </w:r>
+    </w:p>
+    <w:p/>
+    <w:p>
+      <w:r>
+        <w:t>1/ 3.5 inch RPI LCD (A)</w:t>
+      </w:r>
+    </w:p>
+    <w:p>
+      <w:pPr>
+        <w:ind w:left="720"/>
+      </w:pPr>
+      <w:r>
+        <w:t>- M</w:t>
+      </w:r>
+      <w:r>
+        <w:t>àn hình LCD cảm ứng</w:t>
+      </w:r>
+      <w:r>
+        <w:t xml:space="preserve"> điện trở</w:t>
+      </w:r>
+      <w:r>
+        <w:t xml:space="preserve"> 3.5</w:t>
+      </w:r>
+      <w:r>
         <w:t xml:space="preserve"> </w:t>
       </w:r>
       <w:r>
-        <w:t>CHOOSE DEVICE</w:t>
-      </w:r>
-      <w:r>
-        <w:t xml:space="preserve"> -&gt; </w:t>
-      </w:r>
-      <w:r>
-        <w:t>M</w:t>
-      </w:r>
-      <w:r>
-        <w:t>odel Raspberry Pi</w:t>
-      </w:r>
-    </w:p>
-    <w:p>
-      <w:r>
-        <w:tab/>
-      </w:r>
-      <w:r>
-        <w:tab/>
-      </w:r>
-      <w:r>
-        <w:tab/>
-        <w:t xml:space="preserve">+ </w:t>
-      </w:r>
-      <w:r>
-        <w:t>CHOOSE OS</w:t>
-      </w:r>
-      <w:r>
-        <w:t xml:space="preserve"> -&gt; </w:t>
-      </w:r>
-      <w:r>
-        <w:t>Raspberry Pi OS (64-bit</w:t>
-      </w:r>
-      <w:r>
-        <w:t xml:space="preserve"> - recommend</w:t>
-      </w:r>
-      <w:r>
-        <w:t>)</w:t>
-      </w:r>
-    </w:p>
-    <w:p>
-      <w:r>
-        <w:tab/>
-      </w:r>
-      <w:r>
-        <w:tab/>
-      </w:r>
-      <w:r>
-        <w:tab/>
-      </w:r>
-      <w:r>
-        <w:tab/>
-        <w:t xml:space="preserve">. </w:t>
-      </w:r>
-      <w:r>
-        <w:rPr>
-          <w:b/>
-          <w:bCs/>
-        </w:rPr>
-        <w:t>Raspberry Pi OS</w:t>
-      </w:r>
-      <w:r>
-        <w:t xml:space="preserve"> (có desktop)</w:t>
-      </w:r>
-      <w:r>
-        <w:t xml:space="preserve"> - </w:t>
-      </w:r>
-      <w:r>
-        <w:t xml:space="preserve">dùng phổ biến nhất </w:t>
-      </w:r>
-    </w:p>
-    <w:p>
-      <w:pPr>
-        <w:ind w:left="2160" w:firstLine="720"/>
-      </w:pPr>
-      <w:r>
-        <w:t xml:space="preserve">. </w:t>
-      </w:r>
-      <w:r>
-        <w:rPr>
-          <w:b/>
-          <w:bCs/>
-        </w:rPr>
-        <w:t>Raspberry Pi OS Lite</w:t>
-      </w:r>
-      <w:r>
-        <w:t xml:space="preserve"> (</w:t>
-      </w:r>
-      <w:r>
-        <w:t>no</w:t>
-      </w:r>
-      <w:r>
-        <w:t xml:space="preserve"> desktop)</w:t>
-      </w:r>
-      <w:r>
-        <w:t xml:space="preserve"> - </w:t>
-      </w:r>
-      <w:r>
-        <w:t xml:space="preserve">nhẹ, dùng server/headless </w:t>
-      </w:r>
-    </w:p>
-    <w:p>
-      <w:pPr>
-        <w:ind w:left="2160" w:firstLine="720"/>
-      </w:pPr>
-      <w:r>
-        <w:t xml:space="preserve">. </w:t>
-      </w:r>
-      <w:r>
-        <w:rPr>
-          <w:b/>
-          <w:bCs/>
-        </w:rPr>
-        <w:t>Raspberry Pi OS Full</w:t>
-      </w:r>
-      <w:r>
-        <w:t xml:space="preserve"> (có thêm nhiều phần mềm)</w:t>
-      </w:r>
-    </w:p>
-    <w:p>
-      <w:r>
-        <w:tab/>
-      </w:r>
-      <w:r>
-        <w:tab/>
-      </w:r>
-      <w:r>
-        <w:tab/>
-        <w:t xml:space="preserve">+ </w:t>
-      </w:r>
-      <w:r>
-        <w:t>CHOOSE STORAGE</w:t>
-      </w:r>
-      <w:r>
-        <w:t xml:space="preserve"> -&gt; chọn thẻ microSD</w:t>
-      </w:r>
-    </w:p>
-    <w:p>
-      <w:r>
-        <w:tab/>
-      </w:r>
-      <w:r>
-        <w:tab/>
-        <w:t>B4: Tùy chỉnh trước khi ghi (important)</w:t>
-      </w:r>
-    </w:p>
-    <w:p>
-      <w:r>
-        <w:tab/>
-      </w:r>
-      <w:r>
-        <w:tab/>
-      </w:r>
-      <w:r>
-        <w:tab/>
-      </w:r>
-      <w:r>
+        <w:t>inch dành cho Raspberry Pi của hãng Waveshare</w:t>
+      </w:r>
+      <w:r>
+        <w:t>.</w:t>
+      </w:r>
+    </w:p>
+    <w:p>
+      <w:r>
+        <w:tab/>
+      </w:r>
+      <w:r>
+        <w:t>- Cần dùng màn hình HDMI cài driver LCD thì mới kết nối LCD với rasperi được</w:t>
+      </w:r>
+    </w:p>
+    <w:p>
+      <w:r>
+        <w:t>2/ 7 inch TFT MONITOR – MODEL: EM713</w:t>
+      </w:r>
+    </w:p>
+    <w:p>
+      <w:r>
+        <w:tab/>
+        <w:t xml:space="preserve">- </w:t>
+      </w:r>
+      <w:r>
+        <w:t>Power: DC 12V 1A / Usb-C 5V 2A</w:t>
+      </w:r>
+    </w:p>
+    <w:p>
+      <w:r>
+        <w:tab/>
+        <w:t xml:space="preserve">- Cổng kết nối: </w:t>
+      </w:r>
+      <w:r>
+        <w:t>HDMI, VGA, AV (RCA), USB-C, DC 12V</w:t>
+      </w:r>
+    </w:p>
+    <w:p>
+      <w:r>
+        <w:lastRenderedPageBreak/>
+        <w:t xml:space="preserve">3/ </w:t>
+      </w:r>
+      <w:r>
+        <w:t xml:space="preserve">Rasperi </w:t>
+      </w:r>
+      <w:r>
+        <w:t>pi 3 model B v1.2</w:t>
+      </w:r>
+    </w:p>
+    <w:p>
+      <w:r>
+        <w:tab/>
         <w:t>-</w:t>
       </w:r>
       <w:r>
-        <w:t xml:space="preserve"> Next -&gt; </w:t>
-      </w:r>
-      <w:r>
-        <w:t>Edit Settings</w:t>
-      </w:r>
-      <w:r>
         <w:t xml:space="preserve"> </w:t>
       </w:r>
-    </w:p>
-    <w:p>
-      <w:r>
-        <w:tab/>
-      </w:r>
-      <w:r>
-        <w:tab/>
-      </w:r>
-      <w:r>
-        <w:tab/>
-      </w:r>
-      <w:r>
-        <w:tab/>
-      </w:r>
-      <w:r>
-        <w:t>+</w:t>
+      <w:r>
+        <w:t>Power: Micro-usb 5V 2</w:t>
+      </w:r>
+      <w:r>
+        <w:t>.5</w:t>
+      </w:r>
+      <w:r>
+        <w:t xml:space="preserve">A </w:t>
       </w:r>
       <w:r>
         <w:t xml:space="preserve"> </w:t>
       </w:r>
-      <w:r>
-        <w:t>Hostname</w:t>
-      </w:r>
-      <w:r>
-        <w:t xml:space="preserve">: </w:t>
-      </w:r>
-    </w:p>
-    <w:p>
-      <w:r>
-        <w:tab/>
-      </w:r>
-      <w:r>
-        <w:tab/>
-      </w:r>
-      <w:r>
-        <w:tab/>
-      </w:r>
-      <w:r>
-        <w:tab/>
-      </w:r>
-      <w:r>
-        <w:t>+</w:t>
-      </w:r>
-      <w:r>
-        <w:t xml:space="preserve"> </w:t>
-      </w:r>
-      <w:r>
-        <w:t>Username + Password</w:t>
-      </w:r>
-      <w:r>
-        <w:t xml:space="preserve">: </w:t>
-      </w:r>
-    </w:p>
-    <w:p>
-      <w:r>
-        <w:tab/>
-      </w:r>
-      <w:r>
-        <w:tab/>
-      </w:r>
-      <w:r>
-        <w:tab/>
-      </w:r>
-      <w:r>
-        <w:tab/>
-      </w:r>
-      <w:r>
-        <w:t>+</w:t>
-      </w:r>
-      <w:r>
-        <w:t xml:space="preserve"> </w:t>
-      </w:r>
-      <w:r>
-        <w:t>Configure wireless LAN</w:t>
-      </w:r>
-      <w:r>
-        <w:t xml:space="preserve">: </w:t>
-      </w:r>
-    </w:p>
-    <w:p>
-      <w:r>
-        <w:tab/>
-      </w:r>
-      <w:r>
-        <w:tab/>
-      </w:r>
-      <w:r>
-        <w:tab/>
-      </w:r>
-      <w:r>
-        <w:tab/>
-      </w:r>
-      <w:r>
-        <w:tab/>
-        <w:t xml:space="preserve">. </w:t>
-      </w:r>
-      <w:r>
-        <w:t>SSID (tên WiFi)</w:t>
-      </w:r>
-    </w:p>
-    <w:p>
-      <w:r>
-        <w:tab/>
-      </w:r>
-      <w:r>
-        <w:tab/>
-      </w:r>
-      <w:r>
-        <w:tab/>
-      </w:r>
-      <w:r>
-        <w:tab/>
-      </w:r>
-      <w:r>
-        <w:tab/>
-        <w:t xml:space="preserve">. </w:t>
-      </w:r>
-      <w:r>
-        <w:t>Password WiFi</w:t>
-      </w:r>
-    </w:p>
-    <w:p>
-      <w:r>
-        <w:tab/>
-      </w:r>
-      <w:r>
-        <w:tab/>
-      </w:r>
-      <w:r>
-        <w:tab/>
-      </w:r>
-      <w:r>
-        <w:tab/>
-      </w:r>
-      <w:r>
-        <w:tab/>
-        <w:t xml:space="preserve">. </w:t>
-      </w:r>
-      <w:r>
-        <w:t>Wireless LAN country: VN</w:t>
-      </w:r>
-    </w:p>
-    <w:p>
-      <w:r>
-        <w:tab/>
-      </w:r>
-      <w:r>
-        <w:tab/>
-      </w:r>
-      <w:r>
-        <w:tab/>
-      </w:r>
-      <w:r>
-        <w:tab/>
-        <w:t xml:space="preserve">+ </w:t>
-      </w:r>
-      <w:r>
-        <w:t>Enable SSH</w:t>
-      </w:r>
-      <w:r>
-        <w:t>: Bật nếu dùng headless không cần màn hình</w:t>
-      </w:r>
-    </w:p>
-    <w:p>
-      <w:r>
-        <w:tab/>
-      </w:r>
-      <w:r>
-        <w:tab/>
-      </w:r>
-      <w:r>
-        <w:tab/>
-      </w:r>
-      <w:r>
-        <w:tab/>
-      </w:r>
-      <w:r>
-        <w:t xml:space="preserve">+ </w:t>
-      </w:r>
-      <w:r>
-        <w:t>Locale settings</w:t>
-      </w:r>
-      <w:r>
-        <w:t xml:space="preserve">: </w:t>
-      </w:r>
-      <w:r>
-        <w:t>Timezone Asia/Ho_Chi_Minh</w:t>
-      </w:r>
-    </w:p>
-    <w:p>
-      <w:r>
-        <w:tab/>
-      </w:r>
-      <w:r>
-        <w:tab/>
-        <w:t xml:space="preserve">B5: </w:t>
-      </w:r>
-      <w:r>
-        <w:t>Lưu lại → nhấn Write → xác nhận Yes</w:t>
-      </w:r>
-    </w:p>
-    <w:p>
-      <w:r>
-        <w:tab/>
-      </w:r>
-      <w:r>
-        <w:tab/>
-      </w:r>
-      <w:r>
-        <w:tab/>
-        <w:t xml:space="preserve">+ </w:t>
-      </w:r>
-      <w:r>
-        <w:t>Tool</w:t>
-      </w:r>
-      <w:r>
-        <w:t xml:space="preserve"> </w:t>
-      </w:r>
-      <w:r>
-        <w:t>tải OS và ghi vào thẻ (</w:t>
-      </w:r>
-      <w:r>
-        <w:t xml:space="preserve"> </w:t>
-      </w:r>
-      <w:r>
-        <w:t>5</w:t>
-      </w:r>
-      <w:r>
-        <w:t xml:space="preserve"> - </w:t>
-      </w:r>
-      <w:r>
-        <w:t>15 phút</w:t>
-      </w:r>
-      <w:r>
-        <w:t xml:space="preserve"> </w:t>
-      </w:r>
-      <w:r>
-        <w:t>)</w:t>
-      </w:r>
-    </w:p>
-    <w:p>
-      <w:r>
-        <w:tab/>
-      </w:r>
-      <w:r>
-        <w:tab/>
-      </w:r>
-      <w:r>
-        <w:tab/>
-        <w:t xml:space="preserve">* Lưu ý: </w:t>
-      </w:r>
-      <w:r>
-        <w:t>D</w:t>
-      </w:r>
-      <w:r>
-        <w:t>ữ liệu trên microSD sẽ bị xóa sạch</w:t>
-      </w:r>
-    </w:p>
-    <w:p>
-      <w:r>
-        <w:tab/>
-        <w:t xml:space="preserve">- </w:t>
-      </w:r>
-      <w:r>
-        <w:t>Khởi động Raspberry Pi</w:t>
-      </w:r>
-      <w:r>
-        <w:t>:</w:t>
-      </w:r>
-    </w:p>
-    <w:p>
-      <w:r>
-        <w:lastRenderedPageBreak/>
-        <w:tab/>
-      </w:r>
-      <w:r>
-        <w:tab/>
-        <w:t xml:space="preserve">+ </w:t>
-      </w:r>
-      <w:r>
-        <w:t xml:space="preserve">Rút thẻ </w:t>
-      </w:r>
-      <w:r>
-        <w:t>ra khỏi máy tính</w:t>
-      </w:r>
-    </w:p>
-    <w:p>
-      <w:pPr>
-        <w:ind w:left="720" w:firstLine="720"/>
-      </w:pPr>
-      <w:r>
-        <w:t xml:space="preserve">+ </w:t>
-      </w:r>
-      <w:r>
-        <w:t xml:space="preserve">Cắm </w:t>
-      </w:r>
-      <w:r>
-        <w:t>thẻ vào</w:t>
-      </w:r>
-      <w:r>
-        <w:t xml:space="preserve"> khe microSD</w:t>
-      </w:r>
-      <w:r>
-        <w:t xml:space="preserve"> của rasperi</w:t>
-      </w:r>
-    </w:p>
-    <w:p>
-      <w:pPr>
-        <w:ind w:left="720" w:firstLine="720"/>
-      </w:pPr>
-      <w:r>
-        <w:t xml:space="preserve">+ </w:t>
-      </w:r>
-      <w:r>
-        <w:t>Cắm màn hình, bàn phím, chuột</w:t>
-      </w:r>
-    </w:p>
-    <w:p>
-      <w:pPr>
-        <w:ind w:left="720" w:firstLine="720"/>
-      </w:pPr>
-      <w:r>
-        <w:t xml:space="preserve">+ </w:t>
-      </w:r>
-      <w:r>
-        <w:t>Cắm nguồn → Pi sẽ tự boot</w:t>
-      </w:r>
-    </w:p>
-    <w:p>
-      <w:r>
-        <w:tab/>
-        <w:t xml:space="preserve">- Lần đầu khởi động </w:t>
-      </w:r>
-    </w:p>
-    <w:p>
-      <w:r>
-        <w:tab/>
-      </w:r>
-      <w:r>
-        <w:tab/>
-        <w:t>+</w:t>
-      </w:r>
-      <w:r>
-        <w:t xml:space="preserve"> Có màn hình: hệ thống hiện desktop hoặc wizard thiết lập</w:t>
-      </w:r>
-    </w:p>
-    <w:p>
-      <w:r>
-        <w:tab/>
-      </w:r>
-      <w:r>
-        <w:tab/>
-        <w:t>+ Headless (không màn hình): Chờ</w:t>
-      </w:r>
-      <w:r>
-        <w:t xml:space="preserve"> 1</w:t>
-      </w:r>
-      <w:r>
-        <w:t xml:space="preserve"> - </w:t>
-      </w:r>
-      <w:r>
-        <w:t>2 phút rồi SSH từ máy tính</w:t>
-      </w:r>
-    </w:p>
-    <w:p>
-      <w:pPr>
-        <w:pStyle w:val="Heading1"/>
-      </w:pPr>
-      <w:r>
-        <w:t>BÁO CÁO 18/8/2026</w:t>
-      </w:r>
-    </w:p>
-    <w:p/>
-    <w:p>
-      <w:r>
-        <w:t>1/ 3.5 inch RPI LCD (A)</w:t>
-      </w:r>
-    </w:p>
-    <w:p>
-      <w:pPr>
-        <w:ind w:left="720"/>
-      </w:pPr>
-      <w:r>
-        <w:t>- M</w:t>
-      </w:r>
-      <w:r>
-        <w:t>àn hình LCD cảm ứng</w:t>
-      </w:r>
-      <w:r>
-        <w:t xml:space="preserve"> điện trở</w:t>
-      </w:r>
-      <w:r>
-        <w:t xml:space="preserve"> 3.5</w:t>
-      </w:r>
-      <w:r>
-        <w:t xml:space="preserve"> </w:t>
-      </w:r>
-      <w:r>
-        <w:t>inch dành cho Raspberry Pi của hãng Waveshare</w:t>
-      </w:r>
-      <w:r>
-        <w:t>.</w:t>
-      </w:r>
-    </w:p>
-    <w:p>
-      <w:r>
-        <w:tab/>
-      </w:r>
-      <w:r>
-        <w:t>- Cần dùng màn hình HDMI cài driver LCD thì mới kết nối LCD với rasperi được</w:t>
-      </w:r>
-    </w:p>
-    <w:p>
-      <w:r>
-        <w:t>2/ 7 inch TFT MONITOR – MODEL: EM713</w:t>
-      </w:r>
-    </w:p>
-    <w:p>
-      <w:r>
-        <w:tab/>
-        <w:t xml:space="preserve">- </w:t>
-      </w:r>
-      <w:r>
-        <w:t>Power: DC 12V 1A / Usb-C 5V 2A</w:t>
-      </w:r>
-    </w:p>
-    <w:p>
-      <w:r>
-        <w:tab/>
-        <w:t xml:space="preserve">- Cổng kết nối: </w:t>
-      </w:r>
-      <w:r>
-        <w:t>HDMI, VGA, AV (RCA), USB-C, DC 12V</w:t>
-      </w:r>
-    </w:p>
-    <w:p>
-      <w:r>
-        <w:t xml:space="preserve">3/ </w:t>
-      </w:r>
-      <w:r>
-        <w:t xml:space="preserve">Rasperi </w:t>
-      </w:r>
-      <w:r>
-        <w:t>pi 3 model B v1.2</w:t>
-      </w:r>
-    </w:p>
-    <w:p>
-      <w:r>
-        <w:tab/>
-        <w:t>-</w:t>
-      </w:r>
-      <w:r>
-        <w:t xml:space="preserve"> </w:t>
-      </w:r>
-      <w:r>
-        <w:t>Power: Micro-usb 5V 2</w:t>
-      </w:r>
-      <w:r>
-        <w:t>.5</w:t>
-      </w:r>
-      <w:r>
-        <w:t xml:space="preserve">A </w:t>
-      </w:r>
-      <w:r>
-        <w:t xml:space="preserve"> </w:t>
-      </w:r>
     </w:p>
     <w:p>
       <w:r>
@@ -2442,7 +2320,6 @@
     </w:p>
     <w:p>
       <w:r>
-        <w:lastRenderedPageBreak/>
         <w:tab/>
       </w:r>
       <w:r>
@@ -2893,6 +2770,7 @@
     </w:p>
     <w:p>
       <w:r>
+        <w:lastRenderedPageBreak/>
         <w:tab/>
         <w:t>- Xử lý ảnh – Nhận diện ArUco:</w:t>
       </w:r>
@@ -2981,111 +2859,171 @@
         <w:ind w:left="720" w:firstLine="720"/>
       </w:pPr>
       <w:r>
+        <w:t>Adaptive Thresholding → ảnh nhị phân.</w:t>
+      </w:r>
+      <w:r>
+        <w:tab/>
+      </w:r>
+      <w:r>
+        <w:tab/>
+      </w:r>
+    </w:p>
+    <w:p>
+      <w:pPr>
+        <w:ind w:firstLine="720"/>
+      </w:pPr>
+      <w:r>
+        <w:t>* RGB là gì ?</w:t>
+      </w:r>
+    </w:p>
+    <w:p>
+      <w:r>
+        <w:tab/>
+      </w:r>
+      <w:r>
+        <w:tab/>
+        <w:t>Là ảnh</w:t>
+      </w:r>
+      <w:r>
+        <w:t xml:space="preserve"> - </w:t>
+      </w:r>
+      <w:r>
+        <w:t>mỗi điểm ảnh được tạo bởi 3 kênh màu chính – gọi chung là ảnh màu</w:t>
+      </w:r>
+    </w:p>
+    <w:p>
+      <w:r>
+        <w:tab/>
+        <w:t xml:space="preserve">* Grayscale </w:t>
+      </w:r>
+    </w:p>
+    <w:p>
+      <w:r>
+        <w:tab/>
+      </w:r>
+      <w:r>
+        <w:tab/>
+        <w:t>Là ảnh - mỗi điểm ảnh được tạo bởi 1 kênh màu chỉ có đen, xám, trắng</w:t>
+      </w:r>
+    </w:p>
+    <w:p>
+      <w:pPr>
+        <w:ind w:firstLine="720"/>
+      </w:pPr>
+      <w:r>
+        <w:t>* nguyên lý bộ lọ</w:t>
+      </w:r>
+      <w:r>
+        <w:t>c</w:t>
+      </w:r>
+      <w:r>
+        <w:t xml:space="preserve"> – Adaptive Thresholding</w:t>
+      </w:r>
+    </w:p>
+    <w:p>
+      <w:pPr>
+        <w:ind w:firstLine="720"/>
+      </w:pPr>
+      <w:r>
+        <w:tab/>
+        <w:t>Thresholding: 0-255 thì pixel &gt; 127 -&gt; trắng và ngược lại</w:t>
+      </w:r>
+    </w:p>
+    <w:p>
+      <w:pPr>
+        <w:ind w:left="720"/>
+      </w:pPr>
+      <w:r>
+        <w:tab/>
+        <w:t>Adaptive Thresholding: chia ảnh thành nhiều vùng ảnh sẽ không bị góc chiếu sáng làm sai</w:t>
+      </w:r>
+    </w:p>
+    <w:p>
+      <w:r>
+        <w:tab/>
+        <w:t>B2: Phát hiện đường viền</w:t>
+      </w:r>
+    </w:p>
+    <w:p>
+      <w:r>
+        <w:tab/>
+      </w:r>
+      <w:r>
+        <w:tab/>
+      </w:r>
+      <w:r>
+        <w:t xml:space="preserve">Contour Detection. </w:t>
+      </w:r>
+    </w:p>
+    <w:p>
+      <w:pPr>
+        <w:ind w:left="720" w:firstLine="720"/>
+      </w:pPr>
+      <w:r>
+        <w:t xml:space="preserve">-&gt; </w:t>
+      </w:r>
+      <w:r>
+        <w:t>Tìm các vùng có dạng tứ giác.</w:t>
+      </w:r>
+    </w:p>
+    <w:p>
+      <w:r>
+        <w:tab/>
+        <w:t xml:space="preserve">B3: </w:t>
+      </w:r>
+      <w:r>
+        <w:t>Lọc đa giác (Polygon Approximation)</w:t>
+      </w:r>
+    </w:p>
+    <w:p>
+      <w:r>
+        <w:tab/>
+      </w:r>
+      <w:r>
+        <w:tab/>
+      </w:r>
+      <w:r>
+        <w:t xml:space="preserve">Giữ các tứ giác lồi có kích thước phù hợp. </w:t>
+      </w:r>
+    </w:p>
+    <w:p>
+      <w:r>
+        <w:tab/>
+      </w:r>
+      <w:r>
+        <w:tab/>
+        <w:t xml:space="preserve">-&gt; </w:t>
+      </w:r>
+      <w:r>
+        <w:t>Kiểm tra có viền đen đặc trưng của ArUco hay không.</w:t>
+      </w:r>
+    </w:p>
+    <w:p>
+      <w:r>
+        <w:tab/>
+        <w:t xml:space="preserve">B4: </w:t>
+      </w:r>
+      <w:r>
+        <w:t>Biến đổi phối cảnh (Perspective Transform)</w:t>
+      </w:r>
+    </w:p>
+    <w:p>
+      <w:r>
+        <w:tab/>
+      </w:r>
+      <w:r>
+        <w:tab/>
+      </w:r>
+      <w:r>
+        <w:t xml:space="preserve">Perspective Transform (Homography). </w:t>
+      </w:r>
+    </w:p>
+    <w:p>
+      <w:pPr>
+        <w:ind w:left="1440"/>
+      </w:pPr>
+      <w:r>
         <w:lastRenderedPageBreak/>
-        <w:t>Adaptive Thresholding → ảnh nhị phân.</w:t>
-      </w:r>
-      <w:r>
-        <w:tab/>
-      </w:r>
-      <w:r>
-        <w:tab/>
-      </w:r>
-    </w:p>
-    <w:p>
-      <w:r>
-        <w:t>* RGB là gì ?</w:t>
-      </w:r>
-    </w:p>
-    <w:p>
-      <w:r>
-        <w:t>* nguyên lý bộ lọc</w:t>
-      </w:r>
-    </w:p>
-    <w:p>
-      <w:r>
-        <w:tab/>
-        <w:t>B2: Phát hiện đường viền</w:t>
-      </w:r>
-    </w:p>
-    <w:p>
-      <w:r>
-        <w:tab/>
-      </w:r>
-      <w:r>
-        <w:tab/>
-      </w:r>
-      <w:r>
-        <w:t xml:space="preserve">Contour Detection. </w:t>
-      </w:r>
-    </w:p>
-    <w:p>
-      <w:pPr>
-        <w:ind w:left="720" w:firstLine="720"/>
-      </w:pPr>
-      <w:r>
-        <w:t xml:space="preserve">-&gt; </w:t>
-      </w:r>
-      <w:r>
-        <w:t>Tìm các vùng có dạng tứ giác.</w:t>
-      </w:r>
-    </w:p>
-    <w:p>
-      <w:r>
-        <w:tab/>
-        <w:t xml:space="preserve">B3: </w:t>
-      </w:r>
-      <w:r>
-        <w:t>Lọc đa giác (Polygon Approximation)</w:t>
-      </w:r>
-    </w:p>
-    <w:p>
-      <w:r>
-        <w:tab/>
-      </w:r>
-      <w:r>
-        <w:tab/>
-      </w:r>
-      <w:r>
-        <w:t xml:space="preserve">Giữ các tứ giác lồi có kích thước phù hợp. </w:t>
-      </w:r>
-    </w:p>
-    <w:p>
-      <w:r>
-        <w:tab/>
-      </w:r>
-      <w:r>
-        <w:tab/>
-        <w:t xml:space="preserve">-&gt; </w:t>
-      </w:r>
-      <w:r>
-        <w:t>Kiểm tra có viền đen đặc trưng của ArUco hay không.</w:t>
-      </w:r>
-    </w:p>
-    <w:p>
-      <w:r>
-        <w:tab/>
-        <w:t xml:space="preserve">B4: </w:t>
-      </w:r>
-      <w:r>
-        <w:t>Biến đổi phối cảnh (Perspective Transform)</w:t>
-      </w:r>
-    </w:p>
-    <w:p>
-      <w:r>
-        <w:tab/>
-      </w:r>
-      <w:r>
-        <w:tab/>
-      </w:r>
-      <w:r>
-        <w:t xml:space="preserve">Perspective Transform (Homography). </w:t>
-      </w:r>
-    </w:p>
-    <w:p>
-      <w:pPr>
-        <w:ind w:left="1440"/>
-      </w:pPr>
-      <w:r>
         <w:t xml:space="preserve">-&gt; </w:t>
       </w:r>
       <w:r>
@@ -3296,6 +3234,9 @@
     <w:p/>
     <w:p>
       <w:r>
+        <w:rPr>
+          <w:noProof/>
+        </w:rPr>
         <w:drawing>
           <wp:inline distT="0" distB="0" distL="0" distR="0" wp14:anchorId="3BA6C51E" wp14:editId="1FA669D3">
             <wp:extent cx="5943600" cy="1941195"/>
@@ -3312,7 +3253,7 @@
                     <pic:cNvPicPr/>
                   </pic:nvPicPr>
                   <pic:blipFill>
-                    <a:blip r:embed="rId10"/>
+                    <a:blip r:embed="rId9"/>
                     <a:stretch>
                       <a:fillRect/>
                     </a:stretch>
@@ -3349,6 +3290,204 @@
         <w:tab/>
       </w:r>
     </w:p>
+    <w:p>
+      <w:pPr>
+        <w:pStyle w:val="Heading1"/>
+      </w:pPr>
+      <w:r>
+        <w:t>BÁO CÁO 20/8/2026</w:t>
+      </w:r>
+    </w:p>
+    <w:p/>
+    <w:p>
+      <w:r>
+        <w:rPr>
+          <w:b/>
+          <w:bCs/>
+        </w:rPr>
+        <w:t>1/ Thao tác trên rasperi</w:t>
+      </w:r>
+      <w:r>
+        <w:rPr>
+          <w:b/>
+          <w:bCs/>
+        </w:rPr>
+        <w:t xml:space="preserve"> theo đúng các bước</w:t>
+      </w:r>
+      <w:r>
+        <w:br/>
+      </w:r>
+      <w:r>
+        <w:t>B1:</w:t>
+      </w:r>
+      <w:r>
+        <w:t xml:space="preserve"> </w:t>
+      </w:r>
+      <w:r>
+        <w:t>Kiểu tra thẻ nhớ đã nạp os chưa và đã gắn trên rasperi chưa</w:t>
+      </w:r>
+    </w:p>
+    <w:p>
+      <w:r>
+        <w:t>B2:</w:t>
+      </w:r>
+      <w:r>
+        <w:t xml:space="preserve"> Màn hình &lt; HDMI &gt; rasperi</w:t>
+      </w:r>
+    </w:p>
+    <w:p>
+      <w:r>
+        <w:t>B3:</w:t>
+      </w:r>
+      <w:r>
+        <w:t xml:space="preserve"> Bàn phím + chuột &lt; USB &gt; rasperi</w:t>
+      </w:r>
+    </w:p>
+    <w:p>
+      <w:r>
+        <w:t>B4:</w:t>
+      </w:r>
+      <w:r>
+        <w:t xml:space="preserve"> Cấp nguồn cho màn hình chờ màn hình khởi động xong thì mới cấp nguồn cho rasperi</w:t>
+      </w:r>
+    </w:p>
+    <w:p/>
+    <w:p>
+      <w:pPr>
+        <w:rPr>
+          <w:b/>
+          <w:bCs/>
+        </w:rPr>
+      </w:pPr>
+      <w:r>
+        <w:rPr>
+          <w:b/>
+          <w:bCs/>
+        </w:rPr>
+        <w:t>2/ Kết nối từ xa SSH giữa máy tính và rasperi</w:t>
+      </w:r>
+    </w:p>
+    <w:p>
+      <w:r>
+        <w:t xml:space="preserve">B1: </w:t>
+      </w:r>
+      <w:r>
+        <w:t>Terminal rasperi gõ:</w:t>
+      </w:r>
+    </w:p>
+    <w:p>
+      <w:r>
+        <w:tab/>
+        <w:t>Hostname -I</w:t>
+      </w:r>
+    </w:p>
+    <w:p>
+      <w:r>
+        <w:tab/>
+        <w:t>=&gt; tìm được ip</w:t>
+      </w:r>
+    </w:p>
+    <w:p>
+      <w:r>
+        <w:t xml:space="preserve">B2: </w:t>
+      </w:r>
+      <w:r>
+        <w:t>Terminal máy tính gõ:</w:t>
+      </w:r>
+    </w:p>
+    <w:p>
+      <w:r>
+        <w:tab/>
+      </w:r>
+      <w:r>
+        <w:t xml:space="preserve">ssh </w:t>
+      </w:r>
+      <w:r>
+        <w:t>&lt;name&gt;</w:t>
+      </w:r>
+      <w:r>
+        <w:t>@</w:t>
+      </w:r>
+      <w:r>
+        <w:t>&lt;ip&gt;</w:t>
+      </w:r>
+    </w:p>
+    <w:p>
+      <w:r>
+        <w:tab/>
+        <w:t xml:space="preserve">VD: </w:t>
+      </w:r>
+      <w:r>
+        <w:t xml:space="preserve">ssh </w:t>
+      </w:r>
+      <w:hyperlink r:id="rId10" w:history="1">
+        <w:r>
+          <w:rPr>
+            <w:rStyle w:val="Hyperlink"/>
+          </w:rPr>
+          <w:t>pi@192.168.1.96</w:t>
+        </w:r>
+      </w:hyperlink>
+    </w:p>
+    <w:p>
+      <w:r>
+        <w:t>B3: Nhập password là được</w:t>
+      </w:r>
+    </w:p>
+    <w:p/>
+    <w:p>
+      <w:r>
+        <w:t>3/ Thao tác test cam</w:t>
+      </w:r>
+    </w:p>
+    <w:p>
+      <w:r>
+        <w:t>B1: Đảm bảo đã cắm dây cam đúng mặt, đúng vị trí, cắm khi chưa cấp nguồn cho rasperi</w:t>
+      </w:r>
+    </w:p>
+    <w:p>
+      <w:r>
+        <w:t>B2: Terminal pi =&gt; rpicam-hello –list-cameras</w:t>
+      </w:r>
+      <w:r>
+        <w:t xml:space="preserve"> =&gt;  Đảm bảo available</w:t>
+      </w:r>
+    </w:p>
+    <w:p>
+      <w:r>
+        <w:t>B3: rpicam-hello -t 0</w:t>
+      </w:r>
+    </w:p>
+    <w:p>
+      <w:r>
+        <w:lastRenderedPageBreak/>
+        <w:t>B4: Tắt bằng terminal hoặc ctrl c</w:t>
+      </w:r>
+    </w:p>
+    <w:p>
+      <w:r>
+        <w:t>* Lưu ý: Nếu thiếu ram không mở cam được thì reboot lại rồi mở</w:t>
+      </w:r>
+    </w:p>
+    <w:p/>
+    <w:p>
+      <w:r>
+        <w:t xml:space="preserve">4/ </w:t>
+      </w:r>
+    </w:p>
+    <w:p/>
+    <w:p/>
+    <w:p/>
+    <w:p/>
+    <w:p/>
+    <w:p/>
+    <w:p/>
+    <w:p/>
+    <w:p/>
+    <w:p/>
+    <w:p/>
+    <w:p/>
+    <w:p/>
     <w:sectPr>
       <w:pgSz w:w="12240" w:h="15840"/>
       <w:pgMar w:top="1440" w:right="1440" w:bottom="1440" w:left="1440" w:header="720" w:footer="720" w:gutter="0"/>
@@ -6082,6 +6221,7 @@
   <w:style w:type="character" w:default="1" w:styleId="DefaultParagraphFont">
     <w:name w:val="Default Paragraph Font"/>
     <w:uiPriority w:val="1"/>
+    <w:semiHidden/>
     <w:unhideWhenUsed/>
   </w:style>
   <w:style w:type="table" w:default="1" w:styleId="TableNormal">

--- a/report.docx
+++ b/report.docx
@@ -2967,6 +2967,14 @@
       </w:r>
     </w:p>
     <w:p>
+      <w:pPr>
+        <w:ind w:left="720" w:firstLine="720"/>
+      </w:pPr>
+      <w:r>
+        <w:t>* Quét từng pixel từ trên xuống dưới, từ trái qua phải, nối các pixel cùng màu để tìm đường biên</w:t>
+      </w:r>
+    </w:p>
+    <w:p>
       <w:r>
         <w:tab/>
         <w:t xml:space="preserve">B3: </w:t>
@@ -3000,6 +3008,7 @@
     </w:p>
     <w:p>
       <w:r>
+        <w:lastRenderedPageBreak/>
         <w:tab/>
         <w:t xml:space="preserve">B4: </w:t>
       </w:r>
@@ -3023,7 +3032,6 @@
         <w:ind w:left="1440"/>
       </w:pPr>
       <w:r>
-        <w:lastRenderedPageBreak/>
         <w:t xml:space="preserve">-&gt; </w:t>
       </w:r>
       <w:r>
@@ -3184,8 +3192,11 @@
         <w:t xml:space="preserve"> mới là phần quan trọng nhất </w:t>
       </w:r>
     </w:p>
-    <w:p/>
-    <w:p/>
+    <w:p>
+      <w:pPr>
+        <w:ind w:left="1440"/>
+      </w:pPr>
+    </w:p>
     <w:p>
       <w:r>
         <w:rPr>
@@ -3234,14 +3245,257 @@
     <w:p/>
     <w:p>
       <w:r>
-        <w:rPr>
-          <w:noProof/>
-        </w:rPr>
+        <w:t>GSNCodes/ArUCo-Markers-Pose-Estimation-Generation-Python</w:t>
+      </w:r>
+    </w:p>
+    <w:p>
+      <w:r>
+        <w:t>ddelago/Aruco-Marker-Calibration-and-Pose-Estimation</w:t>
+      </w:r>
+    </w:p>
+    <w:p>
+      <w:r>
+        <w:tab/>
+      </w:r>
+    </w:p>
+    <w:p>
+      <w:pPr>
+        <w:pStyle w:val="Heading1"/>
+      </w:pPr>
+      <w:r>
+        <w:lastRenderedPageBreak/>
+        <w:t>BÁO CÁO 20/8/2026</w:t>
+      </w:r>
+    </w:p>
+    <w:p/>
+    <w:p>
+      <w:r>
+        <w:rPr>
+          <w:b/>
+          <w:bCs/>
+        </w:rPr>
+        <w:t>1/ Thao tác trên rasperi</w:t>
+      </w:r>
+      <w:r>
+        <w:rPr>
+          <w:b/>
+          <w:bCs/>
+        </w:rPr>
+        <w:t xml:space="preserve"> theo đúng các bước</w:t>
+      </w:r>
+      <w:r>
+        <w:br/>
+      </w:r>
+      <w:r>
+        <w:t>B1:</w:t>
+      </w:r>
+      <w:r>
+        <w:t xml:space="preserve"> </w:t>
+      </w:r>
+      <w:r>
+        <w:t>Kiểu tra thẻ nhớ đã nạp os chưa và đã gắn trên rasperi chưa</w:t>
+      </w:r>
+    </w:p>
+    <w:p>
+      <w:r>
+        <w:t>B2:</w:t>
+      </w:r>
+      <w:r>
+        <w:t xml:space="preserve"> Màn hình &lt; HDMI &gt; rasperi</w:t>
+      </w:r>
+    </w:p>
+    <w:p>
+      <w:r>
+        <w:t>B3:</w:t>
+      </w:r>
+      <w:r>
+        <w:t xml:space="preserve"> Bàn phím + chuột &lt; USB &gt; rasperi</w:t>
+      </w:r>
+    </w:p>
+    <w:p>
+      <w:r>
+        <w:t>B4:</w:t>
+      </w:r>
+      <w:r>
+        <w:t xml:space="preserve"> Cấp nguồn cho màn hình chờ màn hình khởi động xong thì mới cấp nguồn cho rasperi</w:t>
+      </w:r>
+    </w:p>
+    <w:p/>
+    <w:p>
+      <w:pPr>
+        <w:rPr>
+          <w:b/>
+          <w:bCs/>
+        </w:rPr>
+      </w:pPr>
+      <w:r>
+        <w:rPr>
+          <w:b/>
+          <w:bCs/>
+        </w:rPr>
+        <w:t>2/ Kết nối từ xa SSH giữa máy tính và rasperi</w:t>
+      </w:r>
+    </w:p>
+    <w:p>
+      <w:r>
+        <w:t xml:space="preserve">B1: </w:t>
+      </w:r>
+      <w:r>
+        <w:t>Terminal rasperi gõ:</w:t>
+      </w:r>
+    </w:p>
+    <w:p>
+      <w:r>
+        <w:tab/>
+        <w:t>Hostname -I</w:t>
+      </w:r>
+    </w:p>
+    <w:p>
+      <w:r>
+        <w:tab/>
+        <w:t>=&gt; tìm được ip</w:t>
+      </w:r>
+    </w:p>
+    <w:p>
+      <w:r>
+        <w:t xml:space="preserve">B2: </w:t>
+      </w:r>
+      <w:r>
+        <w:t>Terminal máy tính gõ:</w:t>
+      </w:r>
+    </w:p>
+    <w:p>
+      <w:r>
+        <w:tab/>
+      </w:r>
+      <w:r>
+        <w:t xml:space="preserve">ssh </w:t>
+      </w:r>
+      <w:r>
+        <w:t>&lt;name&gt;</w:t>
+      </w:r>
+      <w:r>
+        <w:t>@</w:t>
+      </w:r>
+      <w:r>
+        <w:t>&lt;ip&gt;</w:t>
+      </w:r>
+    </w:p>
+    <w:p>
+      <w:r>
+        <w:tab/>
+        <w:t xml:space="preserve">VD: </w:t>
+      </w:r>
+      <w:r>
+        <w:t xml:space="preserve">ssh </w:t>
+      </w:r>
+      <w:hyperlink r:id="rId9" w:history="1">
+        <w:r>
+          <w:rPr>
+            <w:rStyle w:val="Hyperlink"/>
+          </w:rPr>
+          <w:t>pi@192.168.1.96</w:t>
+        </w:r>
+      </w:hyperlink>
+    </w:p>
+    <w:p>
+      <w:r>
+        <w:t>B3: Nhập password là được</w:t>
+      </w:r>
+    </w:p>
+    <w:p/>
+    <w:p>
+      <w:pPr>
+        <w:rPr>
+          <w:b/>
+          <w:bCs/>
+        </w:rPr>
+      </w:pPr>
+      <w:r>
+        <w:rPr>
+          <w:b/>
+          <w:bCs/>
+        </w:rPr>
+        <w:t>3/ Thao tác test cam</w:t>
+      </w:r>
+    </w:p>
+    <w:p>
+      <w:r>
+        <w:t>B1: Đảm bảo đã cắm dây cam đúng mặt, đúng vị trí, cắm khi chưa cấp nguồn cho rasperi</w:t>
+      </w:r>
+    </w:p>
+    <w:p>
+      <w:r>
+        <w:t>B2: Terminal pi =&gt; rpicam-hello –list-cameras</w:t>
+      </w:r>
+      <w:r>
+        <w:t xml:space="preserve"> =&gt;  Đảm bảo available</w:t>
+      </w:r>
+    </w:p>
+    <w:p>
+      <w:r>
+        <w:t>B3: rpicam-hello -t 0</w:t>
+      </w:r>
+    </w:p>
+    <w:p>
+      <w:r>
+        <w:t>B4: Tắt bằng terminal hoặc ctrl c</w:t>
+      </w:r>
+    </w:p>
+    <w:p>
+      <w:r>
+        <w:t>* Lưu ý: Nếu thiếu ram không mở cam được thì reboot lại rồi mở</w:t>
+      </w:r>
+    </w:p>
+    <w:p/>
+    <w:p/>
+    <w:p/>
+    <w:p>
+      <w:pPr>
+        <w:rPr>
+          <w:b/>
+          <w:bCs/>
+        </w:rPr>
+      </w:pPr>
+      <w:r>
+        <w:rPr>
+          <w:b/>
+          <w:bCs/>
+        </w:rPr>
+        <w:lastRenderedPageBreak/>
+        <w:t xml:space="preserve">4/ </w:t>
+      </w:r>
+      <w:r>
+        <w:rPr>
+          <w:b/>
+          <w:bCs/>
+        </w:rPr>
+        <w:t>Pose estimation</w:t>
+      </w:r>
+    </w:p>
+    <w:p>
+      <w:r>
+        <w:t>tvec: [-0.02939321 -0.0224466 0.1907346]</w:t>
+      </w:r>
+    </w:p>
+    <w:p>
+      <w:r>
+        <w:t>rvec: [</w:t>
+      </w:r>
+      <w:r>
+        <w:t>2.8739 0.380556 1.013922</w:t>
+      </w:r>
+      <w:r>
+        <w:t>]</w:t>
+      </w:r>
+    </w:p>
+    <w:p>
+      <w:r>
         <w:drawing>
-          <wp:inline distT="0" distB="0" distL="0" distR="0" wp14:anchorId="3BA6C51E" wp14:editId="1FA669D3">
-            <wp:extent cx="5943600" cy="1941195"/>
-            <wp:effectExtent l="0" t="0" r="0" b="1905"/>
-            <wp:docPr id="291340898" name="Picture 1"/>
+          <wp:inline distT="0" distB="0" distL="0" distR="0" wp14:anchorId="2E4FAAF1" wp14:editId="74932986">
+            <wp:extent cx="5943600" cy="4457700"/>
+            <wp:effectExtent l="0" t="0" r="0" b="0"/>
+            <wp:docPr id="436762159" name="Picture 2"/>
             <wp:cNvGraphicFramePr>
               <a:graphicFrameLocks xmlns:a="http://schemas.openxmlformats.org/drawingml/2006/main" noChangeAspect="1"/>
             </wp:cNvGraphicFramePr>
@@ -3249,23 +3503,36 @@
               <a:graphicData uri="http://schemas.openxmlformats.org/drawingml/2006/picture">
                 <pic:pic xmlns:pic="http://schemas.openxmlformats.org/drawingml/2006/picture">
                   <pic:nvPicPr>
-                    <pic:cNvPr id="291340898" name=""/>
-                    <pic:cNvPicPr/>
+                    <pic:cNvPr id="0" name="Picture 6"/>
+                    <pic:cNvPicPr>
+                      <a:picLocks noChangeAspect="1" noChangeArrowheads="1"/>
+                    </pic:cNvPicPr>
                   </pic:nvPicPr>
                   <pic:blipFill>
-                    <a:blip r:embed="rId9"/>
+                    <a:blip r:embed="rId10">
+                      <a:extLst>
+                        <a:ext uri="{28A0092B-C50C-407E-A947-70E740481C1C}">
+                          <a14:useLocalDpi xmlns:a14="http://schemas.microsoft.com/office/drawing/2010/main" val="0"/>
+                        </a:ext>
+                      </a:extLst>
+                    </a:blip>
+                    <a:srcRect/>
                     <a:stretch>
                       <a:fillRect/>
                     </a:stretch>
                   </pic:blipFill>
-                  <pic:spPr>
+                  <pic:spPr bwMode="auto">
                     <a:xfrm>
                       <a:off x="0" y="0"/>
-                      <a:ext cx="5943600" cy="1941195"/>
+                      <a:ext cx="5943600" cy="4457700"/>
                     </a:xfrm>
                     <a:prstGeom prst="rect">
                       <a:avLst/>
                     </a:prstGeom>
+                    <a:noFill/>
+                    <a:ln>
+                      <a:noFill/>
+                    </a:ln>
                   </pic:spPr>
                 </pic:pic>
               </a:graphicData>
@@ -3276,210 +3543,20 @@
     </w:p>
     <w:p/>
     <w:p>
-      <w:r>
-        <w:t>GSNCodes/ArUCo-Markers-Pose-Estimation-Generation-Python</w:t>
-      </w:r>
-    </w:p>
-    <w:p>
-      <w:r>
-        <w:t>ddelago/Aruco-Marker-Calibration-and-Pose-Estimation</w:t>
-      </w:r>
-    </w:p>
-    <w:p>
-      <w:r>
-        <w:tab/>
-      </w:r>
-    </w:p>
-    <w:p>
-      <w:pPr>
-        <w:pStyle w:val="Heading1"/>
-      </w:pPr>
-      <w:r>
-        <w:t>BÁO CÁO 20/8/2026</w:t>
-      </w:r>
-    </w:p>
-    <w:p/>
-    <w:p>
-      <w:r>
-        <w:rPr>
-          <w:b/>
-          <w:bCs/>
-        </w:rPr>
-        <w:t>1/ Thao tác trên rasperi</w:t>
-      </w:r>
-      <w:r>
-        <w:rPr>
-          <w:b/>
-          <w:bCs/>
-        </w:rPr>
-        <w:t xml:space="preserve"> theo đúng các bước</w:t>
-      </w:r>
-      <w:r>
-        <w:br/>
-      </w:r>
-      <w:r>
-        <w:t>B1:</w:t>
-      </w:r>
-      <w:r>
-        <w:t xml:space="preserve"> </w:t>
-      </w:r>
-      <w:r>
-        <w:t>Kiểu tra thẻ nhớ đã nạp os chưa và đã gắn trên rasperi chưa</w:t>
-      </w:r>
-    </w:p>
-    <w:p>
-      <w:r>
-        <w:t>B2:</w:t>
-      </w:r>
-      <w:r>
-        <w:t xml:space="preserve"> Màn hình &lt; HDMI &gt; rasperi</w:t>
-      </w:r>
-    </w:p>
-    <w:p>
-      <w:r>
-        <w:t>B3:</w:t>
-      </w:r>
-      <w:r>
-        <w:t xml:space="preserve"> Bàn phím + chuột &lt; USB &gt; rasperi</w:t>
-      </w:r>
-    </w:p>
-    <w:p>
-      <w:r>
-        <w:t>B4:</w:t>
-      </w:r>
-      <w:r>
-        <w:t xml:space="preserve"> Cấp nguồn cho màn hình chờ màn hình khởi động xong thì mới cấp nguồn cho rasperi</w:t>
-      </w:r>
-    </w:p>
-    <w:p/>
-    <w:p>
-      <w:pPr>
-        <w:rPr>
-          <w:b/>
-          <w:bCs/>
-        </w:rPr>
-      </w:pPr>
-      <w:r>
-        <w:rPr>
-          <w:b/>
-          <w:bCs/>
-        </w:rPr>
-        <w:t>2/ Kết nối từ xa SSH giữa máy tính và rasperi</w:t>
-      </w:r>
-    </w:p>
-    <w:p>
-      <w:r>
-        <w:t xml:space="preserve">B1: </w:t>
-      </w:r>
-      <w:r>
-        <w:t>Terminal rasperi gõ:</w:t>
-      </w:r>
-    </w:p>
-    <w:p>
-      <w:r>
-        <w:tab/>
-        <w:t>Hostname -I</w:t>
-      </w:r>
-    </w:p>
-    <w:p>
-      <w:r>
-        <w:tab/>
-        <w:t>=&gt; tìm được ip</w:t>
-      </w:r>
-    </w:p>
-    <w:p>
-      <w:r>
-        <w:t xml:space="preserve">B2: </w:t>
-      </w:r>
-      <w:r>
-        <w:t>Terminal máy tính gõ:</w:t>
-      </w:r>
-    </w:p>
-    <w:p>
-      <w:r>
-        <w:tab/>
-      </w:r>
-      <w:r>
-        <w:t xml:space="preserve">ssh </w:t>
-      </w:r>
-      <w:r>
-        <w:t>&lt;name&gt;</w:t>
-      </w:r>
-      <w:r>
-        <w:t>@</w:t>
-      </w:r>
-      <w:r>
-        <w:t>&lt;ip&gt;</w:t>
-      </w:r>
-    </w:p>
-    <w:p>
-      <w:r>
-        <w:tab/>
-        <w:t xml:space="preserve">VD: </w:t>
-      </w:r>
-      <w:r>
-        <w:t xml:space="preserve">ssh </w:t>
-      </w:r>
-      <w:hyperlink r:id="rId10" w:history="1">
-        <w:r>
-          <w:rPr>
-            <w:rStyle w:val="Hyperlink"/>
-          </w:rPr>
-          <w:t>pi@192.168.1.96</w:t>
-        </w:r>
-      </w:hyperlink>
-    </w:p>
-    <w:p>
-      <w:r>
-        <w:t>B3: Nhập password là được</w:t>
-      </w:r>
-    </w:p>
-    <w:p/>
-    <w:p>
-      <w:r>
-        <w:t>3/ Thao tác test cam</w:t>
-      </w:r>
-    </w:p>
-    <w:p>
-      <w:r>
-        <w:t>B1: Đảm bảo đã cắm dây cam đúng mặt, đúng vị trí, cắm khi chưa cấp nguồn cho rasperi</w:t>
-      </w:r>
-    </w:p>
-    <w:p>
-      <w:r>
-        <w:t>B2: Terminal pi =&gt; rpicam-hello –list-cameras</w:t>
-      </w:r>
-      <w:r>
-        <w:t xml:space="preserve"> =&gt;  Đảm bảo available</w:t>
-      </w:r>
-    </w:p>
-    <w:p>
-      <w:r>
-        <w:t>B3: rpicam-hello -t 0</w:t>
-      </w:r>
-    </w:p>
-    <w:p>
-      <w:r>
-        <w:lastRenderedPageBreak/>
-        <w:t>B4: Tắt bằng terminal hoặc ctrl c</w:t>
-      </w:r>
-    </w:p>
-    <w:p>
-      <w:r>
-        <w:t>* Lưu ý: Nếu thiếu ram không mở cam được thì reboot lại rồi mở</w:t>
-      </w:r>
-    </w:p>
-    <w:p/>
-    <w:p>
-      <w:r>
-        <w:t xml:space="preserve">4/ </w:t>
-      </w:r>
-    </w:p>
-    <w:p/>
-    <w:p/>
-    <w:p/>
-    <w:p/>
-    <w:p/>
+      <w:pPr>
+        <w:rPr>
+          <w:b/>
+          <w:bCs/>
+        </w:rPr>
+      </w:pPr>
+      <w:r>
+        <w:rPr>
+          <w:b/>
+          <w:bCs/>
+        </w:rPr>
+        <w:t>5/ Thao tác trên terminal</w:t>
+      </w:r>
+    </w:p>
     <w:p/>
     <w:p/>
     <w:p/>
@@ -6221,7 +6298,6 @@
   <w:style w:type="character" w:default="1" w:styleId="DefaultParagraphFont">
     <w:name w:val="Default Paragraph Font"/>
     <w:uiPriority w:val="1"/>
-    <w:semiHidden/>
     <w:unhideWhenUsed/>
   </w:style>
   <w:style w:type="table" w:default="1" w:styleId="TableNormal">

--- a/report.docx
+++ b/report.docx
@@ -3491,6 +3491,9 @@
     </w:p>
     <w:p>
       <w:r>
+        <w:rPr>
+          <w:noProof/>
+        </w:rPr>
         <w:drawing>
           <wp:inline distT="0" distB="0" distL="0" distR="0" wp14:anchorId="2E4FAAF1" wp14:editId="74932986">
             <wp:extent cx="5943600" cy="4457700"/>
@@ -3557,13 +3560,152 @@
         <w:t>5/ Thao tác trên terminal</w:t>
       </w:r>
     </w:p>
+    <w:p>
+      <w:r>
+        <w:t>cd &lt;địa chỉ&gt; : di chuyển đến địa chỉ thư mục cần</w:t>
+      </w:r>
+    </w:p>
+    <w:p>
+      <w:r>
+        <w:tab/>
+        <w:t xml:space="preserve">vd: </w:t>
+      </w:r>
+      <w:r>
+        <w:t>cd ArUCo-Markers-Pose-Estimation-Generation-Python</w:t>
+      </w:r>
+    </w:p>
+    <w:p>
+      <w:r>
+        <w:t>ls : liệt kê file/ thư mục</w:t>
+      </w:r>
+    </w:p>
+    <w:p>
+      <w:r>
+        <w:t>ls &lt;tên thư mục&gt; : liệt kê file/ thư mục có trong thư mục được gọi</w:t>
+      </w:r>
+    </w:p>
+    <w:p>
+      <w:r>
+        <w:t>mkdir</w:t>
+      </w:r>
+      <w:r>
+        <w:t xml:space="preserve"> &lt;tên thư mục&gt;: Tạo thư mục</w:t>
+      </w:r>
+    </w:p>
+    <w:p>
+      <w:r>
+        <w:t>nano &lt;tên thư mục.đuôi&gt; : Mở trình soạn thảo</w:t>
+      </w:r>
+    </w:p>
     <w:p/>
     <w:p/>
+    <w:p>
+      <w:r>
+        <w:t>sudo : chạy với quyền admin</w:t>
+      </w:r>
+    </w:p>
+    <w:p>
+      <w:r>
+        <w:tab/>
+        <w:t>vd: sudo reboot</w:t>
+      </w:r>
+    </w:p>
+    <w:p>
+      <w:r>
+        <w:t>sudo apt update: cập nhật danh sách phần mềm</w:t>
+      </w:r>
+    </w:p>
+    <w:p>
+      <w:r>
+        <w:t>sudo apt upgrade: nâng cấp phần mềm</w:t>
+      </w:r>
+    </w:p>
+    <w:p>
+      <w:r>
+        <w:t>sudo apt install: cài phần mềm</w:t>
+      </w:r>
+    </w:p>
+    <w:p>
+      <w:r>
+        <w:t>sudo apt remove: gỡ phần mềm</w:t>
+      </w:r>
+    </w:p>
+    <w:p>
+      <w:r>
+        <w:t>sudo apt search: tìm phần mềm</w:t>
+      </w:r>
+    </w:p>
     <w:p/>
     <w:p/>
+    <w:p>
+      <w:r>
+        <w:t xml:space="preserve">ssh: </w:t>
+      </w:r>
+      <w:r>
+        <w:t>K</w:t>
+      </w:r>
+      <w:r>
+        <w:t>ết nối từ xa</w:t>
+      </w:r>
+    </w:p>
+    <w:p>
+      <w:r>
+        <w:tab/>
+        <w:t>vd: ssh pi@</w:t>
+      </w:r>
+      <w:r>
+        <w:t>192.168.1.96</w:t>
+      </w:r>
+    </w:p>
+    <w:p>
+      <w:r>
+        <w:t xml:space="preserve">exit: </w:t>
+      </w:r>
+      <w:r>
+        <w:t>T</w:t>
+      </w:r>
+      <w:r>
+        <w:t>hoát ssh</w:t>
+      </w:r>
+    </w:p>
+    <w:p/>
+    <w:p>
+      <w:r>
+        <w:t>sudo raspi-config: Cấu hình Rashberry Pi</w:t>
+      </w:r>
+    </w:p>
+    <w:p>
+      <w:r>
+        <w:t>vcgencmd measure_temp: Xem nhiệt độ CPU</w:t>
+      </w:r>
+    </w:p>
+    <w:p>
+      <w:r>
+        <w:t>rpicam-hello / rpicam-hello -t 0 : Test camera</w:t>
+      </w:r>
+    </w:p>
+    <w:p>
+      <w:r>
+        <w:t>rpicam-still -o anh.jpg : Chụp ảnh</w:t>
+      </w:r>
+    </w:p>
+    <w:p>
+      <w:r>
+        <w:t>sudo reboot: Khởi động lại</w:t>
+      </w:r>
+    </w:p>
+    <w:p>
+      <w:r>
+        <w:t>sudo poweroff : Tắt máy</w:t>
+      </w:r>
+    </w:p>
     <w:p/>
     <w:p/>
-    <w:p/>
+    <w:p>
+      <w:r>
+        <w:t>python3 generate_aruco_tags.py --id 24 --type DICT_5X5_100 --size 600 --output tags/</w:t>
+      </w:r>
+    </w:p>
     <w:p/>
     <w:sectPr>
       <w:pgSz w:w="12240" w:h="15840"/>

--- a/report.docx
+++ b/report.docx
@@ -2851,7 +2851,7 @@
         <w:tab/>
       </w:r>
       <w:r>
-        <w:t xml:space="preserve">RGB → Grayscale. </w:t>
+        <w:t>RGB → Grayscale.</w:t>
       </w:r>
     </w:p>
     <w:p>
@@ -2859,7 +2859,7 @@
         <w:ind w:left="720" w:firstLine="720"/>
       </w:pPr>
       <w:r>
-        <w:t>Adaptive Thresholding → ảnh nhị phân.</w:t>
+        <w:t>Adaptive Thresholding → ảnh nhị phân</w:t>
       </w:r>
       <w:r>
         <w:tab/>
@@ -3477,6 +3477,15 @@
       <w:r>
         <w:t>tvec: [-0.02939321 -0.0224466 0.1907346]</w:t>
       </w:r>
+      <w:r>
+        <w:t xml:space="preserve"> </w:t>
+      </w:r>
+    </w:p>
+    <w:p>
+      <w:r>
+        <w:tab/>
+        <w:t xml:space="preserve">x, y, z là khoảng cách giữa tâm cam và tâm mã aruco </w:t>
+      </w:r>
     </w:p>
     <w:p>
       <w:r>
@@ -3487,6 +3496,18 @@
       </w:r>
       <w:r>
         <w:t>]</w:t>
+      </w:r>
+    </w:p>
+    <w:p>
+      <w:r>
+        <w:tab/>
+        <w:t>rx, ry, rz là sự khác biệt góc quay giữa trục cam và trục aruco</w:t>
+      </w:r>
+    </w:p>
+    <w:p>
+      <w:r>
+        <w:tab/>
+        <w:t>=&gt; tìm roll, pitch, yaw</w:t>
       </w:r>
     </w:p>
     <w:p>
@@ -3581,6 +3602,7 @@
     </w:p>
     <w:p>
       <w:r>
+        <w:lastRenderedPageBreak/>
         <w:t>ls &lt;tên thư mục&gt; : liệt kê file/ thư mục có trong thư mục được gọi</w:t>
       </w:r>
     </w:p>
@@ -3703,7 +3725,277 @@
     <w:p/>
     <w:p>
       <w:r>
+        <w:lastRenderedPageBreak/>
         <w:t>python3 generate_aruco_tags.py --id 24 --type DICT_5X5_100 --size 600 --output tags/</w:t>
+      </w:r>
+    </w:p>
+    <w:p/>
+    <w:p/>
+    <w:p>
+      <w:r>
+        <w:t>opencv : 4.6.0</w:t>
+      </w:r>
+    </w:p>
+    <w:p/>
+    <w:p>
+      <w:r>
+        <w:t>pi@raspberrypi:~/ArUCo-Markers-Pose-Estimation-Generation-Python $ cat /etc/os-release</w:t>
+      </w:r>
+    </w:p>
+    <w:p>
+      <w:r>
+        <w:t>PRETTY_NAME="Raspbian GNU/Linux 12 (bookworm)"</w:t>
+      </w:r>
+    </w:p>
+    <w:p>
+      <w:r>
+        <w:t>NAME="Raspbian GNU/Linux"</w:t>
+      </w:r>
+    </w:p>
+    <w:p>
+      <w:r>
+        <w:t>VERSION_ID="12"</w:t>
+      </w:r>
+    </w:p>
+    <w:p>
+      <w:r>
+        <w:t>VERSION="12 (bookworm)"</w:t>
+      </w:r>
+    </w:p>
+    <w:p>
+      <w:r>
+        <w:t>VERSION_CODENAME=bookworm</w:t>
+      </w:r>
+    </w:p>
+    <w:p>
+      <w:r>
+        <w:t>ID=raspbian</w:t>
+      </w:r>
+    </w:p>
+    <w:p>
+      <w:r>
+        <w:t>ID_LIKE=debian</w:t>
+      </w:r>
+    </w:p>
+    <w:p>
+      <w:r>
+        <w:t>HOME_URL="http://www.raspbian.org/"</w:t>
+      </w:r>
+    </w:p>
+    <w:p>
+      <w:r>
+        <w:t>SUPPORT_URL="http://www.raspbian.org/RaspbianForums"</w:t>
+      </w:r>
+    </w:p>
+    <w:p>
+      <w:r>
+        <w:t>BUG_REPORT_URL=</w:t>
+      </w:r>
+      <w:hyperlink r:id="rId11" w:history="1">
+        <w:r>
+          <w:rPr>
+            <w:rStyle w:val="Hyperlink"/>
+          </w:rPr>
+          <w:t>http://www.raspbian.org/RaspbianBugs</w:t>
+        </w:r>
+      </w:hyperlink>
+    </w:p>
+    <w:p/>
+    <w:p>
+      <w:pPr>
+        <w:pStyle w:val="Heading1"/>
+      </w:pPr>
+      <w:r>
+        <w:t>BÁO CÁO 2</w:t>
+      </w:r>
+      <w:r>
+        <w:t>1</w:t>
+      </w:r>
+      <w:r>
+        <w:t>/8/2026</w:t>
+      </w:r>
+    </w:p>
+    <w:p>
+      <w:r>
+        <w:tab/>
+      </w:r>
+    </w:p>
+    <w:p>
+      <w:r>
+        <w:t>6DOF : 6 bậc tự do</w:t>
+      </w:r>
+    </w:p>
+    <w:p/>
+    <w:p>
+      <w:pPr>
+        <w:ind w:left="720" w:firstLine="720"/>
+        <w:rPr>
+          <w:b/>
+          <w:bCs/>
+        </w:rPr>
+      </w:pPr>
+      <w:r>
+        <w:rPr>
+          <w:b/>
+          <w:bCs/>
+        </w:rPr>
+        <w:t>6DOF Pose Estimation của ArUco Marker trong ROS</w:t>
+      </w:r>
+    </w:p>
+    <w:p/>
+    <w:p>
+      <w:r>
+        <w:rPr>
+          <w:b/>
+          <w:bCs/>
+        </w:rPr>
+        <w:t xml:space="preserve">- </w:t>
+      </w:r>
+      <w:r>
+        <w:rPr>
+          <w:b/>
+          <w:bCs/>
+        </w:rPr>
+        <w:t>Camera USB publish ảnh</w:t>
+      </w:r>
+      <w:r>
+        <w:rPr>
+          <w:b/>
+          <w:bCs/>
+        </w:rPr>
+        <w:t>:</w:t>
+      </w:r>
+      <w:r>
+        <w:t xml:space="preserve"> Camera lấy hình ảnh liên tục và gửi lên hệ thống ROS</w:t>
+      </w:r>
+    </w:p>
+    <w:p>
+      <w:r>
+        <w:rPr>
+          <w:b/>
+          <w:bCs/>
+        </w:rPr>
+        <w:lastRenderedPageBreak/>
+        <w:t xml:space="preserve">- </w:t>
+      </w:r>
+      <w:r>
+        <w:rPr>
+          <w:b/>
+          <w:bCs/>
+        </w:rPr>
+        <w:t>Node aruco_ros detect marker</w:t>
+      </w:r>
+      <w:r>
+        <w:rPr>
+          <w:b/>
+          <w:bCs/>
+        </w:rPr>
+        <w:t>:</w:t>
+      </w:r>
+      <w:r>
+        <w:t xml:space="preserve"> Một chương trình (gọi là node) nhận ảnh từ camera, dùng từ điển ArUco để tìm marker và đọc ra </w:t>
+      </w:r>
+      <w:r>
+        <w:t>ID</w:t>
+      </w:r>
+      <w:r>
+        <w:t xml:space="preserve">. </w:t>
+      </w:r>
+      <w:r>
+        <w:t>Đây là bước thực hiện quy trình phát hiện và giải mã Aruco</w:t>
+      </w:r>
+    </w:p>
+    <w:p>
+      <w:r>
+        <w:rPr>
+          <w:b/>
+          <w:bCs/>
+        </w:rPr>
+        <w:t xml:space="preserve">- </w:t>
+      </w:r>
+      <w:r>
+        <w:rPr>
+          <w:b/>
+          <w:bCs/>
+        </w:rPr>
+        <w:t>Dùng camera calibration (K + D)</w:t>
+      </w:r>
+      <w:r>
+        <w:rPr>
+          <w:b/>
+          <w:bCs/>
+        </w:rPr>
+        <w:t>:</w:t>
+      </w:r>
+      <w:r>
+        <w:t xml:space="preserve"> Dùng thông số đã chỉnh sẵn của camera (tiêu cự, méo ống kính…) để tính toán chính xác hơn </w:t>
+      </w:r>
+    </w:p>
+    <w:p>
+      <w:r>
+        <w:rPr>
+          <w:b/>
+          <w:bCs/>
+        </w:rPr>
+        <w:t xml:space="preserve">- </w:t>
+      </w:r>
+      <w:r>
+        <w:rPr>
+          <w:b/>
+          <w:bCs/>
+        </w:rPr>
+        <w:t>Gọi estimatePoseSingleMarkers → ra rvec và tvec</w:t>
+      </w:r>
+      <w:r>
+        <w:t xml:space="preserve"> Đây là bước quan trọng nhất:</w:t>
+      </w:r>
+    </w:p>
+    <w:p>
+      <w:pPr>
+        <w:ind w:firstLine="360"/>
+      </w:pPr>
+      <w:r>
+        <w:t xml:space="preserve">+ </w:t>
+      </w:r>
+      <w:r>
+        <w:t>tvec = vị trí của marker (x, y, z) so với camera</w:t>
+      </w:r>
+    </w:p>
+    <w:p>
+      <w:pPr>
+        <w:ind w:firstLine="360"/>
+      </w:pPr>
+      <w:r>
+        <w:t xml:space="preserve">+ </w:t>
+      </w:r>
+      <w:r>
+        <w:t>rvec = hướng xoay của marker</w:t>
+      </w:r>
+    </w:p>
+    <w:p>
+      <w:r>
+        <w:rPr>
+          <w:b/>
+          <w:bCs/>
+        </w:rPr>
+        <w:t xml:space="preserve">- </w:t>
+      </w:r>
+      <w:r>
+        <w:rPr>
+          <w:b/>
+          <w:bCs/>
+        </w:rPr>
+        <w:t>Publish lên topic ROS</w:t>
+      </w:r>
+      <w:r>
+        <w:rPr>
+          <w:b/>
+          <w:bCs/>
+        </w:rPr>
+        <w:t>:</w:t>
+      </w:r>
+      <w:r>
+        <w:t xml:space="preserve"> Kết quả (ID + vị trí + góc quay) được gửi đi để các phần mềm khác của robot dùng </w:t>
       </w:r>
     </w:p>
     <w:p/>
@@ -4018,6 +4310,155 @@
     </w:lvl>
   </w:abstractNum>
   <w:abstractNum w:abstractNumId="2" w15:restartNumberingAfterBreak="0">
+    <w:nsid w:val="12127B2B"/>
+    <w:multiLevelType w:val="multilevel"/>
+    <w:tmpl w:val="E780AD88"/>
+    <w:lvl w:ilvl="0">
+      <w:start w:val="1"/>
+      <w:numFmt w:val="bullet"/>
+      <w:lvlText w:val=""/>
+      <w:lvlJc w:val="left"/>
+      <w:pPr>
+        <w:tabs>
+          <w:tab w:val="num" w:pos="720"/>
+        </w:tabs>
+        <w:ind w:left="720" w:hanging="360"/>
+      </w:pPr>
+      <w:rPr>
+        <w:rFonts w:ascii="Symbol" w:hAnsi="Symbol" w:hint="default"/>
+        <w:sz w:val="20"/>
+      </w:rPr>
+    </w:lvl>
+    <w:lvl w:ilvl="1" w:tentative="1">
+      <w:start w:val="1"/>
+      <w:numFmt w:val="bullet"/>
+      <w:lvlText w:val="o"/>
+      <w:lvlJc w:val="left"/>
+      <w:pPr>
+        <w:tabs>
+          <w:tab w:val="num" w:pos="1440"/>
+        </w:tabs>
+        <w:ind w:left="1440" w:hanging="360"/>
+      </w:pPr>
+      <w:rPr>
+        <w:rFonts w:ascii="Courier New" w:hAnsi="Courier New" w:hint="default"/>
+        <w:sz w:val="20"/>
+      </w:rPr>
+    </w:lvl>
+    <w:lvl w:ilvl="2" w:tentative="1">
+      <w:start w:val="1"/>
+      <w:numFmt w:val="bullet"/>
+      <w:lvlText w:val=""/>
+      <w:lvlJc w:val="left"/>
+      <w:pPr>
+        <w:tabs>
+          <w:tab w:val="num" w:pos="2160"/>
+        </w:tabs>
+        <w:ind w:left="2160" w:hanging="360"/>
+      </w:pPr>
+      <w:rPr>
+        <w:rFonts w:ascii="Wingdings" w:hAnsi="Wingdings" w:hint="default"/>
+        <w:sz w:val="20"/>
+      </w:rPr>
+    </w:lvl>
+    <w:lvl w:ilvl="3" w:tentative="1">
+      <w:start w:val="1"/>
+      <w:numFmt w:val="bullet"/>
+      <w:lvlText w:val=""/>
+      <w:lvlJc w:val="left"/>
+      <w:pPr>
+        <w:tabs>
+          <w:tab w:val="num" w:pos="2880"/>
+        </w:tabs>
+        <w:ind w:left="2880" w:hanging="360"/>
+      </w:pPr>
+      <w:rPr>
+        <w:rFonts w:ascii="Wingdings" w:hAnsi="Wingdings" w:hint="default"/>
+        <w:sz w:val="20"/>
+      </w:rPr>
+    </w:lvl>
+    <w:lvl w:ilvl="4" w:tentative="1">
+      <w:start w:val="1"/>
+      <w:numFmt w:val="bullet"/>
+      <w:lvlText w:val=""/>
+      <w:lvlJc w:val="left"/>
+      <w:pPr>
+        <w:tabs>
+          <w:tab w:val="num" w:pos="3600"/>
+        </w:tabs>
+        <w:ind w:left="3600" w:hanging="360"/>
+      </w:pPr>
+      <w:rPr>
+        <w:rFonts w:ascii="Wingdings" w:hAnsi="Wingdings" w:hint="default"/>
+        <w:sz w:val="20"/>
+      </w:rPr>
+    </w:lvl>
+    <w:lvl w:ilvl="5" w:tentative="1">
+      <w:start w:val="1"/>
+      <w:numFmt w:val="bullet"/>
+      <w:lvlText w:val=""/>
+      <w:lvlJc w:val="left"/>
+      <w:pPr>
+        <w:tabs>
+          <w:tab w:val="num" w:pos="4320"/>
+        </w:tabs>
+        <w:ind w:left="4320" w:hanging="360"/>
+      </w:pPr>
+      <w:rPr>
+        <w:rFonts w:ascii="Wingdings" w:hAnsi="Wingdings" w:hint="default"/>
+        <w:sz w:val="20"/>
+      </w:rPr>
+    </w:lvl>
+    <w:lvl w:ilvl="6" w:tentative="1">
+      <w:start w:val="1"/>
+      <w:numFmt w:val="bullet"/>
+      <w:lvlText w:val=""/>
+      <w:lvlJc w:val="left"/>
+      <w:pPr>
+        <w:tabs>
+          <w:tab w:val="num" w:pos="5040"/>
+        </w:tabs>
+        <w:ind w:left="5040" w:hanging="360"/>
+      </w:pPr>
+      <w:rPr>
+        <w:rFonts w:ascii="Wingdings" w:hAnsi="Wingdings" w:hint="default"/>
+        <w:sz w:val="20"/>
+      </w:rPr>
+    </w:lvl>
+    <w:lvl w:ilvl="7" w:tentative="1">
+      <w:start w:val="1"/>
+      <w:numFmt w:val="bullet"/>
+      <w:lvlText w:val=""/>
+      <w:lvlJc w:val="left"/>
+      <w:pPr>
+        <w:tabs>
+          <w:tab w:val="num" w:pos="5760"/>
+        </w:tabs>
+        <w:ind w:left="5760" w:hanging="360"/>
+      </w:pPr>
+      <w:rPr>
+        <w:rFonts w:ascii="Wingdings" w:hAnsi="Wingdings" w:hint="default"/>
+        <w:sz w:val="20"/>
+      </w:rPr>
+    </w:lvl>
+    <w:lvl w:ilvl="8" w:tentative="1">
+      <w:start w:val="1"/>
+      <w:numFmt w:val="bullet"/>
+      <w:lvlText w:val=""/>
+      <w:lvlJc w:val="left"/>
+      <w:pPr>
+        <w:tabs>
+          <w:tab w:val="num" w:pos="6480"/>
+        </w:tabs>
+        <w:ind w:left="6480" w:hanging="360"/>
+      </w:pPr>
+      <w:rPr>
+        <w:rFonts w:ascii="Wingdings" w:hAnsi="Wingdings" w:hint="default"/>
+        <w:sz w:val="20"/>
+      </w:rPr>
+    </w:lvl>
+  </w:abstractNum>
+  <w:abstractNum w:abstractNumId="3" w15:restartNumberingAfterBreak="0">
     <w:nsid w:val="13D918A7"/>
     <w:multiLevelType w:val="multilevel"/>
     <w:tmpl w:val="EB000334"/>
@@ -4166,7 +4607,7 @@
       </w:rPr>
     </w:lvl>
   </w:abstractNum>
-  <w:abstractNum w:abstractNumId="3" w15:restartNumberingAfterBreak="0">
+  <w:abstractNum w:abstractNumId="4" w15:restartNumberingAfterBreak="0">
     <w:nsid w:val="1CB61F45"/>
     <w:multiLevelType w:val="multilevel"/>
     <w:tmpl w:val="ACC21946"/>
@@ -4283,7 +4724,7 @@
       </w:pPr>
     </w:lvl>
   </w:abstractNum>
-  <w:abstractNum w:abstractNumId="4" w15:restartNumberingAfterBreak="0">
+  <w:abstractNum w:abstractNumId="5" w15:restartNumberingAfterBreak="0">
     <w:nsid w:val="1F8862A3"/>
     <w:multiLevelType w:val="hybridMultilevel"/>
     <w:tmpl w:val="0E5E825E"/>
@@ -4396,7 +4837,7 @@
       </w:rPr>
     </w:lvl>
   </w:abstractNum>
-  <w:abstractNum w:abstractNumId="5" w15:restartNumberingAfterBreak="0">
+  <w:abstractNum w:abstractNumId="6" w15:restartNumberingAfterBreak="0">
     <w:nsid w:val="25154393"/>
     <w:multiLevelType w:val="multilevel"/>
     <w:tmpl w:val="37BEDC5A"/>
@@ -4513,7 +4954,7 @@
       </w:pPr>
     </w:lvl>
   </w:abstractNum>
-  <w:abstractNum w:abstractNumId="6" w15:restartNumberingAfterBreak="0">
+  <w:abstractNum w:abstractNumId="7" w15:restartNumberingAfterBreak="0">
     <w:nsid w:val="3C7F1315"/>
     <w:multiLevelType w:val="hybridMultilevel"/>
     <w:tmpl w:val="7EA4B5CA"/>
@@ -4625,7 +5066,7 @@
       </w:rPr>
     </w:lvl>
   </w:abstractNum>
-  <w:abstractNum w:abstractNumId="7" w15:restartNumberingAfterBreak="0">
+  <w:abstractNum w:abstractNumId="8" w15:restartNumberingAfterBreak="0">
     <w:nsid w:val="3D4E16D7"/>
     <w:multiLevelType w:val="hybridMultilevel"/>
     <w:tmpl w:val="4A087C58"/>
@@ -4737,7 +5178,7 @@
       </w:rPr>
     </w:lvl>
   </w:abstractNum>
-  <w:abstractNum w:abstractNumId="8" w15:restartNumberingAfterBreak="0">
+  <w:abstractNum w:abstractNumId="9" w15:restartNumberingAfterBreak="0">
     <w:nsid w:val="436E0960"/>
     <w:multiLevelType w:val="hybridMultilevel"/>
     <w:tmpl w:val="EEA4A76A"/>
@@ -4849,7 +5290,7 @@
       </w:rPr>
     </w:lvl>
   </w:abstractNum>
-  <w:abstractNum w:abstractNumId="9" w15:restartNumberingAfterBreak="0">
+  <w:abstractNum w:abstractNumId="10" w15:restartNumberingAfterBreak="0">
     <w:nsid w:val="457D158A"/>
     <w:multiLevelType w:val="hybridMultilevel"/>
     <w:tmpl w:val="3CB0B9FC"/>
@@ -4961,7 +5402,7 @@
       </w:rPr>
     </w:lvl>
   </w:abstractNum>
-  <w:abstractNum w:abstractNumId="10" w15:restartNumberingAfterBreak="0">
+  <w:abstractNum w:abstractNumId="11" w15:restartNumberingAfterBreak="0">
     <w:nsid w:val="52B35A79"/>
     <w:multiLevelType w:val="hybridMultilevel"/>
     <w:tmpl w:val="CF602AAE"/>
@@ -5073,7 +5514,7 @@
       </w:rPr>
     </w:lvl>
   </w:abstractNum>
-  <w:abstractNum w:abstractNumId="11" w15:restartNumberingAfterBreak="0">
+  <w:abstractNum w:abstractNumId="12" w15:restartNumberingAfterBreak="0">
     <w:nsid w:val="53024D3E"/>
     <w:multiLevelType w:val="multilevel"/>
     <w:tmpl w:val="172AFEA0"/>
@@ -5222,7 +5663,7 @@
       </w:rPr>
     </w:lvl>
   </w:abstractNum>
-  <w:abstractNum w:abstractNumId="12" w15:restartNumberingAfterBreak="0">
+  <w:abstractNum w:abstractNumId="13" w15:restartNumberingAfterBreak="0">
     <w:nsid w:val="569301C4"/>
     <w:multiLevelType w:val="hybridMultilevel"/>
     <w:tmpl w:val="E258D134"/>
@@ -5334,7 +5775,7 @@
       </w:rPr>
     </w:lvl>
   </w:abstractNum>
-  <w:abstractNum w:abstractNumId="13" w15:restartNumberingAfterBreak="0">
+  <w:abstractNum w:abstractNumId="14" w15:restartNumberingAfterBreak="0">
     <w:nsid w:val="5A0D6F21"/>
     <w:multiLevelType w:val="hybridMultilevel"/>
     <w:tmpl w:val="0FC096AE"/>
@@ -5446,7 +5887,7 @@
       </w:rPr>
     </w:lvl>
   </w:abstractNum>
-  <w:abstractNum w:abstractNumId="14" w15:restartNumberingAfterBreak="0">
+  <w:abstractNum w:abstractNumId="15" w15:restartNumberingAfterBreak="0">
     <w:nsid w:val="5BBC13E5"/>
     <w:multiLevelType w:val="multilevel"/>
     <w:tmpl w:val="B34E60C2"/>
@@ -5559,7 +6000,7 @@
       </w:pPr>
     </w:lvl>
   </w:abstractNum>
-  <w:abstractNum w:abstractNumId="15" w15:restartNumberingAfterBreak="0">
+  <w:abstractNum w:abstractNumId="16" w15:restartNumberingAfterBreak="0">
     <w:nsid w:val="70536ECE"/>
     <w:multiLevelType w:val="hybridMultilevel"/>
     <w:tmpl w:val="4978F9A4"/>
@@ -5672,7 +6113,7 @@
       </w:rPr>
     </w:lvl>
   </w:abstractNum>
-  <w:abstractNum w:abstractNumId="16" w15:restartNumberingAfterBreak="0">
+  <w:abstractNum w:abstractNumId="17" w15:restartNumberingAfterBreak="0">
     <w:nsid w:val="7D8705AF"/>
     <w:multiLevelType w:val="hybridMultilevel"/>
     <w:tmpl w:val="E0B2A15A"/>
@@ -5785,55 +6226,58 @@
     </w:lvl>
   </w:abstractNum>
   <w:num w:numId="1" w16cid:durableId="455148927">
+    <w:abstractNumId w:val="10"/>
+  </w:num>
+  <w:num w:numId="2" w16cid:durableId="1306545363">
+    <w:abstractNumId w:val="7"/>
+  </w:num>
+  <w:num w:numId="3" w16cid:durableId="1479497268">
+    <w:abstractNumId w:val="11"/>
+  </w:num>
+  <w:num w:numId="4" w16cid:durableId="6030451">
+    <w:abstractNumId w:val="4"/>
+  </w:num>
+  <w:num w:numId="5" w16cid:durableId="926227067">
+    <w:abstractNumId w:val="15"/>
+  </w:num>
+  <w:num w:numId="6" w16cid:durableId="2128886024">
+    <w:abstractNumId w:val="6"/>
+  </w:num>
+  <w:num w:numId="7" w16cid:durableId="6716378">
+    <w:abstractNumId w:val="17"/>
+  </w:num>
+  <w:num w:numId="8" w16cid:durableId="2105954617">
     <w:abstractNumId w:val="9"/>
   </w:num>
-  <w:num w:numId="2" w16cid:durableId="1306545363">
-    <w:abstractNumId w:val="6"/>
-  </w:num>
-  <w:num w:numId="3" w16cid:durableId="1479497268">
-    <w:abstractNumId w:val="10"/>
-  </w:num>
-  <w:num w:numId="4" w16cid:durableId="6030451">
+  <w:num w:numId="9" w16cid:durableId="592126465">
     <w:abstractNumId w:val="3"/>
   </w:num>
-  <w:num w:numId="5" w16cid:durableId="926227067">
+  <w:num w:numId="10" w16cid:durableId="757676529">
+    <w:abstractNumId w:val="8"/>
+  </w:num>
+  <w:num w:numId="11" w16cid:durableId="1068840981">
+    <w:abstractNumId w:val="16"/>
+  </w:num>
+  <w:num w:numId="12" w16cid:durableId="182207724">
+    <w:abstractNumId w:val="5"/>
+  </w:num>
+  <w:num w:numId="13" w16cid:durableId="371998841">
     <w:abstractNumId w:val="14"/>
   </w:num>
-  <w:num w:numId="6" w16cid:durableId="2128886024">
-    <w:abstractNumId w:val="5"/>
-  </w:num>
-  <w:num w:numId="7" w16cid:durableId="6716378">
-    <w:abstractNumId w:val="16"/>
-  </w:num>
-  <w:num w:numId="8" w16cid:durableId="2105954617">
-    <w:abstractNumId w:val="8"/>
-  </w:num>
-  <w:num w:numId="9" w16cid:durableId="592126465">
-    <w:abstractNumId w:val="2"/>
-  </w:num>
-  <w:num w:numId="10" w16cid:durableId="757676529">
-    <w:abstractNumId w:val="7"/>
-  </w:num>
-  <w:num w:numId="11" w16cid:durableId="1068840981">
-    <w:abstractNumId w:val="15"/>
-  </w:num>
-  <w:num w:numId="12" w16cid:durableId="182207724">
-    <w:abstractNumId w:val="4"/>
-  </w:num>
-  <w:num w:numId="13" w16cid:durableId="371998841">
+  <w:num w:numId="14" w16cid:durableId="2014720162">
     <w:abstractNumId w:val="13"/>
   </w:num>
-  <w:num w:numId="14" w16cid:durableId="2014720162">
+  <w:num w:numId="15" w16cid:durableId="1975598">
     <w:abstractNumId w:val="12"/>
-  </w:num>
-  <w:num w:numId="15" w16cid:durableId="1975598">
-    <w:abstractNumId w:val="11"/>
   </w:num>
   <w:num w:numId="16" w16cid:durableId="66345668">
     <w:abstractNumId w:val="1"/>
   </w:num>
   <w:num w:numId="17" w16cid:durableId="1135834069">
     <w:abstractNumId w:val="0"/>
+  </w:num>
+  <w:num w:numId="18" w16cid:durableId="1739589147">
+    <w:abstractNumId w:val="2"/>
   </w:num>
 </w:numbering>
 </file>
@@ -6806,6 +7250,25 @@
       <w:rFonts w:ascii="Times New Roman" w:hAnsi="Times New Roman" w:cs="Times New Roman"/>
     </w:rPr>
   </w:style>
+  <w:style w:type="table" w:styleId="TableGrid">
+    <w:name w:val="Table Grid"/>
+    <w:basedOn w:val="TableNormal"/>
+    <w:uiPriority w:val="39"/>
+    <w:rsid w:val="002E3344"/>
+    <w:pPr>
+      <w:spacing w:after="0" w:line="240" w:lineRule="auto"/>
+    </w:pPr>
+    <w:tblPr>
+      <w:tblBorders>
+        <w:top w:val="single" w:sz="4" w:space="0" w:color="auto"/>
+        <w:left w:val="single" w:sz="4" w:space="0" w:color="auto"/>
+        <w:bottom w:val="single" w:sz="4" w:space="0" w:color="auto"/>
+        <w:right w:val="single" w:sz="4" w:space="0" w:color="auto"/>
+        <w:insideH w:val="single" w:sz="4" w:space="0" w:color="auto"/>
+        <w:insideV w:val="single" w:sz="4" w:space="0" w:color="auto"/>
+      </w:tblBorders>
+    </w:tblPr>
+  </w:style>
 </w:styles>
 </file>
 

--- a/report.docx
+++ b/report.docx
@@ -3806,13 +3806,7 @@
         <w:pStyle w:val="Heading1"/>
       </w:pPr>
       <w:r>
-        <w:t>BÁO CÁO 2</w:t>
-      </w:r>
-      <w:r>
-        <w:t>1</w:t>
-      </w:r>
-      <w:r>
-        <w:t>/8/2026</w:t>
+        <w:t>BÁO CÁO 21/8/2026</w:t>
       </w:r>
     </w:p>
     <w:p>
@@ -3996,6 +3990,30 @@
       </w:r>
       <w:r>
         <w:t xml:space="preserve"> Kết quả (ID + vị trí + góc quay) được gửi đi để các phần mềm khác của robot dùng </w:t>
+      </w:r>
+    </w:p>
+    <w:p/>
+    <w:p>
+      <w:pPr>
+        <w:pStyle w:val="Heading1"/>
+      </w:pPr>
+      <w:r>
+        <w:t>BÁO CÁO 2</w:t>
+      </w:r>
+      <w:r>
+        <w:t>2</w:t>
+      </w:r>
+      <w:r>
+        <w:t>/8/2026</w:t>
+      </w:r>
+    </w:p>
+    <w:p/>
+    <w:p>
+      <w:r>
+        <w:tab/>
+      </w:r>
+      <w:r>
+        <w:t>Rashberry Cam</w:t>
       </w:r>
     </w:p>
     <w:p/>
@@ -6884,6 +6902,7 @@
   <w:style w:type="character" w:default="1" w:styleId="DefaultParagraphFont">
     <w:name w:val="Default Paragraph Font"/>
     <w:uiPriority w:val="1"/>
+    <w:semiHidden/>
     <w:unhideWhenUsed/>
   </w:style>
   <w:style w:type="table" w:default="1" w:styleId="TableNormal">

--- a/report.docx
+++ b/report.docx
@@ -3998,13 +3998,7 @@
         <w:pStyle w:val="Heading1"/>
       </w:pPr>
       <w:r>
-        <w:t>BÁO CÁO 2</w:t>
-      </w:r>
-      <w:r>
-        <w:t>2</w:t>
-      </w:r>
-      <w:r>
-        <w:t>/8/2026</w:t>
+        <w:t>BÁO CÁO 22/8/2026</w:t>
       </w:r>
     </w:p>
     <w:p/>
@@ -4016,7 +4010,144 @@
         <w:t>Rashberry Cam</w:t>
       </w:r>
     </w:p>
+    <w:tbl>
+      <w:tblPr>
+        <w:tblStyle w:val="TableGrid"/>
+        <w:tblW w:w="0" w:type="auto"/>
+        <w:tblLook w:val="04A0" w:firstRow="1" w:lastRow="0" w:firstColumn="1" w:lastColumn="0" w:noHBand="0" w:noVBand="1"/>
+      </w:tblPr>
+      <w:tblGrid>
+        <w:gridCol w:w="3116"/>
+        <w:gridCol w:w="3117"/>
+        <w:gridCol w:w="3117"/>
+      </w:tblGrid>
+      <w:tr>
+        <w:tc>
+          <w:tcPr>
+            <w:tcW w:w="3116" w:type="dxa"/>
+          </w:tcPr>
+          <w:p>
+            <w:r>
+              <w:t>Resolution</w:t>
+            </w:r>
+          </w:p>
+        </w:tc>
+        <w:tc>
+          <w:tcPr>
+            <w:tcW w:w="3117" w:type="dxa"/>
+          </w:tcPr>
+          <w:p>
+            <w:r>
+              <w:t>FPS</w:t>
+            </w:r>
+          </w:p>
+        </w:tc>
+        <w:tc>
+          <w:tcPr>
+            <w:tcW w:w="3117" w:type="dxa"/>
+          </w:tcPr>
+          <w:p/>
+        </w:tc>
+      </w:tr>
+      <w:tr>
+        <w:tc>
+          <w:tcPr>
+            <w:tcW w:w="3116" w:type="dxa"/>
+          </w:tcPr>
+          <w:p>
+            <w:r>
+              <w:t>1920 × 1080</w:t>
+            </w:r>
+          </w:p>
+        </w:tc>
+        <w:tc>
+          <w:tcPr>
+            <w:tcW w:w="3117" w:type="dxa"/>
+          </w:tcPr>
+          <w:p>
+            <w:r>
+              <w:t>30</w:t>
+            </w:r>
+          </w:p>
+        </w:tc>
+        <w:tc>
+          <w:tcPr>
+            <w:tcW w:w="3117" w:type="dxa"/>
+          </w:tcPr>
+          <w:p>
+            <w:r>
+              <w:t>recommend</w:t>
+            </w:r>
+          </w:p>
+        </w:tc>
+      </w:tr>
+      <w:tr>
+        <w:tc>
+          <w:tcPr>
+            <w:tcW w:w="3116" w:type="dxa"/>
+          </w:tcPr>
+          <w:p>
+            <w:r>
+              <w:t>1280 × 720</w:t>
+            </w:r>
+          </w:p>
+        </w:tc>
+        <w:tc>
+          <w:tcPr>
+            <w:tcW w:w="3117" w:type="dxa"/>
+          </w:tcPr>
+          <w:p>
+            <w:r>
+              <w:t>60</w:t>
+            </w:r>
+          </w:p>
+        </w:tc>
+        <w:tc>
+          <w:tcPr>
+            <w:tcW w:w="3117" w:type="dxa"/>
+          </w:tcPr>
+          <w:p>
+            <w:r>
+              <w:t>recommend</w:t>
+            </w:r>
+          </w:p>
+        </w:tc>
+      </w:tr>
+      <w:tr>
+        <w:tc>
+          <w:tcPr>
+            <w:tcW w:w="3116" w:type="dxa"/>
+          </w:tcPr>
+          <w:p>
+            <w:r>
+              <w:t>640 × 480</w:t>
+            </w:r>
+          </w:p>
+        </w:tc>
+        <w:tc>
+          <w:tcPr>
+            <w:tcW w:w="3117" w:type="dxa"/>
+          </w:tcPr>
+          <w:p>
+            <w:r>
+              <w:t>90</w:t>
+            </w:r>
+          </w:p>
+        </w:tc>
+        <w:tc>
+          <w:tcPr>
+            <w:tcW w:w="3117" w:type="dxa"/>
+          </w:tcPr>
+          <w:p/>
+        </w:tc>
+      </w:tr>
+    </w:tbl>
     <w:p/>
+    <w:p>
+      <w:r>
+        <w:t>- Khoảng cách mong muốn drone chụp được Aruco càng xa thì kích thước mã Aruco ta cần càng lớn</w:t>
+      </w:r>
+    </w:p>
     <w:sectPr>
       <w:pgSz w:w="12240" w:h="15840"/>
       <w:pgMar w:top="1440" w:right="1440" w:bottom="1440" w:left="1440" w:header="720" w:footer="720" w:gutter="0"/>
@@ -6902,7 +7033,6 @@
   <w:style w:type="character" w:default="1" w:styleId="DefaultParagraphFont">
     <w:name w:val="Default Paragraph Font"/>
     <w:uiPriority w:val="1"/>
-    <w:semiHidden/>
     <w:unhideWhenUsed/>
   </w:style>
   <w:style w:type="table" w:default="1" w:styleId="TableNormal">

--- a/report.docx
+++ b/report.docx
@@ -1,6 +1,6 @@
 
 <file path=word/document.xml><?xml version="1.0" encoding="utf-8"?>
-<w:document xmlns:wpc="http://schemas.microsoft.com/office/word/2010/wordprocessingCanvas" xmlns:cx="http://schemas.microsoft.com/office/drawing/2014/chartex" xmlns:cx1="http://schemas.microsoft.com/office/drawing/2015/9/8/chartex" xmlns:cx2="http://schemas.microsoft.com/office/drawing/2015/10/21/chartex" xmlns:cx3="http://schemas.microsoft.com/office/drawing/2016/5/9/chartex" xmlns:cx4="http://schemas.microsoft.com/office/drawing/2016/5/10/chartex" xmlns:cx5="http://schemas.microsoft.com/office/drawing/2016/5/11/chartex" xmlns:cx6="http://schemas.microsoft.com/office/drawing/2016/5/12/chartex" xmlns:cx7="http://schemas.microsoft.com/office/drawing/2016/5/13/chartex" xmlns:cx8="http://schemas.microsoft.com/office/drawing/2016/5/14/chartex" xmlns:mc="http://schemas.openxmlformats.org/markup-compatibility/2006" xmlns:aink="http://schemas.microsoft.com/office/drawing/2016/ink" xmlns:am3d="http://schemas.microsoft.com/office/drawing/2017/model3d" xmlns:o="urn:schemas-microsoft-com:office:office" xmlns:oel="http://schemas.microsoft.com/office/2019/extlst" xmlns:r="http://schemas.openxmlformats.org/officeDocument/2006/relationships" xmlns:m="http://schemas.openxmlformats.org/officeDocument/2006/math" xmlns:v="urn:schemas-microsoft-com:vml" xmlns:wp14="http://schemas.microsoft.com/office/word/2010/wordprocessingDrawing" xmlns:wp="http://schemas.openxmlformats.org/drawingml/2006/wordprocessingDrawing" xmlns:w10="urn:schemas-microsoft-com:office:word" xmlns:w="http://schemas.openxmlformats.org/wordprocessingml/2006/main" xmlns:w14="http://schemas.microsoft.com/office/word/2010/wordml" xmlns:w15="http://schemas.microsoft.com/office/word/2012/wordml" xmlns:w16cei="http://schemas.microsoft.com/office/word/2026/wordml/cei" xmlns:w16cex="http://schemas.microsoft.com/office/word/2018/wordml/cex" xmlns:w16cid="http://schemas.microsoft.com/office/word/2016/wordml/cid" xmlns:w16="http://schemas.microsoft.com/office/word/2018/wordml" xmlns:w16du="http://schemas.microsoft.com/office/word/2023/wordml/word16du" xmlns:w16sdtdh="http://schemas.microsoft.com/office/word/2020/wordml/sdtdatahash" xmlns:w16sdtfl="http://schemas.microsoft.com/office/word/2024/wordml/sdtformatlock" xmlns:w16se="http://schemas.microsoft.com/office/word/2015/wordml/symex" xmlns:wpg="http://schemas.microsoft.com/office/word/2010/wordprocessingGroup" xmlns:wpi="http://schemas.microsoft.com/office/word/2010/wordprocessingInk" xmlns:wne="http://schemas.microsoft.com/office/word/2006/wordml" xmlns:wps="http://schemas.microsoft.com/office/word/2010/wordprocessingShape" mc:Ignorable="w14 w15 w16se w16cid w16 w16cex w16sdtdh w16sdtfl w16du wp14">
+<w:document xmlns:wpc="http://schemas.microsoft.com/office/word/2010/wordprocessingCanvas" xmlns:cx="http://schemas.microsoft.com/office/drawing/2014/chartex" xmlns:cx1="http://schemas.microsoft.com/office/drawing/2015/9/8/chartex" xmlns:cx2="http://schemas.microsoft.com/office/drawing/2015/10/21/chartex" xmlns:cx3="http://schemas.microsoft.com/office/drawing/2016/5/9/chartex" xmlns:cx4="http://schemas.microsoft.com/office/drawing/2016/5/10/chartex" xmlns:cx5="http://schemas.microsoft.com/office/drawing/2016/5/11/chartex" xmlns:cx6="http://schemas.microsoft.com/office/drawing/2016/5/12/chartex" xmlns:cx7="http://schemas.microsoft.com/office/drawing/2016/5/13/chartex" xmlns:cx8="http://schemas.microsoft.com/office/drawing/2016/5/14/chartex" xmlns:mc="http://schemas.openxmlformats.org/markup-compatibility/2006" xmlns:aink="http://schemas.microsoft.com/office/drawing/2016/ink" xmlns:am3d="http://schemas.microsoft.com/office/drawing/2017/model3d" xmlns:o="urn:schemas-microsoft-com:office:office" xmlns:oel="http://schemas.microsoft.com/office/2019/extlst" xmlns:r="http://schemas.openxmlformats.org/officeDocument/2006/relationships" xmlns:m="http://schemas.openxmlformats.org/officeDocument/2006/math" xmlns:v="urn:schemas-microsoft-com:vml" xmlns:wp14="http://schemas.microsoft.com/office/word/2010/wordprocessingDrawing" xmlns:wp="http://schemas.openxmlformats.org/drawingml/2006/wordprocessingDrawing" xmlns:w10="urn:schemas-microsoft-com:office:word" xmlns:w="http://schemas.openxmlformats.org/wordprocessingml/2006/main" xmlns:w14="http://schemas.microsoft.com/office/word/2010/wordml" xmlns:w15="http://schemas.microsoft.com/office/word/2012/wordml" xmlns:w16cex="http://schemas.microsoft.com/office/word/2018/wordml/cex" xmlns:w16cid="http://schemas.microsoft.com/office/word/2016/wordml/cid" xmlns:w16="http://schemas.microsoft.com/office/word/2018/wordml" xmlns:w16du="http://schemas.microsoft.com/office/word/2023/wordml/word16du" xmlns:w16sdtdh="http://schemas.microsoft.com/office/word/2020/wordml/sdtdatahash" xmlns:w16sdtfl="http://schemas.microsoft.com/office/word/2024/wordml/sdtformatlock" xmlns:w16se="http://schemas.microsoft.com/office/word/2015/wordml/symex" xmlns:wpg="http://schemas.microsoft.com/office/word/2010/wordprocessingGroup" xmlns:wpi="http://schemas.microsoft.com/office/word/2010/wordprocessingInk" xmlns:wne="http://schemas.microsoft.com/office/word/2006/wordml" xmlns:wps="http://schemas.microsoft.com/office/word/2010/wordprocessingShape" mc:Ignorable="w14 w15 w16se w16cid w16 w16cex w16sdtdh w16sdtfl w16du wp14">
   <w:body>
     <w:p>
       <w:pPr>
@@ -136,7 +136,7 @@
     </w:p>
     <w:p/>
     <w:p>
-      <w:hyperlink r:id="rId5" w:history="1">
+      <w:hyperlink r:id="rId6" w:history="1">
         <w:r>
           <w:rPr>
             <w:rStyle w:val="Hyperlink"/>
@@ -146,7 +146,7 @@
       </w:hyperlink>
     </w:p>
     <w:p>
-      <w:hyperlink r:id="rId6" w:history="1">
+      <w:hyperlink r:id="rId7" w:history="1">
         <w:r>
           <w:rPr>
             <w:rStyle w:val="Hyperlink"/>
@@ -202,7 +202,7 @@
                     <pic:cNvPicPr/>
                   </pic:nvPicPr>
                   <pic:blipFill>
-                    <a:blip r:embed="rId7"/>
+                    <a:blip r:embed="rId8"/>
                     <a:stretch>
                       <a:fillRect/>
                     </a:stretch>
@@ -359,7 +359,7 @@
       <w:r>
         <w:t xml:space="preserve">Truy cập: </w:t>
       </w:r>
-      <w:hyperlink r:id="rId8" w:tgtFrame="_blank" w:history="1">
+      <w:hyperlink r:id="rId9" w:tgtFrame="_blank" w:history="1">
         <w:r>
           <w:rPr>
             <w:rStyle w:val="Hyperlink"/>
@@ -3389,7 +3389,7 @@
       <w:r>
         <w:t xml:space="preserve">ssh </w:t>
       </w:r>
-      <w:hyperlink r:id="rId9" w:history="1">
+      <w:hyperlink r:id="rId10" w:history="1">
         <w:r>
           <w:rPr>
             <w:rStyle w:val="Hyperlink"/>
@@ -3533,7 +3533,7 @@
                     </pic:cNvPicPr>
                   </pic:nvPicPr>
                   <pic:blipFill>
-                    <a:blip r:embed="rId10">
+                    <a:blip r:embed="rId11">
                       <a:extLst>
                         <a:ext uri="{28A0092B-C50C-407E-A947-70E740481C1C}">
                           <a14:useLocalDpi xmlns:a14="http://schemas.microsoft.com/office/drawing/2010/main" val="0"/>
@@ -3708,35 +3708,43 @@
     </w:p>
     <w:p>
       <w:r>
+        <w:t>sudo reboot: Khởi động lại</w:t>
+      </w:r>
+    </w:p>
+    <w:p>
+      <w:r>
+        <w:t>sudo poweroff : Tắt máy</w:t>
+      </w:r>
+    </w:p>
+    <w:p>
+      <w:r>
         <w:t>rpicam-still -o anh.jpg : Chụp ảnh</w:t>
       </w:r>
     </w:p>
     <w:p>
       <w:r>
-        <w:t>sudo reboot: Khởi động lại</w:t>
-      </w:r>
-    </w:p>
-    <w:p>
-      <w:r>
-        <w:t>sudo poweroff : Tắt máy</w:t>
+        <w:t>feh –fullscreen anh.jpg</w:t>
+      </w:r>
+    </w:p>
+    <w:p>
+      <w:r>
+        <w:t xml:space="preserve">python3 detect_aruco_images.py –image aruco.jpg –type DICT_5X5_100 </w:t>
+      </w:r>
+    </w:p>
+    <w:p/>
+    <w:p>
+      <w:r>
+        <w:t>python3 generate_aruco_tags.py --id 24 --type DICT_5X5_100 --size 600 --output tags/</w:t>
       </w:r>
     </w:p>
     <w:p/>
     <w:p/>
     <w:p>
       <w:r>
-        <w:lastRenderedPageBreak/>
-        <w:t>python3 generate_aruco_tags.py --id 24 --type DICT_5X5_100 --size 600 --output tags/</w:t>
+        <w:t>opencv : 4.6.0</w:t>
       </w:r>
     </w:p>
     <w:p/>
-    <w:p/>
-    <w:p>
-      <w:r>
-        <w:t>opencv : 4.6.0</w:t>
-      </w:r>
-    </w:p>
-    <w:p/>
     <w:p>
       <w:r>
         <w:t>pi@raspberrypi:~/ArUCo-Markers-Pose-Estimation-Generation-Python $ cat /etc/os-release</w:t>
@@ -3791,7 +3799,7 @@
       <w:r>
         <w:t>BUG_REPORT_URL=</w:t>
       </w:r>
-      <w:hyperlink r:id="rId11" w:history="1">
+      <w:hyperlink r:id="rId12" w:history="1">
         <w:r>
           <w:rPr>
             <w:rStyle w:val="Hyperlink"/>
@@ -4068,6 +4076,9 @@
             <w:r>
               <w:t>30</w:t>
             </w:r>
+            <w:r>
+              <w:t xml:space="preserve"> (default)</w:t>
+            </w:r>
           </w:p>
         </w:tc>
         <w:tc>
@@ -4108,7 +4119,7 @@
           </w:tcPr>
           <w:p>
             <w:r>
-              <w:t>recommend</w:t>
+              <w:t>Ngta hay sử dụng</w:t>
             </w:r>
           </w:p>
         </w:tc>
@@ -4148,6 +4159,13 @@
         <w:t>- Khoảng cách mong muốn drone chụp được Aruco càng xa thì kích thước mã Aruco ta cần càng lớn</w:t>
       </w:r>
     </w:p>
+    <w:p/>
+    <w:p>
+      <w:r>
+        <w:t>thiếu tham số COM_OBS_AVOID (liên quan đến tính năng tránh chướng ngại vật)</w:t>
+      </w:r>
+    </w:p>
+    <w:p/>
     <w:sectPr>
       <w:pgSz w:w="12240" w:h="15840"/>
       <w:pgMar w:top="1440" w:right="1440" w:bottom="1440" w:left="1440" w:header="720" w:footer="720" w:gutter="0"/>
@@ -4159,7 +4177,7 @@
 </file>
 
 <file path=word/numbering.xml><?xml version="1.0" encoding="utf-8"?>
-<w:numbering xmlns:wpc="http://schemas.microsoft.com/office/word/2010/wordprocessingCanvas" xmlns:cx="http://schemas.microsoft.com/office/drawing/2014/chartex" xmlns:cx1="http://schemas.microsoft.com/office/drawing/2015/9/8/chartex" xmlns:cx2="http://schemas.microsoft.com/office/drawing/2015/10/21/chartex" xmlns:cx3="http://schemas.microsoft.com/office/drawing/2016/5/9/chartex" xmlns:cx4="http://schemas.microsoft.com/office/drawing/2016/5/10/chartex" xmlns:cx5="http://schemas.microsoft.com/office/drawing/2016/5/11/chartex" xmlns:cx6="http://schemas.microsoft.com/office/drawing/2016/5/12/chartex" xmlns:cx7="http://schemas.microsoft.com/office/drawing/2016/5/13/chartex" xmlns:cx8="http://schemas.microsoft.com/office/drawing/2016/5/14/chartex" xmlns:mc="http://schemas.openxmlformats.org/markup-compatibility/2006" xmlns:aink="http://schemas.microsoft.com/office/drawing/2016/ink" xmlns:am3d="http://schemas.microsoft.com/office/drawing/2017/model3d" xmlns:o="urn:schemas-microsoft-com:office:office" xmlns:oel="http://schemas.microsoft.com/office/2019/extlst" xmlns:r="http://schemas.openxmlformats.org/officeDocument/2006/relationships" xmlns:m="http://schemas.openxmlformats.org/officeDocument/2006/math" xmlns:v="urn:schemas-microsoft-com:vml" xmlns:wp14="http://schemas.microsoft.com/office/word/2010/wordprocessingDrawing" xmlns:wp="http://schemas.openxmlformats.org/drawingml/2006/wordprocessingDrawing" xmlns:w10="urn:schemas-microsoft-com:office:word" xmlns:w="http://schemas.openxmlformats.org/wordprocessingml/2006/main" xmlns:w14="http://schemas.microsoft.com/office/word/2010/wordml" xmlns:w15="http://schemas.microsoft.com/office/word/2012/wordml" xmlns:w16cei="http://schemas.microsoft.com/office/word/2026/wordml/cei" xmlns:w16cex="http://schemas.microsoft.com/office/word/2018/wordml/cex" xmlns:w16cid="http://schemas.microsoft.com/office/word/2016/wordml/cid" xmlns:w16="http://schemas.microsoft.com/office/word/2018/wordml" xmlns:w16du="http://schemas.microsoft.com/office/word/2023/wordml/word16du" xmlns:w16sdtdh="http://schemas.microsoft.com/office/word/2020/wordml/sdtdatahash" xmlns:w16sdtfl="http://schemas.microsoft.com/office/word/2024/wordml/sdtformatlock" xmlns:w16se="http://schemas.microsoft.com/office/word/2015/wordml/symex" xmlns:wpg="http://schemas.microsoft.com/office/word/2010/wordprocessingGroup" xmlns:wpi="http://schemas.microsoft.com/office/word/2010/wordprocessingInk" xmlns:wne="http://schemas.microsoft.com/office/word/2006/wordml" xmlns:wps="http://schemas.microsoft.com/office/word/2010/wordprocessingShape" mc:Ignorable="w14 w15 w16se w16cid w16 w16cex w16sdtdh w16sdtfl w16du wp14">
+<w:numbering xmlns:wpc="http://schemas.microsoft.com/office/word/2010/wordprocessingCanvas" xmlns:cx="http://schemas.microsoft.com/office/drawing/2014/chartex" xmlns:cx1="http://schemas.microsoft.com/office/drawing/2015/9/8/chartex" xmlns:cx2="http://schemas.microsoft.com/office/drawing/2015/10/21/chartex" xmlns:cx3="http://schemas.microsoft.com/office/drawing/2016/5/9/chartex" xmlns:cx4="http://schemas.microsoft.com/office/drawing/2016/5/10/chartex" xmlns:cx5="http://schemas.microsoft.com/office/drawing/2016/5/11/chartex" xmlns:cx6="http://schemas.microsoft.com/office/drawing/2016/5/12/chartex" xmlns:cx7="http://schemas.microsoft.com/office/drawing/2016/5/13/chartex" xmlns:cx8="http://schemas.microsoft.com/office/drawing/2016/5/14/chartex" xmlns:mc="http://schemas.openxmlformats.org/markup-compatibility/2006" xmlns:aink="http://schemas.microsoft.com/office/drawing/2016/ink" xmlns:am3d="http://schemas.microsoft.com/office/drawing/2017/model3d" xmlns:o="urn:schemas-microsoft-com:office:office" xmlns:oel="http://schemas.microsoft.com/office/2019/extlst" xmlns:r="http://schemas.openxmlformats.org/officeDocument/2006/relationships" xmlns:m="http://schemas.openxmlformats.org/officeDocument/2006/math" xmlns:v="urn:schemas-microsoft-com:vml" xmlns:wp14="http://schemas.microsoft.com/office/word/2010/wordprocessingDrawing" xmlns:wp="http://schemas.openxmlformats.org/drawingml/2006/wordprocessingDrawing" xmlns:w10="urn:schemas-microsoft-com:office:word" xmlns:w="http://schemas.openxmlformats.org/wordprocessingml/2006/main" xmlns:w14="http://schemas.microsoft.com/office/word/2010/wordml" xmlns:w15="http://schemas.microsoft.com/office/word/2012/wordml" xmlns:w16cex="http://schemas.microsoft.com/office/word/2018/wordml/cex" xmlns:w16cid="http://schemas.microsoft.com/office/word/2016/wordml/cid" xmlns:w16="http://schemas.microsoft.com/office/word/2018/wordml" xmlns:w16du="http://schemas.microsoft.com/office/word/2023/wordml/word16du" xmlns:w16sdtdh="http://schemas.microsoft.com/office/word/2020/wordml/sdtdatahash" xmlns:w16sdtfl="http://schemas.microsoft.com/office/word/2024/wordml/sdtformatlock" xmlns:w16se="http://schemas.microsoft.com/office/word/2015/wordml/symex" xmlns:wpg="http://schemas.microsoft.com/office/word/2010/wordprocessingGroup" xmlns:wpi="http://schemas.microsoft.com/office/word/2010/wordprocessingInk" xmlns:wne="http://schemas.microsoft.com/office/word/2006/wordml" xmlns:wps="http://schemas.microsoft.com/office/word/2010/wordprocessingShape" mc:Ignorable="w14 w15 w16se w16cid w16 w16cex w16sdtdh w16sdtfl w16du wp14">
   <w:abstractNum w:abstractNumId="0" w15:restartNumberingAfterBreak="0">
     <w:nsid w:val="02F47B5C"/>
     <w:multiLevelType w:val="multilevel"/>
@@ -7714,4 +7732,16 @@
     </a:ext>
   </a:extLst>
 </a:theme>
+</file>
+
+<file path=customXml/item1.xml><?xml version="1.0" encoding="utf-8"?>
+<b:Sources xmlns:b="http://schemas.openxmlformats.org/officeDocument/2006/bibliography" xmlns="http://schemas.openxmlformats.org/officeDocument/2006/bibliography" SelectedStyle="\APASixthEditionOfficeOnline.xsl" StyleName="APA" Version="6"/>
+</file>
+
+<file path=customXml/itemProps1.xml><?xml version="1.0" encoding="utf-8"?>
+<ds:datastoreItem xmlns:ds="http://schemas.openxmlformats.org/officeDocument/2006/customXml" ds:itemID="{E9F8CA9A-6BFD-49FF-8FDD-8C4A630FDB91}">
+  <ds:schemaRefs>
+    <ds:schemaRef ds:uri="http://schemas.openxmlformats.org/officeDocument/2006/bibliography"/>
+  </ds:schemaRefs>
+</ds:datastoreItem>
 </file>
--- a/report.docx
+++ b/report.docx
@@ -4163,6 +4163,55 @@
     <w:p>
       <w:r>
         <w:t>thiếu tham số COM_OBS_AVOID (liên quan đến tính năng tránh chướng ngại vật)</w:t>
+      </w:r>
+    </w:p>
+    <w:p/>
+    <w:p>
+      <w:r>
+        <w:t>cd ~/Aruco</w:t>
+      </w:r>
+    </w:p>
+    <w:p/>
+    <w:p>
+      <w:r>
+        <w:t>python3 generate_aruco_tags.py --id 24 --type DICT_5X5_100 -o tags/</w:t>
+      </w:r>
+    </w:p>
+    <w:p>
+      <w:r>
+        <w:t>python3 detect_aruco_images.py --image Images/test_image_1.png --type DICT_5X5_100</w:t>
+      </w:r>
+    </w:p>
+    <w:p>
+      <w:r>
+        <w:lastRenderedPageBreak/>
+        <w:t>python3 detect_aruco_video.py --type DICT_5X5_100 --camera True</w:t>
+      </w:r>
+    </w:p>
+    <w:p>
+      <w:r>
+        <w:t>python3 pose_estimation.py --K_Matrix calibration_matrix.npy --D_Coeff distortion_coefficients.npy --type DICT_5X5_100</w:t>
+      </w:r>
+    </w:p>
+    <w:p/>
+    <w:p>
+      <w:pPr>
+        <w:pStyle w:val="Heading1"/>
+      </w:pPr>
+      <w:r>
+        <w:t>BÁO CÁO 2</w:t>
+      </w:r>
+      <w:r>
+        <w:t>5</w:t>
+      </w:r>
+      <w:r>
+        <w:t>/8/2026</w:t>
+      </w:r>
+    </w:p>
+    <w:p>
+      <w:r>
+        <w:tab/>
+        <w:t>Phân tích ros2-with-px4-example</w:t>
       </w:r>
     </w:p>
     <w:p/>
@@ -7051,6 +7100,7 @@
   <w:style w:type="character" w:default="1" w:styleId="DefaultParagraphFont">
     <w:name w:val="Default Paragraph Font"/>
     <w:uiPriority w:val="1"/>
+    <w:semiHidden/>
     <w:unhideWhenUsed/>
   </w:style>
   <w:style w:type="table" w:default="1" w:styleId="TableNormal">

--- a/report.docx
+++ b/report.docx
@@ -4199,21 +4199,357 @@
         <w:pStyle w:val="Heading1"/>
       </w:pPr>
       <w:r>
-        <w:t>BÁO CÁO 2</w:t>
-      </w:r>
-      <w:r>
-        <w:t>5</w:t>
-      </w:r>
-      <w:r>
-        <w:t>/8/2026</w:t>
-      </w:r>
-    </w:p>
-    <w:p>
-      <w:r>
+        <w:t>BÁO CÁO 25/8/2026</w:t>
+      </w:r>
+    </w:p>
+    <w:p>
+      <w:pPr>
+        <w:rPr>
+          <w:b/>
+          <w:bCs/>
+        </w:rPr>
+      </w:pPr>
+      <w:r>
+        <w:rPr>
+          <w:b/>
+          <w:bCs/>
+        </w:rPr>
         <w:tab/>
         <w:t>Phân tích ros2-with-px4-example</w:t>
       </w:r>
     </w:p>
+    <w:p>
+      <w:r>
+        <w:t>Ros2: robot operating system 2 (hệ điều hành robot phiên bản 2)</w:t>
+      </w:r>
+    </w:p>
+    <w:p>
+      <w:r>
+        <w:t>- Không giống window hay linux – middleware (phần mềm trung gian ) – opensource</w:t>
+      </w:r>
+    </w:p>
+    <w:p>
+      <w:r>
+        <w:t xml:space="preserve">- Ros2 cung cấp: </w:t>
+      </w:r>
+    </w:p>
+    <w:p>
+      <w:r>
+        <w:tab/>
+        <w:t>+ Hệ thống giao tiếp giữa các node</w:t>
+      </w:r>
+    </w:p>
+    <w:p>
+      <w:r>
+        <w:tab/>
+        <w:t>+ Quản lý thời gian</w:t>
+      </w:r>
+    </w:p>
+    <w:p>
+      <w:r>
+        <w:tab/>
+        <w:t>+ Thư viện sẵn có cho sensor, slam, control</w:t>
+      </w:r>
+    </w:p>
+    <w:p>
+      <w:r>
+        <w:tab/>
+        <w:t xml:space="preserve">+ Hỗ trợ đa ngôn ngữ </w:t>
+      </w:r>
+    </w:p>
+    <w:p>
+      <w:r>
+        <w:t>-&gt; Các phiên bản phổ biến: Humble (repo dùng), Iron, Jazzy</w:t>
+      </w:r>
+    </w:p>
+    <w:p/>
+    <w:p>
+      <w:r>
+        <w:t>ros2-with-px4-example</w:t>
+      </w:r>
+    </w:p>
+    <w:p>
+      <w:r>
+        <w:t>-&gt; code cho ros2 chạy trên pi giao tiếp với px4</w:t>
+      </w:r>
+    </w:p>
+    <w:p/>
+    <w:p>
+      <w:r>
+        <w:t xml:space="preserve">- </w:t>
+      </w:r>
+      <w:r>
+        <w:t xml:space="preserve">Docker </w:t>
+      </w:r>
+      <w:r>
+        <w:t>là</w:t>
+      </w:r>
+      <w:r>
+        <w:t xml:space="preserve"> công cụ đóng gói phần mềm thành </w:t>
+      </w:r>
+      <w:r>
+        <w:t>container</w:t>
+      </w:r>
+      <w:r>
+        <w:t xml:space="preserve"> để chạy dễ dàng, sạch sẽ và giống n</w:t>
+      </w:r>
+      <w:r>
+        <w:t>hau ở mọi nơi</w:t>
+      </w:r>
+    </w:p>
+    <w:p>
+      <w:r>
+        <w:tab/>
+        <w:t xml:space="preserve">+ </w:t>
+      </w:r>
+      <w:r>
+        <w:t xml:space="preserve">Chạy giống nhau trên mọi máy (Pi, Jetson, laptop…) </w:t>
+      </w:r>
+    </w:p>
+    <w:p>
+      <w:pPr>
+        <w:ind w:left="720"/>
+      </w:pPr>
+      <w:r>
+        <w:t xml:space="preserve">+ </w:t>
+      </w:r>
+      <w:r>
+        <w:t xml:space="preserve">Dễ chia sẻ, dễ triển khai </w:t>
+      </w:r>
+    </w:p>
+    <w:p>
+      <w:pPr>
+        <w:ind w:left="720"/>
+      </w:pPr>
+      <w:r>
+        <w:t xml:space="preserve">+ </w:t>
+      </w:r>
+      <w:r>
+        <w:t xml:space="preserve">Không làm bẩn hệ thống gốc </w:t>
+      </w:r>
+    </w:p>
+    <w:p>
+      <w:pPr>
+        <w:ind w:firstLine="720"/>
+      </w:pPr>
+      <w:r>
+        <w:t xml:space="preserve">+ </w:t>
+      </w:r>
+      <w:r>
+        <w:t>Dễ xóa / làm lại khi hỏng</w:t>
+      </w:r>
+    </w:p>
+    <w:p/>
+    <w:p>
+      <w:r>
+        <w:t>aruco_</w:t>
+      </w:r>
+      <w:r>
+        <w:t>detect_node:</w:t>
+      </w:r>
+    </w:p>
+    <w:p>
+      <w:pPr>
+        <w:ind w:firstLine="360"/>
+      </w:pPr>
+      <w:r>
+        <w:lastRenderedPageBreak/>
+        <w:t>+ Nhận ảnh từ camera</w:t>
+      </w:r>
+    </w:p>
+    <w:p>
+      <w:pPr>
+        <w:ind w:firstLine="360"/>
+      </w:pPr>
+      <w:r>
+        <w:t xml:space="preserve">+ </w:t>
+      </w:r>
+      <w:r>
+        <w:t>Phát hiện các marker ArUco trong ảnh.</w:t>
+      </w:r>
+    </w:p>
+    <w:p>
+      <w:pPr>
+        <w:ind w:firstLine="360"/>
+      </w:pPr>
+      <w:r>
+        <w:t xml:space="preserve">+ </w:t>
+      </w:r>
+      <w:r>
+        <w:t>Ước lượng pose marker so với camera.</w:t>
+      </w:r>
+    </w:p>
+    <w:p>
+      <w:pPr>
+        <w:ind w:firstLine="360"/>
+      </w:pPr>
+      <w:r>
+        <w:t xml:space="preserve">+ </w:t>
+      </w:r>
+      <w:r>
+        <w:t>Publish</w:t>
+      </w:r>
+      <w:r>
+        <w:t>:</w:t>
+      </w:r>
+    </w:p>
+    <w:p>
+      <w:pPr>
+        <w:ind w:firstLine="720"/>
+      </w:pPr>
+      <w:r>
+        <w:t xml:space="preserve">. </w:t>
+      </w:r>
+      <w:r>
+        <w:t>Danh sách pose của tất cả marker</w:t>
+      </w:r>
+    </w:p>
+    <w:p>
+      <w:pPr>
+        <w:ind w:firstLine="720"/>
+      </w:pPr>
+      <w:r>
+        <w:t xml:space="preserve">. </w:t>
+      </w:r>
+      <w:r>
+        <w:t>ID của các marker</w:t>
+      </w:r>
+    </w:p>
+    <w:p>
+      <w:pPr>
+        <w:ind w:firstLine="720"/>
+      </w:pPr>
+      <w:r>
+        <w:t xml:space="preserve">. </w:t>
+      </w:r>
+      <w:r>
+        <w:t>Pose của marker mục tiêu</w:t>
+      </w:r>
+    </w:p>
+    <w:p>
+      <w:pPr>
+        <w:ind w:firstLine="720"/>
+      </w:pPr>
+      <w:r>
+        <w:t xml:space="preserve">. </w:t>
+      </w:r>
+      <w:r>
+        <w:t>Trạng thái hoạt động</w:t>
+      </w:r>
+    </w:p>
+    <w:p/>
+    <w:p>
+      <w:r>
+        <w:t>unix socket: dùng để giao tiếp giữa 2 chương trình trên 1 máy nhanh chóng</w:t>
+      </w:r>
+    </w:p>
+    <w:p/>
+    <w:p>
+      <w:r>
+        <w:tab/>
+        <w:t>* Sự thay đổi</w:t>
+      </w:r>
+    </w:p>
+    <w:p/>
+    <w:p>
+      <w:r>
+        <w:t>detect_aruco_images.py</w:t>
+      </w:r>
+      <w:r>
+        <w:t xml:space="preserve"> + </w:t>
+      </w:r>
+      <w:r>
+        <w:t>detect_aruco_video.py</w:t>
+      </w:r>
+      <w:r>
+        <w:t xml:space="preserve"> -&gt; </w:t>
+      </w:r>
+      <w:r>
+        <w:t>aruco_detector_node.py</w:t>
+      </w:r>
+    </w:p>
+    <w:p>
+      <w:r>
+        <w:tab/>
+        <w:t xml:space="preserve">=&gt; </w:t>
+      </w:r>
+      <w:r>
+        <w:t>viết lại thành ROS 2 no</w:t>
+      </w:r>
+      <w:r>
+        <w:t>de</w:t>
+      </w:r>
+    </w:p>
+    <w:p/>
+    <w:p>
+      <w:r>
+        <w:t>pose_estimation.py</w:t>
+      </w:r>
+      <w:r>
+        <w:t xml:space="preserve"> -&gt; </w:t>
+      </w:r>
+      <w:r>
+        <w:t>aruco_geometry.py + logic bên trong aruco_detector_node.py</w:t>
+      </w:r>
+    </w:p>
+    <w:p>
+      <w:r>
+        <w:tab/>
+        <w:t xml:space="preserve">=&gt; </w:t>
+      </w:r>
+      <w:r>
+        <w:t xml:space="preserve">Thay đổi </w:t>
+      </w:r>
+      <w:r>
+        <w:t>-</w:t>
+      </w:r>
+      <w:r>
+        <w:t xml:space="preserve"> tách phần hình học ra file riêng + tích hợp vào node</w:t>
+      </w:r>
+    </w:p>
+    <w:p/>
+    <w:p>
+      <w:r>
+        <w:t>calibration.py</w:t>
+      </w:r>
+      <w:r>
+        <w:t xml:space="preserve"> -&gt; </w:t>
+      </w:r>
+      <w:r>
+        <w:t>camera_calibration_publisher.py + các launch calibration</w:t>
+      </w:r>
+    </w:p>
+    <w:p>
+      <w:r>
+        <w:tab/>
+        <w:t xml:space="preserve">=&gt; </w:t>
+      </w:r>
+      <w:r>
+        <w:t>viết lại thành node ROS + thêm GUI</w:t>
+      </w:r>
+    </w:p>
+    <w:p/>
+    <w:p>
+      <w:r>
+        <w:t>generate_aruco_tags.py</w:t>
+      </w:r>
+      <w:r>
+        <w:t xml:space="preserve"> -&gt; Không đem vào node -&gt; giữ nguyên</w:t>
+      </w:r>
+    </w:p>
+    <w:p/>
+    <w:p>
+      <w:r>
+        <w:t>utils.py</w:t>
+      </w:r>
+      <w:r>
+        <w:t xml:space="preserve"> -&gt; </w:t>
+      </w:r>
+      <w:r>
+        <w:t>không còn file riêng, logic được nhúng vào</w:t>
+      </w:r>
+    </w:p>
+    <w:p/>
     <w:p/>
     <w:sectPr>
       <w:pgSz w:w="12240" w:h="15840"/>
@@ -5395,6 +5731,123 @@
     </w:lvl>
   </w:abstractNum>
   <w:abstractNum w:abstractNumId="9" w15:restartNumberingAfterBreak="0">
+    <w:nsid w:val="43567E1C"/>
+    <w:multiLevelType w:val="multilevel"/>
+    <w:tmpl w:val="747E7032"/>
+    <w:lvl w:ilvl="0">
+      <w:start w:val="1"/>
+      <w:numFmt w:val="decimal"/>
+      <w:lvlText w:val="%1."/>
+      <w:lvlJc w:val="left"/>
+      <w:pPr>
+        <w:tabs>
+          <w:tab w:val="num" w:pos="720"/>
+        </w:tabs>
+        <w:ind w:left="720" w:hanging="360"/>
+      </w:pPr>
+    </w:lvl>
+    <w:lvl w:ilvl="1">
+      <w:start w:val="1"/>
+      <w:numFmt w:val="bullet"/>
+      <w:lvlText w:val="o"/>
+      <w:lvlJc w:val="left"/>
+      <w:pPr>
+        <w:tabs>
+          <w:tab w:val="num" w:pos="1440"/>
+        </w:tabs>
+        <w:ind w:left="1440" w:hanging="360"/>
+      </w:pPr>
+      <w:rPr>
+        <w:rFonts w:ascii="Courier New" w:hAnsi="Courier New" w:hint="default"/>
+        <w:sz w:val="20"/>
+      </w:rPr>
+    </w:lvl>
+    <w:lvl w:ilvl="2" w:tentative="1">
+      <w:start w:val="1"/>
+      <w:numFmt w:val="decimal"/>
+      <w:lvlText w:val="%3."/>
+      <w:lvlJc w:val="left"/>
+      <w:pPr>
+        <w:tabs>
+          <w:tab w:val="num" w:pos="2160"/>
+        </w:tabs>
+        <w:ind w:left="2160" w:hanging="360"/>
+      </w:pPr>
+    </w:lvl>
+    <w:lvl w:ilvl="3" w:tentative="1">
+      <w:start w:val="1"/>
+      <w:numFmt w:val="decimal"/>
+      <w:lvlText w:val="%4."/>
+      <w:lvlJc w:val="left"/>
+      <w:pPr>
+        <w:tabs>
+          <w:tab w:val="num" w:pos="2880"/>
+        </w:tabs>
+        <w:ind w:left="2880" w:hanging="360"/>
+      </w:pPr>
+    </w:lvl>
+    <w:lvl w:ilvl="4" w:tentative="1">
+      <w:start w:val="1"/>
+      <w:numFmt w:val="decimal"/>
+      <w:lvlText w:val="%5."/>
+      <w:lvlJc w:val="left"/>
+      <w:pPr>
+        <w:tabs>
+          <w:tab w:val="num" w:pos="3600"/>
+        </w:tabs>
+        <w:ind w:left="3600" w:hanging="360"/>
+      </w:pPr>
+    </w:lvl>
+    <w:lvl w:ilvl="5" w:tentative="1">
+      <w:start w:val="1"/>
+      <w:numFmt w:val="decimal"/>
+      <w:lvlText w:val="%6."/>
+      <w:lvlJc w:val="left"/>
+      <w:pPr>
+        <w:tabs>
+          <w:tab w:val="num" w:pos="4320"/>
+        </w:tabs>
+        <w:ind w:left="4320" w:hanging="360"/>
+      </w:pPr>
+    </w:lvl>
+    <w:lvl w:ilvl="6" w:tentative="1">
+      <w:start w:val="1"/>
+      <w:numFmt w:val="decimal"/>
+      <w:lvlText w:val="%7."/>
+      <w:lvlJc w:val="left"/>
+      <w:pPr>
+        <w:tabs>
+          <w:tab w:val="num" w:pos="5040"/>
+        </w:tabs>
+        <w:ind w:left="5040" w:hanging="360"/>
+      </w:pPr>
+    </w:lvl>
+    <w:lvl w:ilvl="7" w:tentative="1">
+      <w:start w:val="1"/>
+      <w:numFmt w:val="decimal"/>
+      <w:lvlText w:val="%8."/>
+      <w:lvlJc w:val="left"/>
+      <w:pPr>
+        <w:tabs>
+          <w:tab w:val="num" w:pos="5760"/>
+        </w:tabs>
+        <w:ind w:left="5760" w:hanging="360"/>
+      </w:pPr>
+    </w:lvl>
+    <w:lvl w:ilvl="8" w:tentative="1">
+      <w:start w:val="1"/>
+      <w:numFmt w:val="decimal"/>
+      <w:lvlText w:val="%9."/>
+      <w:lvlJc w:val="left"/>
+      <w:pPr>
+        <w:tabs>
+          <w:tab w:val="num" w:pos="6480"/>
+        </w:tabs>
+        <w:ind w:left="6480" w:hanging="360"/>
+      </w:pPr>
+    </w:lvl>
+  </w:abstractNum>
+  <w:abstractNum w:abstractNumId="10" w15:restartNumberingAfterBreak="0">
     <w:nsid w:val="436E0960"/>
     <w:multiLevelType w:val="hybridMultilevel"/>
     <w:tmpl w:val="EEA4A76A"/>
@@ -5506,7 +5959,7 @@
       </w:rPr>
     </w:lvl>
   </w:abstractNum>
-  <w:abstractNum w:abstractNumId="10" w15:restartNumberingAfterBreak="0">
+  <w:abstractNum w:abstractNumId="11" w15:restartNumberingAfterBreak="0">
     <w:nsid w:val="457D158A"/>
     <w:multiLevelType w:val="hybridMultilevel"/>
     <w:tmpl w:val="3CB0B9FC"/>
@@ -5618,7 +6071,7 @@
       </w:rPr>
     </w:lvl>
   </w:abstractNum>
-  <w:abstractNum w:abstractNumId="11" w15:restartNumberingAfterBreak="0">
+  <w:abstractNum w:abstractNumId="12" w15:restartNumberingAfterBreak="0">
     <w:nsid w:val="52B35A79"/>
     <w:multiLevelType w:val="hybridMultilevel"/>
     <w:tmpl w:val="CF602AAE"/>
@@ -5730,7 +6183,7 @@
       </w:rPr>
     </w:lvl>
   </w:abstractNum>
-  <w:abstractNum w:abstractNumId="12" w15:restartNumberingAfterBreak="0">
+  <w:abstractNum w:abstractNumId="13" w15:restartNumberingAfterBreak="0">
     <w:nsid w:val="53024D3E"/>
     <w:multiLevelType w:val="multilevel"/>
     <w:tmpl w:val="172AFEA0"/>
@@ -5879,7 +6332,7 @@
       </w:rPr>
     </w:lvl>
   </w:abstractNum>
-  <w:abstractNum w:abstractNumId="13" w15:restartNumberingAfterBreak="0">
+  <w:abstractNum w:abstractNumId="14" w15:restartNumberingAfterBreak="0">
     <w:nsid w:val="569301C4"/>
     <w:multiLevelType w:val="hybridMultilevel"/>
     <w:tmpl w:val="E258D134"/>
@@ -5991,7 +6444,7 @@
       </w:rPr>
     </w:lvl>
   </w:abstractNum>
-  <w:abstractNum w:abstractNumId="14" w15:restartNumberingAfterBreak="0">
+  <w:abstractNum w:abstractNumId="15" w15:restartNumberingAfterBreak="0">
     <w:nsid w:val="5A0D6F21"/>
     <w:multiLevelType w:val="hybridMultilevel"/>
     <w:tmpl w:val="0FC096AE"/>
@@ -6103,7 +6556,7 @@
       </w:rPr>
     </w:lvl>
   </w:abstractNum>
-  <w:abstractNum w:abstractNumId="15" w15:restartNumberingAfterBreak="0">
+  <w:abstractNum w:abstractNumId="16" w15:restartNumberingAfterBreak="0">
     <w:nsid w:val="5BBC13E5"/>
     <w:multiLevelType w:val="multilevel"/>
     <w:tmpl w:val="B34E60C2"/>
@@ -6216,7 +6669,7 @@
       </w:pPr>
     </w:lvl>
   </w:abstractNum>
-  <w:abstractNum w:abstractNumId="16" w15:restartNumberingAfterBreak="0">
+  <w:abstractNum w:abstractNumId="17" w15:restartNumberingAfterBreak="0">
     <w:nsid w:val="70536ECE"/>
     <w:multiLevelType w:val="hybridMultilevel"/>
     <w:tmpl w:val="4978F9A4"/>
@@ -6329,7 +6782,7 @@
       </w:rPr>
     </w:lvl>
   </w:abstractNum>
-  <w:abstractNum w:abstractNumId="17" w15:restartNumberingAfterBreak="0">
+  <w:abstractNum w:abstractNumId="18" w15:restartNumberingAfterBreak="0">
     <w:nsid w:val="7D8705AF"/>
     <w:multiLevelType w:val="hybridMultilevel"/>
     <w:tmpl w:val="E0B2A15A"/>
@@ -6442,28 +6895,28 @@
     </w:lvl>
   </w:abstractNum>
   <w:num w:numId="1" w16cid:durableId="455148927">
-    <w:abstractNumId w:val="10"/>
+    <w:abstractNumId w:val="11"/>
   </w:num>
   <w:num w:numId="2" w16cid:durableId="1306545363">
     <w:abstractNumId w:val="7"/>
   </w:num>
   <w:num w:numId="3" w16cid:durableId="1479497268">
-    <w:abstractNumId w:val="11"/>
+    <w:abstractNumId w:val="12"/>
   </w:num>
   <w:num w:numId="4" w16cid:durableId="6030451">
     <w:abstractNumId w:val="4"/>
   </w:num>
   <w:num w:numId="5" w16cid:durableId="926227067">
-    <w:abstractNumId w:val="15"/>
+    <w:abstractNumId w:val="16"/>
   </w:num>
   <w:num w:numId="6" w16cid:durableId="2128886024">
     <w:abstractNumId w:val="6"/>
   </w:num>
   <w:num w:numId="7" w16cid:durableId="6716378">
-    <w:abstractNumId w:val="17"/>
+    <w:abstractNumId w:val="18"/>
   </w:num>
   <w:num w:numId="8" w16cid:durableId="2105954617">
-    <w:abstractNumId w:val="9"/>
+    <w:abstractNumId w:val="10"/>
   </w:num>
   <w:num w:numId="9" w16cid:durableId="592126465">
     <w:abstractNumId w:val="3"/>
@@ -6472,19 +6925,19 @@
     <w:abstractNumId w:val="8"/>
   </w:num>
   <w:num w:numId="11" w16cid:durableId="1068840981">
-    <w:abstractNumId w:val="16"/>
+    <w:abstractNumId w:val="17"/>
   </w:num>
   <w:num w:numId="12" w16cid:durableId="182207724">
     <w:abstractNumId w:val="5"/>
   </w:num>
   <w:num w:numId="13" w16cid:durableId="371998841">
+    <w:abstractNumId w:val="15"/>
+  </w:num>
+  <w:num w:numId="14" w16cid:durableId="2014720162">
     <w:abstractNumId w:val="14"/>
   </w:num>
-  <w:num w:numId="14" w16cid:durableId="2014720162">
+  <w:num w:numId="15" w16cid:durableId="1975598">
     <w:abstractNumId w:val="13"/>
-  </w:num>
-  <w:num w:numId="15" w16cid:durableId="1975598">
-    <w:abstractNumId w:val="12"/>
   </w:num>
   <w:num w:numId="16" w16cid:durableId="66345668">
     <w:abstractNumId w:val="1"/>
@@ -6494,6 +6947,9 @@
   </w:num>
   <w:num w:numId="18" w16cid:durableId="1739589147">
     <w:abstractNumId w:val="2"/>
+  </w:num>
+  <w:num w:numId="19" w16cid:durableId="1560285653">
+    <w:abstractNumId w:val="9"/>
   </w:num>
 </w:numbering>
 </file>
@@ -7100,7 +7556,6 @@
   <w:style w:type="character" w:default="1" w:styleId="DefaultParagraphFont">
     <w:name w:val="Default Paragraph Font"/>
     <w:uiPriority w:val="1"/>
-    <w:semiHidden/>
     <w:unhideWhenUsed/>
   </w:style>
   <w:style w:type="table" w:default="1" w:styleId="TableNormal">

--- a/report.docx
+++ b/report.docx
@@ -4547,6 +4547,12 @@
       </w:r>
       <w:r>
         <w:t>không còn file riêng, logic được nhúng vào</w:t>
+      </w:r>
+      <w:r>
+        <w:t xml:space="preserve"> </w:t>
+      </w:r>
+      <w:r>
+        <w:t xml:space="preserve"> </w:t>
       </w:r>
     </w:p>
     <w:p/>
@@ -7556,6 +7562,7 @@
   <w:style w:type="character" w:default="1" w:styleId="DefaultParagraphFont">
     <w:name w:val="Default Paragraph Font"/>
     <w:uiPriority w:val="1"/>
+    <w:semiHidden/>
     <w:unhideWhenUsed/>
   </w:style>
   <w:style w:type="table" w:default="1" w:styleId="TableNormal">

--- a/report.docx
+++ b/report.docx
@@ -4556,7 +4556,174 @@
       </w:r>
     </w:p>
     <w:p/>
+    <w:p>
+      <w:pPr>
+        <w:pStyle w:val="Heading1"/>
+      </w:pPr>
+      <w:r>
+        <w:lastRenderedPageBreak/>
+        <w:t>BÁO CÁO 27/8/2026</w:t>
+      </w:r>
+    </w:p>
     <w:p/>
+    <w:p>
+      <w:r>
+        <w:t xml:space="preserve">motor: đảo   </w:t>
+      </w:r>
+      <w:r>
+        <w:tab/>
+      </w:r>
+      <w:r>
+        <w:tab/>
+      </w:r>
+      <w:r>
+        <w:tab/>
+        <w:t xml:space="preserve">quạt: đảo -&gt; lực đẩy xuống dưới mạnh </w:t>
+      </w:r>
+    </w:p>
+    <w:p>
+      <w:r>
+        <w:t xml:space="preserve">motor: không đảo  </w:t>
+      </w:r>
+      <w:r>
+        <w:tab/>
+      </w:r>
+      <w:r>
+        <w:tab/>
+        <w:t xml:space="preserve">quạt: đảo -&gt; lực đẩy xuống dưới mạnh </w:t>
+      </w:r>
+    </w:p>
+    <w:p/>
+    <w:p>
+      <w:r>
+        <w:t xml:space="preserve">motor: không đảo </w:t>
+      </w:r>
+      <w:r>
+        <w:tab/>
+      </w:r>
+      <w:r>
+        <w:tab/>
+        <w:t xml:space="preserve">quạt: không đảo -&gt; </w:t>
+      </w:r>
+      <w:r>
+        <w:t>lực đẩy xuống dưới mạnh</w:t>
+      </w:r>
+    </w:p>
+    <w:p/>
+    <w:p/>
+    <w:p>
+      <w:r>
+        <w:t>motor: đảo</w:t>
+      </w:r>
+      <w:r>
+        <w:tab/>
+      </w:r>
+      <w:r>
+        <w:tab/>
+      </w:r>
+      <w:r>
+        <w:tab/>
+        <w:t xml:space="preserve">quạt không đảo -&gt; </w:t>
+      </w:r>
+      <w:r>
+        <w:t>lực đẩy lên</w:t>
+      </w:r>
+    </w:p>
+    <w:p>
+      <w:r>
+        <w:t>(quay sang trái, quạt chém theo chiều kim đồng hồ)</w:t>
+      </w:r>
+    </w:p>
+    <w:p/>
+    <w:p>
+      <w:r>
+        <w:t>Motor 1</w:t>
+      </w:r>
+      <w:r>
+        <w:t xml:space="preserve">:             </w:t>
+      </w:r>
+      <w:r>
+        <w:t xml:space="preserve"> 1k -&gt; 1k3</w:t>
+      </w:r>
+    </w:p>
+    <w:p>
+      <w:r>
+        <w:t xml:space="preserve">motor 2: </w:t>
+      </w:r>
+      <w:r>
+        <w:tab/>
+        <w:t xml:space="preserve">   1k -&gt; 1k2 – 1k3 (rung mạnh)</w:t>
+      </w:r>
+      <w:r>
+        <w:br/>
+      </w:r>
+      <w:r>
+        <w:t xml:space="preserve">motor 3:  </w:t>
+      </w:r>
+      <w:r>
+        <w:tab/>
+        <w:t xml:space="preserve">   1k -&gt; 1k15 (yếu) (rung mạnh)</w:t>
+      </w:r>
+    </w:p>
+    <w:p>
+      <w:r>
+        <w:t xml:space="preserve">motor 4: </w:t>
+      </w:r>
+      <w:r>
+        <w:tab/>
+        <w:t xml:space="preserve">   1k -&gt; </w:t>
+      </w:r>
+      <w:r>
+        <w:t>1k15 (yếu)</w:t>
+      </w:r>
+      <w:r>
+        <w:br/>
+      </w:r>
+      <w:r>
+        <w:br/>
+        <w:t>2 động cơ mạnh là 1,2</w:t>
+      </w:r>
+      <w:r>
+        <w:br/>
+        <w:t>2 động cơ yếu là 3,4</w:t>
+      </w:r>
+    </w:p>
+    <w:p/>
+    <w:p>
+      <w:pPr>
+        <w:pStyle w:val="Heading1"/>
+      </w:pPr>
+      <w:r>
+        <w:t xml:space="preserve">BÁO CÁO </w:t>
+      </w:r>
+      <w:r>
+        <w:t>3</w:t>
+      </w:r>
+      <w:r>
+        <w:t>1</w:t>
+      </w:r>
+      <w:r>
+        <w:t>/8/2026</w:t>
+      </w:r>
+    </w:p>
+    <w:p>
+      <w:pPr>
+        <w:tabs>
+          <w:tab w:val="left" w:pos="1032"/>
+        </w:tabs>
+      </w:pPr>
+      <w:r>
+        <w:tab/>
+        <w:t>Trí tuệ nhân tạo trong điều khiển</w:t>
+      </w:r>
+    </w:p>
+    <w:p>
+      <w:pPr>
+        <w:tabs>
+          <w:tab w:val="left" w:pos="1032"/>
+        </w:tabs>
+      </w:pPr>
+    </w:p>
     <w:sectPr>
       <w:pgSz w:w="12240" w:h="15840"/>
       <w:pgMar w:top="1440" w:right="1440" w:bottom="1440" w:left="1440" w:header="720" w:footer="720" w:gutter="0"/>

--- a/report.docx
+++ b/report.docx
@@ -4694,10 +4694,7 @@
         <w:pStyle w:val="Heading1"/>
       </w:pPr>
       <w:r>
-        <w:t xml:space="preserve">BÁO CÁO </w:t>
-      </w:r>
-      <w:r>
-        <w:t>3</w:t>
+        <w:t>BÁO CÁO 3</w:t>
       </w:r>
       <w:r>
         <w:t>1</w:t>
@@ -4723,6 +4720,9 @@
           <w:tab w:val="left" w:pos="1032"/>
         </w:tabs>
       </w:pPr>
+      <w:r>
+        <w:t xml:space="preserve"> </w:t>
+      </w:r>
     </w:p>
     <w:sectPr>
       <w:pgSz w:w="12240" w:h="15840"/>

--- a/report.docx
+++ b/report.docx
@@ -4694,13 +4694,19 @@
         <w:pStyle w:val="Heading1"/>
       </w:pPr>
       <w:r>
-        <w:t>BÁO CÁO 3</w:t>
-      </w:r>
-      <w:r>
-        <w:t>1</w:t>
-      </w:r>
-      <w:r>
-        <w:t>/8/2026</w:t>
+        <w:t xml:space="preserve">BÁO CÁO </w:t>
+      </w:r>
+      <w:r>
+        <w:t>4</w:t>
+      </w:r>
+      <w:r>
+        <w:t>/</w:t>
+      </w:r>
+      <w:r>
+        <w:t>9</w:t>
+      </w:r>
+      <w:r>
+        <w:t>/2026</w:t>
       </w:r>
     </w:p>
     <w:p>
@@ -4709,10 +4715,6 @@
           <w:tab w:val="left" w:pos="1032"/>
         </w:tabs>
       </w:pPr>
-      <w:r>
-        <w:tab/>
-        <w:t>Trí tuệ nhân tạo trong điều khiển</w:t>
-      </w:r>
     </w:p>
     <w:p>
       <w:pPr>

--- a/report.docx
+++ b/report.docx
@@ -4707,6 +4707,9 @@
       </w:r>
       <w:r>
         <w:t>/2026</w:t>
+      </w:r>
+      <w:r>
+        <w:t xml:space="preserve"> </w:t>
       </w:r>
     </w:p>
     <w:p>

--- a/report.docx
+++ b/report.docx
@@ -4686,30 +4686,6 @@
       <w:r>
         <w:br/>
         <w:t>2 động cơ yếu là 3,4</w:t>
-      </w:r>
-    </w:p>
-    <w:p/>
-    <w:p>
-      <w:pPr>
-        <w:pStyle w:val="Heading1"/>
-      </w:pPr>
-      <w:r>
-        <w:t xml:space="preserve">BÁO CÁO </w:t>
-      </w:r>
-      <w:r>
-        <w:t>4</w:t>
-      </w:r>
-      <w:r>
-        <w:t>/</w:t>
-      </w:r>
-      <w:r>
-        <w:t>9</w:t>
-      </w:r>
-      <w:r>
-        <w:t>/2026</w:t>
-      </w:r>
-      <w:r>
-        <w:t xml:space="preserve"> </w:t>
       </w:r>
     </w:p>
     <w:p>
